--- a/Use_cases_PAN/Use_cases_7_9_v1.0.docx
+++ b/Use_cases_PAN/Use_cases_7_9_v1.0.docx
@@ -4,6 +4,9 @@
   <w:body>
     <w:p>
       <w:pPr>
+        <w:ind w:left="720" w:hanging="360"/>
+      </w:pPr>
+      <w:r>
         <w:rPr>
           <w:rFonts w:ascii="Bahnschrift Light" w:hAnsi="Bahnschrift Light"/>
           <w:b/>
@@ -12,7 +15,8 @@
           <w:szCs w:val="36"/>
           <w:lang w:val="el-GR"/>
         </w:rPr>
-      </w:pPr>
+        <w:t>Αλλαγές</w:t>
+      </w:r>
       <w:r>
         <w:rPr>
           <w:rFonts w:ascii="Bahnschrift Light" w:hAnsi="Bahnschrift Light"/>
@@ -20,9 +24,8 @@
           <w:bCs/>
           <w:sz w:val="36"/>
           <w:szCs w:val="36"/>
-          <w:lang w:val="el-GR"/>
-        </w:rPr>
-        <w:t>Αλλαγές</w:t>
+        </w:rPr>
+        <w:t>7</w:t>
       </w:r>
     </w:p>
     <w:p>
@@ -46,16 +49,163 @@
           <w:szCs w:val="28"/>
           <w:lang w:val="el-GR"/>
         </w:rPr>
-        <w:t xml:space="preserve">Στην εναλλακτική ροή </w:t>
-      </w:r>
-      <w:r>
-        <w:rPr>
-          <w:rFonts w:ascii="Bahnschrift Light" w:hAnsi="Bahnschrift Light"/>
-          <w:sz w:val="28"/>
-          <w:szCs w:val="28"/>
-          <w:lang w:val="el-GR"/>
-        </w:rPr>
-        <w:t>4</w:t>
+        <w:t>Σ</w:t>
+      </w:r>
+      <w:r>
+        <w:rPr>
+          <w:rFonts w:ascii="Bahnschrift Light" w:hAnsi="Bahnschrift Light"/>
+          <w:sz w:val="28"/>
+          <w:szCs w:val="28"/>
+          <w:lang w:val="el-GR"/>
+        </w:rPr>
+        <w:t>τη βασική ροή</w:t>
+      </w:r>
+      <w:r>
+        <w:rPr>
+          <w:rFonts w:ascii="Bahnschrift Light" w:hAnsi="Bahnschrift Light"/>
+          <w:sz w:val="28"/>
+          <w:szCs w:val="28"/>
+          <w:lang w:val="el-GR"/>
+        </w:rPr>
+        <w:t>, π</w:t>
+      </w:r>
+      <w:r>
+        <w:rPr>
+          <w:rFonts w:ascii="Bahnschrift Light" w:hAnsi="Bahnschrift Light"/>
+          <w:sz w:val="28"/>
+          <w:szCs w:val="28"/>
+          <w:lang w:val="el-GR"/>
+        </w:rPr>
+        <w:t>ροστέθηκε το βήμα 2</w:t>
+      </w:r>
+      <w:r>
+        <w:rPr>
+          <w:rFonts w:ascii="Bahnschrift Light" w:hAnsi="Bahnschrift Light"/>
+          <w:sz w:val="28"/>
+          <w:szCs w:val="28"/>
+          <w:lang w:val="el-GR"/>
+        </w:rPr>
+        <w:t xml:space="preserve"> </w:t>
+      </w:r>
+      <w:r>
+        <w:rPr>
+          <w:rFonts w:ascii="Bahnschrift Light" w:hAnsi="Bahnschrift Light"/>
+          <w:sz w:val="28"/>
+          <w:szCs w:val="28"/>
+          <w:lang w:val="el-GR"/>
+        </w:rPr>
+        <w:t xml:space="preserve">(εμφάνιση οθόνης για </w:t>
+      </w:r>
+      <w:r>
+        <w:rPr>
+          <w:rFonts w:ascii="Bahnschrift Light" w:hAnsi="Bahnschrift Light"/>
+          <w:sz w:val="28"/>
+          <w:szCs w:val="28"/>
+          <w:lang w:val="el-GR"/>
+        </w:rPr>
+        <w:t>ψ</w:t>
+      </w:r>
+      <w:r>
+        <w:rPr>
+          <w:rFonts w:ascii="Bahnschrift Light" w:hAnsi="Bahnschrift Light"/>
+          <w:sz w:val="28"/>
+          <w:szCs w:val="28"/>
+          <w:lang w:val="el-GR"/>
+        </w:rPr>
+        <w:t>ώνια από το σύστημα).</w:t>
+      </w:r>
+    </w:p>
+    <w:p>
+      <w:pPr>
+        <w:pStyle w:val="ListParagraph"/>
+        <w:numPr>
+          <w:ilvl w:val="0"/>
+          <w:numId w:val="25"/>
+        </w:numPr>
+        <w:rPr>
+          <w:rFonts w:ascii="Bahnschrift Light" w:hAnsi="Bahnschrift Light"/>
+          <w:sz w:val="28"/>
+          <w:szCs w:val="28"/>
+          <w:lang w:val="el-GR"/>
+        </w:rPr>
+      </w:pPr>
+      <w:r>
+        <w:rPr>
+          <w:rFonts w:ascii="Bahnschrift Light" w:hAnsi="Bahnschrift Light"/>
+          <w:sz w:val="28"/>
+          <w:szCs w:val="28"/>
+          <w:lang w:val="el-GR"/>
+        </w:rPr>
+        <w:t>Στην</w:t>
+      </w:r>
+      <w:r>
+        <w:rPr>
+          <w:rFonts w:ascii="Bahnschrift Light" w:hAnsi="Bahnschrift Light"/>
+          <w:sz w:val="28"/>
+          <w:szCs w:val="28"/>
+          <w:lang w:val="el-GR"/>
+        </w:rPr>
+        <w:t xml:space="preserve"> εναλλακτική ροή 1</w:t>
+      </w:r>
+      <w:r>
+        <w:rPr>
+          <w:rFonts w:ascii="Bahnschrift Light" w:hAnsi="Bahnschrift Light"/>
+          <w:sz w:val="28"/>
+          <w:szCs w:val="28"/>
+          <w:lang w:val="el-GR"/>
+        </w:rPr>
+        <w:t>, δ</w:t>
+      </w:r>
+      <w:r>
+        <w:rPr>
+          <w:rFonts w:ascii="Bahnschrift Light" w:hAnsi="Bahnschrift Light"/>
+          <w:sz w:val="28"/>
+          <w:szCs w:val="28"/>
+          <w:lang w:val="el-GR"/>
+        </w:rPr>
+        <w:t>ιαγράφτηκαν τα βήματα 3 και 4</w:t>
+      </w:r>
+      <w:r>
+        <w:rPr>
+          <w:rFonts w:ascii="Bahnschrift Light" w:hAnsi="Bahnschrift Light"/>
+          <w:sz w:val="28"/>
+          <w:szCs w:val="28"/>
+          <w:lang w:val="el-GR"/>
+        </w:rPr>
+        <w:t xml:space="preserve"> </w:t>
+      </w:r>
+      <w:r>
+        <w:rPr>
+          <w:rFonts w:ascii="Bahnschrift Light" w:hAnsi="Bahnschrift Light"/>
+          <w:sz w:val="28"/>
+          <w:szCs w:val="28"/>
+          <w:lang w:val="el-GR"/>
+        </w:rPr>
+        <w:t>και αντικαταστάθηκαν με επιστροφή στη βασική ροή.</w:t>
+      </w:r>
+    </w:p>
+    <w:p>
+      <w:pPr>
+        <w:pStyle w:val="ListParagraph"/>
+        <w:numPr>
+          <w:ilvl w:val="0"/>
+          <w:numId w:val="25"/>
+        </w:numPr>
+        <w:rPr>
+          <w:rFonts w:ascii="Bahnschrift Light" w:hAnsi="Bahnschrift Light"/>
+          <w:sz w:val="28"/>
+          <w:szCs w:val="28"/>
+          <w:lang w:val="el-GR"/>
+        </w:rPr>
+      </w:pPr>
+      <w:r>
+        <w:rPr>
+          <w:rFonts w:ascii="Bahnschrift Light" w:hAnsi="Bahnschrift Light"/>
+          <w:sz w:val="28"/>
+          <w:szCs w:val="28"/>
+          <w:lang w:val="el-GR"/>
+        </w:rPr>
+        <w:t>Στην εναλλακτική ροή 2, συγχωνεύθηκαν τα βήματα 1 και 2</w:t>
       </w:r>
       <w:r>
         <w:rPr>
@@ -73,7 +223,7 @@
           <w:szCs w:val="28"/>
           <w:lang w:val="el-GR"/>
         </w:rPr>
-        <w:t>διαγράφτηκε</w:t>
+        <w:t>διαγράφτηκαν τα βήματα 3</w:t>
       </w:r>
       <w:r>
         <w:rPr>
@@ -91,16 +241,187 @@
           <w:szCs w:val="28"/>
           <w:lang w:val="el-GR"/>
         </w:rPr>
-        <w:t xml:space="preserve">το βήμα 2 (πλέον υπάρχει κουμπί </w:t>
-      </w:r>
-      <w:r>
-        <w:rPr>
-          <w:rFonts w:ascii="Bahnschrift Light" w:hAnsi="Bahnschrift Light"/>
-          <w:sz w:val="28"/>
-          <w:szCs w:val="28"/>
-          <w:lang w:val="el-GR"/>
-        </w:rPr>
-        <w:t>“</w:t>
+        <w:t>και 4 και</w:t>
+      </w:r>
+      <w:r>
+        <w:rPr>
+          <w:rFonts w:ascii="Bahnschrift Light" w:hAnsi="Bahnschrift Light"/>
+          <w:sz w:val="28"/>
+          <w:szCs w:val="28"/>
+          <w:lang w:val="el-GR"/>
+        </w:rPr>
+        <w:t xml:space="preserve"> </w:t>
+      </w:r>
+      <w:r>
+        <w:rPr>
+          <w:rFonts w:ascii="Bahnschrift Light" w:hAnsi="Bahnschrift Light"/>
+          <w:sz w:val="28"/>
+          <w:szCs w:val="28"/>
+          <w:lang w:val="el-GR"/>
+        </w:rPr>
+        <w:t xml:space="preserve">συγχωνεύθηκαν τα βήματα </w:t>
+      </w:r>
+      <w:r>
+        <w:rPr>
+          <w:rFonts w:ascii="Bahnschrift Light" w:hAnsi="Bahnschrift Light"/>
+          <w:sz w:val="28"/>
+          <w:szCs w:val="28"/>
+          <w:lang w:val="el-GR"/>
+        </w:rPr>
+        <w:t>6, 7, 8, 9</w:t>
+      </w:r>
+      <w:r>
+        <w:rPr>
+          <w:rFonts w:ascii="Bahnschrift Light" w:hAnsi="Bahnschrift Light"/>
+          <w:sz w:val="28"/>
+          <w:szCs w:val="28"/>
+          <w:lang w:val="el-GR"/>
+        </w:rPr>
+        <w:t xml:space="preserve"> </w:t>
+      </w:r>
+      <w:r>
+        <w:rPr>
+          <w:rFonts w:ascii="Bahnschrift Light" w:hAnsi="Bahnschrift Light"/>
+          <w:sz w:val="28"/>
+          <w:szCs w:val="28"/>
+          <w:lang w:val="el-GR"/>
+        </w:rPr>
+        <w:t>(πλέον εμφανίζεται απευθείας παράθυρο επιμερισμού, όταν ανεβεί απόδειξη).</w:t>
+      </w:r>
+    </w:p>
+    <w:p>
+      <w:pPr>
+        <w:pStyle w:val="ListParagraph"/>
+        <w:numPr>
+          <w:ilvl w:val="0"/>
+          <w:numId w:val="25"/>
+        </w:numPr>
+        <w:rPr>
+          <w:rFonts w:ascii="Bahnschrift Light" w:hAnsi="Bahnschrift Light"/>
+          <w:sz w:val="28"/>
+          <w:szCs w:val="28"/>
+          <w:lang w:val="el-GR"/>
+        </w:rPr>
+      </w:pPr>
+      <w:r>
+        <w:rPr>
+          <w:rFonts w:ascii="Bahnschrift Light" w:hAnsi="Bahnschrift Light"/>
+          <w:sz w:val="28"/>
+          <w:szCs w:val="28"/>
+          <w:lang w:val="el-GR"/>
+        </w:rPr>
+        <w:t>Η εναλλακτική ροή 2.1 διαγράφτηκε (λόγω της αλλαγής στην εναλλακτική ροή 2).</w:t>
+      </w:r>
+    </w:p>
+    <w:p>
+      <w:pPr>
+        <w:pStyle w:val="ListParagraph"/>
+        <w:numPr>
+          <w:ilvl w:val="0"/>
+          <w:numId w:val="25"/>
+        </w:numPr>
+        <w:rPr>
+          <w:rFonts w:ascii="Bahnschrift Light" w:hAnsi="Bahnschrift Light"/>
+          <w:sz w:val="28"/>
+          <w:szCs w:val="28"/>
+          <w:lang w:val="el-GR"/>
+        </w:rPr>
+      </w:pPr>
+      <w:r>
+        <w:rPr>
+          <w:rFonts w:ascii="Bahnschrift Light" w:hAnsi="Bahnschrift Light"/>
+          <w:sz w:val="28"/>
+          <w:szCs w:val="28"/>
+          <w:lang w:val="el-GR"/>
+        </w:rPr>
+        <w:t xml:space="preserve">Η εναλλακτικές ροές 3 και </w:t>
+      </w:r>
+      <w:r>
+        <w:rPr>
+          <w:rFonts w:ascii="Bahnschrift Light" w:hAnsi="Bahnschrift Light"/>
+          <w:sz w:val="28"/>
+          <w:szCs w:val="28"/>
+          <w:lang w:val="el-GR"/>
+        </w:rPr>
+        <w:t>3</w:t>
+      </w:r>
+      <w:r>
+        <w:rPr>
+          <w:rFonts w:ascii="Bahnschrift Light" w:hAnsi="Bahnschrift Light"/>
+          <w:sz w:val="28"/>
+          <w:szCs w:val="28"/>
+          <w:lang w:val="el-GR"/>
+        </w:rPr>
+        <w:t>.1</w:t>
+      </w:r>
+      <w:r>
+        <w:rPr>
+          <w:rFonts w:ascii="Bahnschrift Light" w:hAnsi="Bahnschrift Light"/>
+          <w:sz w:val="28"/>
+          <w:szCs w:val="28"/>
+          <w:lang w:val="el-GR"/>
+        </w:rPr>
+        <w:t xml:space="preserve"> </w:t>
+      </w:r>
+      <w:r>
+        <w:rPr>
+          <w:rFonts w:ascii="Bahnschrift Light" w:hAnsi="Bahnschrift Light"/>
+          <w:sz w:val="28"/>
+          <w:szCs w:val="28"/>
+          <w:lang w:val="el-GR"/>
+        </w:rPr>
+        <w:t xml:space="preserve">μετατράπηκαν σε 3, 4, και 5 (πλέον δεν υπάρχει διαφορετική οθόνη </w:t>
+      </w:r>
+      <w:r>
+        <w:rPr>
+          <w:rFonts w:ascii="Bahnschrift Light" w:hAnsi="Bahnschrift Light"/>
+          <w:sz w:val="28"/>
+          <w:szCs w:val="28"/>
+        </w:rPr>
+        <w:t>History</w:t>
+      </w:r>
+      <w:r>
+        <w:rPr>
+          <w:rFonts w:ascii="Bahnschrift Light" w:hAnsi="Bahnschrift Light"/>
+          <w:sz w:val="28"/>
+          <w:szCs w:val="28"/>
+          <w:lang w:val="el-GR"/>
+        </w:rPr>
+        <w:t>, παρά μόνο τα ανάλογα κουμπιά (</w:t>
+      </w:r>
+      <w:r>
+        <w:rPr>
+          <w:rFonts w:ascii="Bahnschrift Light" w:hAnsi="Bahnschrift Light"/>
+          <w:sz w:val="28"/>
+          <w:szCs w:val="28"/>
+        </w:rPr>
+        <w:t>Done</w:t>
+      </w:r>
+      <w:r>
+        <w:rPr>
+          <w:rFonts w:ascii="Bahnschrift Light" w:hAnsi="Bahnschrift Light"/>
+          <w:sz w:val="28"/>
+          <w:szCs w:val="28"/>
+          <w:lang w:val="el-GR"/>
+        </w:rPr>
+        <w:t xml:space="preserve">, </w:t>
+      </w:r>
+      <w:r>
+        <w:rPr>
+          <w:rFonts w:ascii="Bahnschrift Light" w:hAnsi="Bahnschrift Light"/>
+          <w:sz w:val="28"/>
+          <w:szCs w:val="28"/>
+        </w:rPr>
+        <w:t>Edit</w:t>
+      </w:r>
+      <w:r>
+        <w:rPr>
+          <w:rFonts w:ascii="Bahnschrift Light" w:hAnsi="Bahnschrift Light"/>
+          <w:sz w:val="28"/>
+          <w:szCs w:val="28"/>
+          <w:lang w:val="el-GR"/>
+        </w:rPr>
+        <w:t xml:space="preserve">, </w:t>
       </w:r>
       <w:r>
         <w:rPr>
@@ -117,17 +438,37 @@
           <w:szCs w:val="28"/>
           <w:lang w:val="el-GR"/>
         </w:rPr>
-        <w:t>”</w:t>
-      </w:r>
-      <w:r>
-        <w:rPr>
-          <w:rFonts w:ascii="Bahnschrift Light" w:hAnsi="Bahnschrift Light"/>
-          <w:sz w:val="28"/>
-          <w:szCs w:val="28"/>
-          <w:lang w:val="el-GR"/>
-        </w:rPr>
-        <w:t xml:space="preserve"> που διαγράφει τον επιμερισμό).</w:t>
-      </w:r>
+        <w:t xml:space="preserve">) στην οθόνη </w:t>
+      </w:r>
+      <w:r>
+        <w:rPr>
+          <w:rFonts w:ascii="Bahnschrift Light" w:hAnsi="Bahnschrift Light"/>
+          <w:sz w:val="28"/>
+          <w:szCs w:val="28"/>
+          <w:lang w:val="el-GR"/>
+        </w:rPr>
+        <w:t>“Shopping List”</w:t>
+      </w:r>
+      <w:r>
+        <w:rPr>
+          <w:rFonts w:ascii="Bahnschrift Light" w:hAnsi="Bahnschrift Light"/>
+          <w:sz w:val="28"/>
+          <w:szCs w:val="28"/>
+          <w:lang w:val="el-GR"/>
+        </w:rPr>
+        <w:t>).</w:t>
+      </w:r>
+    </w:p>
+    <w:p>
+      <w:pPr>
+        <w:pStyle w:val="ListParagraph"/>
+        <w:rPr>
+          <w:rFonts w:ascii="Bahnschrift Light" w:hAnsi="Bahnschrift Light"/>
+          <w:sz w:val="28"/>
+          <w:szCs w:val="28"/>
+          <w:lang w:val="el-GR"/>
+        </w:rPr>
+      </w:pPr>
     </w:p>
     <w:p>
       <w:pPr>
@@ -274,7 +615,6 @@
           <w:rFonts w:ascii="Bahnschrift Light" w:hAnsi="Bahnschrift Light"/>
           <w:sz w:val="28"/>
           <w:szCs w:val="28"/>
-          <w:lang w:val="el-GR"/>
         </w:rPr>
         <w:t>Shopping</w:t>
       </w:r>
@@ -292,7 +632,6 @@
           <w:rFonts w:ascii="Bahnschrift Light" w:hAnsi="Bahnschrift Light"/>
           <w:sz w:val="28"/>
           <w:szCs w:val="28"/>
-          <w:lang w:val="el-GR"/>
         </w:rPr>
         <w:t>List</w:t>
       </w:r>
@@ -317,17 +656,67 @@
           <w:rFonts w:ascii="Bahnschrift Light" w:hAnsi="Bahnschrift Light"/>
           <w:sz w:val="28"/>
           <w:szCs w:val="28"/>
-          <w:lang w:val="el-GR"/>
-        </w:rPr>
-      </w:pPr>
-      <w:r>
-        <w:rPr>
-          <w:rFonts w:ascii="Bahnschrift Light" w:hAnsi="Bahnschrift Light"/>
-          <w:sz w:val="28"/>
-          <w:szCs w:val="28"/>
-          <w:lang w:val="el-GR"/>
-        </w:rPr>
-        <w:t>Το σύστημα εμφανίζει την οθόνη “Shopping List”.</w:t>
+          <w:highlight w:val="yellow"/>
+          <w:lang w:val="el-GR"/>
+        </w:rPr>
+      </w:pPr>
+      <w:r>
+        <w:rPr>
+          <w:rFonts w:ascii="Bahnschrift Light" w:hAnsi="Bahnschrift Light"/>
+          <w:sz w:val="28"/>
+          <w:szCs w:val="28"/>
+          <w:highlight w:val="yellow"/>
+          <w:lang w:val="el-GR"/>
+        </w:rPr>
+        <w:t>Το σύστημα εμφανίζει την οθόνη “</w:t>
+      </w:r>
+      <w:r>
+        <w:rPr>
+          <w:rFonts w:ascii="Bahnschrift Light" w:hAnsi="Bahnschrift Light"/>
+          <w:sz w:val="28"/>
+          <w:szCs w:val="28"/>
+          <w:highlight w:val="yellow"/>
+        </w:rPr>
+        <w:t>Shopping</w:t>
+      </w:r>
+      <w:r>
+        <w:rPr>
+          <w:rFonts w:ascii="Bahnschrift Light" w:hAnsi="Bahnschrift Light"/>
+          <w:sz w:val="28"/>
+          <w:szCs w:val="28"/>
+          <w:highlight w:val="yellow"/>
+          <w:lang w:val="el-GR"/>
+        </w:rPr>
+        <w:t xml:space="preserve"> </w:t>
+      </w:r>
+      <w:r>
+        <w:rPr>
+          <w:rFonts w:ascii="Bahnschrift Light" w:hAnsi="Bahnschrift Light"/>
+          <w:sz w:val="28"/>
+          <w:szCs w:val="28"/>
+          <w:highlight w:val="yellow"/>
+        </w:rPr>
+        <w:t>List</w:t>
+      </w:r>
+      <w:r>
+        <w:rPr>
+          <w:rFonts w:ascii="Bahnschrift Light" w:hAnsi="Bahnschrift Light"/>
+          <w:sz w:val="28"/>
+          <w:szCs w:val="28"/>
+          <w:highlight w:val="yellow"/>
+          <w:lang w:val="el-GR"/>
+        </w:rPr>
+        <w:t>”</w:t>
+      </w:r>
+      <w:r>
+        <w:rPr>
+          <w:rFonts w:ascii="Bahnschrift Light" w:hAnsi="Bahnschrift Light"/>
+          <w:sz w:val="28"/>
+          <w:szCs w:val="28"/>
+          <w:highlight w:val="yellow"/>
+          <w:lang w:val="el-GR"/>
+        </w:rPr>
+        <w:t>.</w:t>
       </w:r>
     </w:p>
     <w:p>
@@ -376,7 +765,6 @@
           <w:rFonts w:ascii="Bahnschrift Light" w:hAnsi="Bahnschrift Light"/>
           <w:sz w:val="28"/>
           <w:szCs w:val="28"/>
-          <w:lang w:val="el-GR"/>
         </w:rPr>
         <w:t>Main</w:t>
       </w:r>
@@ -394,7 +782,6 @@
           <w:rFonts w:ascii="Bahnschrift Light" w:hAnsi="Bahnschrift Light"/>
           <w:sz w:val="28"/>
           <w:szCs w:val="28"/>
-          <w:lang w:val="el-GR"/>
         </w:rPr>
         <w:t>List</w:t>
       </w:r>
@@ -412,9 +799,68 @@
           <w:rFonts w:ascii="Bahnschrift Light" w:hAnsi="Bahnschrift Light"/>
           <w:sz w:val="28"/>
           <w:szCs w:val="28"/>
-          <w:lang w:val="el-GR"/>
-        </w:rPr>
-        <w:t>, στην οθόνη “Shopping List”</w:t>
+          <w:highlight w:val="yellow"/>
+          <w:lang w:val="el-GR"/>
+        </w:rPr>
+        <w:t>, στ</w:t>
+      </w:r>
+      <w:r>
+        <w:rPr>
+          <w:rFonts w:ascii="Bahnschrift Light" w:hAnsi="Bahnschrift Light"/>
+          <w:sz w:val="28"/>
+          <w:szCs w:val="28"/>
+          <w:highlight w:val="yellow"/>
+          <w:lang w:val="el-GR"/>
+        </w:rPr>
+        <w:t>ην</w:t>
+      </w:r>
+      <w:r>
+        <w:rPr>
+          <w:rFonts w:ascii="Bahnschrift Light" w:hAnsi="Bahnschrift Light"/>
+          <w:sz w:val="28"/>
+          <w:szCs w:val="28"/>
+          <w:highlight w:val="yellow"/>
+          <w:lang w:val="el-GR"/>
+        </w:rPr>
+        <w:t xml:space="preserve"> οθόνη “</w:t>
+      </w:r>
+      <w:r>
+        <w:rPr>
+          <w:rFonts w:ascii="Bahnschrift Light" w:hAnsi="Bahnschrift Light"/>
+          <w:sz w:val="28"/>
+          <w:szCs w:val="28"/>
+          <w:highlight w:val="yellow"/>
+        </w:rPr>
+        <w:t>Shopping</w:t>
+      </w:r>
+      <w:r>
+        <w:rPr>
+          <w:rFonts w:ascii="Bahnschrift Light" w:hAnsi="Bahnschrift Light"/>
+          <w:sz w:val="28"/>
+          <w:szCs w:val="28"/>
+          <w:highlight w:val="yellow"/>
+          <w:lang w:val="el-GR"/>
+        </w:rPr>
+        <w:t xml:space="preserve"> </w:t>
+      </w:r>
+      <w:r>
+        <w:rPr>
+          <w:rFonts w:ascii="Bahnschrift Light" w:hAnsi="Bahnschrift Light"/>
+          <w:sz w:val="28"/>
+          <w:szCs w:val="28"/>
+          <w:highlight w:val="yellow"/>
+        </w:rPr>
+        <w:t>List</w:t>
+      </w:r>
+      <w:r>
+        <w:rPr>
+          <w:rFonts w:ascii="Bahnschrift Light" w:hAnsi="Bahnschrift Light"/>
+          <w:sz w:val="28"/>
+          <w:szCs w:val="28"/>
+          <w:highlight w:val="yellow"/>
+          <w:lang w:val="el-GR"/>
+        </w:rPr>
+        <w:t>”</w:t>
       </w:r>
       <w:r>
         <w:rPr>
@@ -454,6 +900,7 @@
           <w:rFonts w:ascii="Bahnschrift Light" w:hAnsi="Bahnschrift Light"/>
           <w:sz w:val="28"/>
           <w:szCs w:val="28"/>
+          <w:highlight w:val="yellow"/>
           <w:lang w:val="el-GR"/>
         </w:rPr>
         <w:t>την</w:t>
@@ -472,7 +919,6 @@
           <w:rFonts w:ascii="Bahnschrift Light" w:hAnsi="Bahnschrift Light"/>
           <w:sz w:val="28"/>
           <w:szCs w:val="28"/>
-          <w:lang w:val="el-GR"/>
         </w:rPr>
         <w:t>Item</w:t>
       </w:r>
@@ -490,7 +936,6 @@
           <w:rFonts w:ascii="Bahnschrift Light" w:hAnsi="Bahnschrift Light"/>
           <w:sz w:val="28"/>
           <w:szCs w:val="28"/>
-          <w:lang w:val="el-GR"/>
         </w:rPr>
         <w:t>Name</w:t>
       </w:r>
@@ -508,7 +953,6 @@
           <w:rFonts w:ascii="Bahnschrift Light" w:hAnsi="Bahnschrift Light"/>
           <w:sz w:val="28"/>
           <w:szCs w:val="28"/>
-          <w:lang w:val="el-GR"/>
         </w:rPr>
         <w:t>Quantity</w:t>
       </w:r>
@@ -559,9 +1003,29 @@
           <w:rFonts w:ascii="Bahnschrift Light" w:hAnsi="Bahnschrift Light"/>
           <w:sz w:val="28"/>
           <w:szCs w:val="28"/>
-          <w:lang w:val="el-GR"/>
-        </w:rPr>
-        <w:t>στην οθόνη “Item”</w:t>
+          <w:highlight w:val="yellow"/>
+          <w:lang w:val="el-GR"/>
+        </w:rPr>
+        <w:t>στην οθόνη “</w:t>
+      </w:r>
+      <w:r>
+        <w:rPr>
+          <w:rFonts w:ascii="Bahnschrift Light" w:hAnsi="Bahnschrift Light"/>
+          <w:sz w:val="28"/>
+          <w:szCs w:val="28"/>
+          <w:highlight w:val="yellow"/>
+        </w:rPr>
+        <w:t>Item</w:t>
+      </w:r>
+      <w:r>
+        <w:rPr>
+          <w:rFonts w:ascii="Bahnschrift Light" w:hAnsi="Bahnschrift Light"/>
+          <w:sz w:val="28"/>
+          <w:szCs w:val="28"/>
+          <w:highlight w:val="yellow"/>
+          <w:lang w:val="el-GR"/>
+        </w:rPr>
+        <w:t>”</w:t>
       </w:r>
       <w:r>
         <w:rPr>
@@ -577,7 +1041,6 @@
           <w:rFonts w:ascii="Bahnschrift Light" w:hAnsi="Bahnschrift Light"/>
           <w:sz w:val="28"/>
           <w:szCs w:val="28"/>
-          <w:lang w:val="el-GR"/>
         </w:rPr>
         <w:t>Confirm</w:t>
       </w:r>
@@ -619,7 +1082,6 @@
           <w:rFonts w:ascii="Bahnschrift Light" w:hAnsi="Bahnschrift Light"/>
           <w:sz w:val="28"/>
           <w:szCs w:val="28"/>
-          <w:lang w:val="el-GR"/>
         </w:rPr>
         <w:t>Main</w:t>
       </w:r>
@@ -637,7 +1099,6 @@
           <w:rFonts w:ascii="Bahnschrift Light" w:hAnsi="Bahnschrift Light"/>
           <w:sz w:val="28"/>
           <w:szCs w:val="28"/>
-          <w:lang w:val="el-GR"/>
         </w:rPr>
         <w:t>List</w:t>
       </w:r>
@@ -672,6 +1133,7 @@
           <w:szCs w:val="28"/>
           <w:lang w:val="el-GR"/>
         </w:rPr>
+        <w:lastRenderedPageBreak/>
         <w:t>Ο χρήστης επιλέγει ένα προϊόν από το “</w:t>
       </w:r>
       <w:r>
@@ -679,7 +1141,6 @@
           <w:rFonts w:ascii="Bahnschrift Light" w:hAnsi="Bahnschrift Light"/>
           <w:sz w:val="28"/>
           <w:szCs w:val="28"/>
-          <w:lang w:val="el-GR"/>
         </w:rPr>
         <w:t>Main</w:t>
       </w:r>
@@ -697,7 +1158,6 @@
           <w:rFonts w:ascii="Bahnschrift Light" w:hAnsi="Bahnschrift Light"/>
           <w:sz w:val="28"/>
           <w:szCs w:val="28"/>
-          <w:lang w:val="el-GR"/>
         </w:rPr>
         <w:t>List</w:t>
       </w:r>
@@ -715,9 +1175,68 @@
           <w:rFonts w:ascii="Bahnschrift Light" w:hAnsi="Bahnschrift Light"/>
           <w:sz w:val="28"/>
           <w:szCs w:val="28"/>
-          <w:lang w:val="el-GR"/>
-        </w:rPr>
-        <w:t>, στην οθόνη “Shopping List”</w:t>
+          <w:highlight w:val="yellow"/>
+          <w:lang w:val="el-GR"/>
+        </w:rPr>
+        <w:t xml:space="preserve">, </w:t>
+      </w:r>
+      <w:r>
+        <w:rPr>
+          <w:rFonts w:ascii="Bahnschrift Light" w:hAnsi="Bahnschrift Light"/>
+          <w:sz w:val="28"/>
+          <w:szCs w:val="28"/>
+          <w:highlight w:val="yellow"/>
+          <w:lang w:val="el-GR"/>
+        </w:rPr>
+        <w:t>στην</w:t>
+      </w:r>
+      <w:r>
+        <w:rPr>
+          <w:rFonts w:ascii="Bahnschrift Light" w:hAnsi="Bahnschrift Light"/>
+          <w:sz w:val="28"/>
+          <w:szCs w:val="28"/>
+          <w:highlight w:val="yellow"/>
+          <w:lang w:val="el-GR"/>
+        </w:rPr>
+        <w:t xml:space="preserve"> οθόνη “</w:t>
+      </w:r>
+      <w:r>
+        <w:rPr>
+          <w:rFonts w:ascii="Bahnschrift Light" w:hAnsi="Bahnschrift Light"/>
+          <w:sz w:val="28"/>
+          <w:szCs w:val="28"/>
+          <w:highlight w:val="yellow"/>
+        </w:rPr>
+        <w:t>Shopping</w:t>
+      </w:r>
+      <w:r>
+        <w:rPr>
+          <w:rFonts w:ascii="Bahnschrift Light" w:hAnsi="Bahnschrift Light"/>
+          <w:sz w:val="28"/>
+          <w:szCs w:val="28"/>
+          <w:highlight w:val="yellow"/>
+          <w:lang w:val="el-GR"/>
+        </w:rPr>
+        <w:t xml:space="preserve"> </w:t>
+      </w:r>
+      <w:r>
+        <w:rPr>
+          <w:rFonts w:ascii="Bahnschrift Light" w:hAnsi="Bahnschrift Light"/>
+          <w:sz w:val="28"/>
+          <w:szCs w:val="28"/>
+          <w:highlight w:val="yellow"/>
+        </w:rPr>
+        <w:t>List</w:t>
+      </w:r>
+      <w:r>
+        <w:rPr>
+          <w:rFonts w:ascii="Bahnschrift Light" w:hAnsi="Bahnschrift Light"/>
+          <w:sz w:val="28"/>
+          <w:szCs w:val="28"/>
+          <w:highlight w:val="yellow"/>
+          <w:lang w:val="el-GR"/>
+        </w:rPr>
+        <w:t>”</w:t>
       </w:r>
       <w:r>
         <w:rPr>
@@ -757,7 +1276,6 @@
           <w:rFonts w:ascii="Bahnschrift Light" w:hAnsi="Bahnschrift Light"/>
           <w:sz w:val="28"/>
           <w:szCs w:val="28"/>
-          <w:lang w:val="el-GR"/>
         </w:rPr>
         <w:t>Checked</w:t>
       </w:r>
@@ -775,7 +1293,6 @@
           <w:rFonts w:ascii="Bahnschrift Light" w:hAnsi="Bahnschrift Light"/>
           <w:sz w:val="28"/>
           <w:szCs w:val="28"/>
-          <w:lang w:val="el-GR"/>
         </w:rPr>
         <w:t>items</w:t>
       </w:r>
@@ -867,7 +1384,6 @@
           <w:rFonts w:ascii="Bahnschrift Light" w:hAnsi="Bahnschrift Light"/>
           <w:sz w:val="28"/>
           <w:szCs w:val="28"/>
-          <w:lang w:val="el-GR"/>
         </w:rPr>
         <w:t>Checked</w:t>
       </w:r>
@@ -885,7 +1401,6 @@
           <w:rFonts w:ascii="Bahnschrift Light" w:hAnsi="Bahnschrift Light"/>
           <w:sz w:val="28"/>
           <w:szCs w:val="28"/>
-          <w:lang w:val="el-GR"/>
         </w:rPr>
         <w:t>items</w:t>
       </w:r>
@@ -903,9 +1418,48 @@
           <w:rFonts w:ascii="Bahnschrift Light" w:hAnsi="Bahnschrift Light"/>
           <w:sz w:val="28"/>
           <w:szCs w:val="28"/>
-          <w:lang w:val="el-GR"/>
-        </w:rPr>
-        <w:t>, στην οθόνη “Shopping List”</w:t>
+          <w:highlight w:val="yellow"/>
+          <w:lang w:val="el-GR"/>
+        </w:rPr>
+        <w:t>, στην οθόνη “</w:t>
+      </w:r>
+      <w:r>
+        <w:rPr>
+          <w:rFonts w:ascii="Bahnschrift Light" w:hAnsi="Bahnschrift Light"/>
+          <w:sz w:val="28"/>
+          <w:szCs w:val="28"/>
+          <w:highlight w:val="yellow"/>
+        </w:rPr>
+        <w:t>Shopping</w:t>
+      </w:r>
+      <w:r>
+        <w:rPr>
+          <w:rFonts w:ascii="Bahnschrift Light" w:hAnsi="Bahnschrift Light"/>
+          <w:sz w:val="28"/>
+          <w:szCs w:val="28"/>
+          <w:highlight w:val="yellow"/>
+          <w:lang w:val="el-GR"/>
+        </w:rPr>
+        <w:t xml:space="preserve"> </w:t>
+      </w:r>
+      <w:r>
+        <w:rPr>
+          <w:rFonts w:ascii="Bahnschrift Light" w:hAnsi="Bahnschrift Light"/>
+          <w:sz w:val="28"/>
+          <w:szCs w:val="28"/>
+          <w:highlight w:val="yellow"/>
+        </w:rPr>
+        <w:t>List</w:t>
+      </w:r>
+      <w:r>
+        <w:rPr>
+          <w:rFonts w:ascii="Bahnschrift Light" w:hAnsi="Bahnschrift Light"/>
+          <w:sz w:val="28"/>
+          <w:szCs w:val="28"/>
+          <w:highlight w:val="yellow"/>
+          <w:lang w:val="el-GR"/>
+        </w:rPr>
+        <w:t>”</w:t>
       </w:r>
       <w:r>
         <w:rPr>
@@ -945,6 +1499,7 @@
           <w:rFonts w:ascii="Bahnschrift Light" w:hAnsi="Bahnschrift Light"/>
           <w:sz w:val="28"/>
           <w:szCs w:val="28"/>
+          <w:highlight w:val="yellow"/>
           <w:lang w:val="el-GR"/>
         </w:rPr>
         <w:t>την ανανεωμένη</w:t>
@@ -963,7 +1518,6 @@
           <w:rFonts w:ascii="Bahnschrift Light" w:hAnsi="Bahnschrift Light"/>
           <w:sz w:val="28"/>
           <w:szCs w:val="28"/>
-          <w:lang w:val="el-GR"/>
         </w:rPr>
         <w:t>Item</w:t>
       </w:r>
@@ -998,186 +1552,186 @@
           <w:rFonts w:ascii="Bahnschrift Light" w:hAnsi="Bahnschrift Light"/>
           <w:sz w:val="28"/>
           <w:szCs w:val="28"/>
-          <w:lang w:val="el-GR"/>
-        </w:rPr>
-      </w:pPr>
-      <w:r>
-        <w:rPr>
-          <w:rFonts w:ascii="Bahnschrift Light" w:hAnsi="Bahnschrift Light"/>
-          <w:sz w:val="28"/>
-          <w:szCs w:val="28"/>
-          <w:lang w:val="el-GR"/>
-        </w:rPr>
-        <w:t>Η περίπτωση χρήσης επιστρέφει στο βήμα 5 της βασικής ροής.</w:t>
-      </w:r>
-    </w:p>
-    <w:p>
-      <w:pPr>
-        <w:jc w:val="both"/>
-        <w:rPr>
-          <w:rFonts w:ascii="Bahnschrift Light" w:hAnsi="Bahnschrift Light"/>
-          <w:sz w:val="28"/>
-          <w:szCs w:val="28"/>
-          <w:u w:val="single"/>
-          <w:lang w:val="el-GR"/>
-        </w:rPr>
-      </w:pPr>
-      <w:r>
-        <w:rPr>
-          <w:rFonts w:ascii="Bahnschrift Light" w:hAnsi="Bahnschrift Light"/>
-          <w:sz w:val="28"/>
-          <w:szCs w:val="28"/>
-          <w:u w:val="single"/>
-          <w:lang w:val="el-GR"/>
-        </w:rPr>
-        <w:t>Εναλλακτική Ροή 2</w:t>
-      </w:r>
-      <w:r>
-        <w:rPr>
-          <w:rFonts w:ascii="Bahnschrift Light" w:hAnsi="Bahnschrift Light"/>
-          <w:sz w:val="28"/>
-          <w:szCs w:val="28"/>
-          <w:u w:val="single"/>
-          <w:lang w:val="el-GR"/>
-        </w:rPr>
-        <w:t>:</w:t>
+          <w:highlight w:val="yellow"/>
+          <w:lang w:val="el-GR"/>
+        </w:rPr>
+      </w:pPr>
+      <w:r>
+        <w:rPr>
+          <w:rFonts w:ascii="Bahnschrift Light" w:hAnsi="Bahnschrift Light"/>
+          <w:sz w:val="28"/>
+          <w:szCs w:val="28"/>
+          <w:highlight w:val="yellow"/>
+          <w:lang w:val="el-GR"/>
+        </w:rPr>
+        <w:t xml:space="preserve">Η περίπτωση χρήσης επιστρέφει στο βήμα </w:t>
+      </w:r>
+      <w:r>
+        <w:rPr>
+          <w:rFonts w:ascii="Bahnschrift Light" w:hAnsi="Bahnschrift Light"/>
+          <w:sz w:val="28"/>
+          <w:szCs w:val="28"/>
+          <w:highlight w:val="yellow"/>
+          <w:lang w:val="el-GR"/>
+        </w:rPr>
+        <w:t>5</w:t>
+      </w:r>
+      <w:r>
+        <w:rPr>
+          <w:rFonts w:ascii="Bahnschrift Light" w:hAnsi="Bahnschrift Light"/>
+          <w:sz w:val="28"/>
+          <w:szCs w:val="28"/>
+          <w:highlight w:val="yellow"/>
+          <w:lang w:val="el-GR"/>
+        </w:rPr>
+        <w:t xml:space="preserve"> της βασικής ροής.</w:t>
       </w:r>
     </w:p>
     <w:p>
       <w:pPr>
         <w:numPr>
           <w:ilvl w:val="0"/>
-          <w:numId w:val="11"/>
+          <w:numId w:val="33"/>
         </w:numPr>
         <w:jc w:val="both"/>
         <w:rPr>
           <w:rFonts w:ascii="Bahnschrift Light" w:hAnsi="Bahnschrift Light"/>
-          <w:sz w:val="28"/>
-          <w:szCs w:val="28"/>
-          <w:lang w:val="el-GR"/>
-        </w:rPr>
-      </w:pPr>
-      <w:r>
-        <w:rPr>
-          <w:rFonts w:ascii="Bahnschrift Light" w:hAnsi="Bahnschrift Light"/>
-          <w:sz w:val="28"/>
-          <w:szCs w:val="28"/>
-          <w:lang w:val="el-GR"/>
-        </w:rPr>
-        <w:lastRenderedPageBreak/>
-        <w:t>Ο χρήστης διαλέγει την επιλογή “</w:t>
-      </w:r>
-      <w:r>
-        <w:rPr>
-          <w:rFonts w:ascii="Bahnschrift Light" w:hAnsi="Bahnschrift Light"/>
-          <w:sz w:val="28"/>
-          <w:szCs w:val="28"/>
-          <w:lang w:val="el-GR"/>
-        </w:rPr>
-        <w:t>Add</w:t>
-      </w:r>
-      <w:r>
-        <w:rPr>
-          <w:rFonts w:ascii="Bahnschrift Light" w:hAnsi="Bahnschrift Light"/>
-          <w:sz w:val="28"/>
-          <w:szCs w:val="28"/>
-          <w:lang w:val="el-GR"/>
-        </w:rPr>
-        <w:t xml:space="preserve"> </w:t>
-      </w:r>
-      <w:r>
-        <w:rPr>
-          <w:rFonts w:ascii="Bahnschrift Light" w:hAnsi="Bahnschrift Light"/>
-          <w:sz w:val="28"/>
-          <w:szCs w:val="28"/>
-          <w:lang w:val="el-GR"/>
-        </w:rPr>
-        <w:t>receipt</w:t>
-      </w:r>
-      <w:r>
-        <w:rPr>
-          <w:rFonts w:ascii="Bahnschrift Light" w:hAnsi="Bahnschrift Light"/>
-          <w:sz w:val="28"/>
-          <w:szCs w:val="28"/>
-          <w:lang w:val="el-GR"/>
-        </w:rPr>
-        <w:t>”</w:t>
-      </w:r>
-      <w:r>
-        <w:rPr>
-          <w:rFonts w:ascii="Bahnschrift Light" w:hAnsi="Bahnschrift Light"/>
-          <w:sz w:val="28"/>
-          <w:szCs w:val="28"/>
-          <w:lang w:val="el-GR"/>
-        </w:rPr>
-        <w:t>, στην οθόνη “Shopping List” και ανεβάζει σε φωτογραφία την απόδειξη από τα ψώνια.</w:t>
+          <w:strike/>
+          <w:sz w:val="28"/>
+          <w:szCs w:val="28"/>
+          <w:lang w:val="el-GR"/>
+        </w:rPr>
+      </w:pPr>
+      <w:r>
+        <w:rPr>
+          <w:rFonts w:ascii="Bahnschrift Light" w:hAnsi="Bahnschrift Light"/>
+          <w:strike/>
+          <w:sz w:val="28"/>
+          <w:szCs w:val="28"/>
+          <w:lang w:val="el-GR"/>
+        </w:rPr>
+        <w:t>Ο χρήστης συμπληρώνει και πατάει “</w:t>
+      </w:r>
+      <w:r>
+        <w:rPr>
+          <w:rFonts w:ascii="Bahnschrift Light" w:hAnsi="Bahnschrift Light"/>
+          <w:strike/>
+          <w:sz w:val="28"/>
+          <w:szCs w:val="28"/>
+        </w:rPr>
+        <w:t>Confirm</w:t>
+      </w:r>
+      <w:r>
+        <w:rPr>
+          <w:rFonts w:ascii="Bahnschrift Light" w:hAnsi="Bahnschrift Light"/>
+          <w:strike/>
+          <w:sz w:val="28"/>
+          <w:szCs w:val="28"/>
+          <w:lang w:val="el-GR"/>
+        </w:rPr>
+        <w:t>”.</w:t>
       </w:r>
     </w:p>
     <w:p>
       <w:pPr>
         <w:numPr>
           <w:ilvl w:val="0"/>
-          <w:numId w:val="12"/>
+          <w:numId w:val="33"/>
         </w:numPr>
         <w:jc w:val="both"/>
         <w:rPr>
           <w:rFonts w:ascii="Bahnschrift Light" w:hAnsi="Bahnschrift Light"/>
-          <w:sz w:val="28"/>
-          <w:szCs w:val="28"/>
-          <w:lang w:val="el-GR"/>
-        </w:rPr>
-      </w:pPr>
-      <w:r>
-        <w:rPr>
-          <w:rFonts w:ascii="Bahnschrift Light" w:hAnsi="Bahnschrift Light"/>
-          <w:sz w:val="28"/>
-          <w:szCs w:val="28"/>
-          <w:lang w:val="el-GR"/>
-        </w:rPr>
-        <w:t xml:space="preserve">Το σύστημα εμφανίζει </w:t>
-      </w:r>
-      <w:r>
-        <w:rPr>
-          <w:rFonts w:ascii="Bahnschrift Light" w:hAnsi="Bahnschrift Light"/>
-          <w:sz w:val="28"/>
-          <w:szCs w:val="28"/>
-          <w:lang w:val="el-GR"/>
-        </w:rPr>
-        <w:t>την</w:t>
-      </w:r>
-      <w:r>
-        <w:rPr>
-          <w:rFonts w:ascii="Bahnschrift Light" w:hAnsi="Bahnschrift Light"/>
-          <w:sz w:val="28"/>
-          <w:szCs w:val="28"/>
-          <w:lang w:val="el-GR"/>
-        </w:rPr>
-        <w:t xml:space="preserve"> οθόνη “</w:t>
-      </w:r>
-      <w:r>
-        <w:rPr>
-          <w:rFonts w:ascii="Bahnschrift Light" w:hAnsi="Bahnschrift Light"/>
-          <w:sz w:val="28"/>
-          <w:szCs w:val="28"/>
-          <w:lang w:val="el-GR"/>
-        </w:rPr>
-        <w:t>Split</w:t>
-      </w:r>
-      <w:r>
-        <w:rPr>
-          <w:rFonts w:ascii="Bahnschrift Light" w:hAnsi="Bahnschrift Light"/>
+          <w:strike/>
+          <w:sz w:val="28"/>
+          <w:szCs w:val="28"/>
+          <w:lang w:val="el-GR"/>
+        </w:rPr>
+      </w:pPr>
+      <w:r>
+        <w:rPr>
+          <w:rFonts w:ascii="Bahnschrift Light" w:hAnsi="Bahnschrift Light"/>
+          <w:strike/>
+          <w:sz w:val="28"/>
+          <w:szCs w:val="28"/>
+          <w:lang w:val="el-GR"/>
+        </w:rPr>
+        <w:t>Το σύστημα μεταφέρει το προϊόν στο “</w:t>
+      </w:r>
+      <w:r>
+        <w:rPr>
+          <w:rFonts w:ascii="Bahnschrift Light" w:hAnsi="Bahnschrift Light"/>
+          <w:strike/>
+          <w:sz w:val="28"/>
+          <w:szCs w:val="28"/>
+        </w:rPr>
+        <w:t>Main</w:t>
+      </w:r>
+      <w:r>
+        <w:rPr>
+          <w:rFonts w:ascii="Bahnschrift Light" w:hAnsi="Bahnschrift Light"/>
+          <w:strike/>
+          <w:sz w:val="28"/>
+          <w:szCs w:val="28"/>
+          <w:lang w:val="el-GR"/>
+        </w:rPr>
+        <w:t xml:space="preserve"> </w:t>
+      </w:r>
+      <w:r>
+        <w:rPr>
+          <w:rFonts w:ascii="Bahnschrift Light" w:hAnsi="Bahnschrift Light"/>
+          <w:strike/>
+          <w:sz w:val="28"/>
+          <w:szCs w:val="28"/>
+        </w:rPr>
+        <w:t>List</w:t>
+      </w:r>
+      <w:r>
+        <w:rPr>
+          <w:rFonts w:ascii="Bahnschrift Light" w:hAnsi="Bahnschrift Light"/>
+          <w:strike/>
           <w:sz w:val="28"/>
           <w:szCs w:val="28"/>
           <w:lang w:val="el-GR"/>
         </w:rPr>
         <w:t>”.</w:t>
+      </w:r>
+    </w:p>
+    <w:p>
+      <w:pPr>
+        <w:jc w:val="both"/>
+        <w:rPr>
+          <w:rFonts w:ascii="Bahnschrift Light" w:hAnsi="Bahnschrift Light"/>
+          <w:sz w:val="28"/>
+          <w:szCs w:val="28"/>
+          <w:u w:val="single"/>
+        </w:rPr>
+      </w:pPr>
+      <w:r>
+        <w:rPr>
+          <w:rFonts w:ascii="Bahnschrift Light" w:hAnsi="Bahnschrift Light"/>
+          <w:sz w:val="28"/>
+          <w:szCs w:val="28"/>
+          <w:u w:val="single"/>
+          <w:lang w:val="el-GR"/>
+        </w:rPr>
+        <w:t>Εναλλακτική Ροή 2</w:t>
+      </w:r>
+      <w:r>
+        <w:rPr>
+          <w:rFonts w:ascii="Bahnschrift Light" w:hAnsi="Bahnschrift Light"/>
+          <w:sz w:val="28"/>
+          <w:szCs w:val="28"/>
+          <w:u w:val="single"/>
+          <w:lang w:val="el-GR"/>
+        </w:rPr>
+        <w:t>:</w:t>
       </w:r>
     </w:p>
     <w:p>
       <w:pPr>
         <w:numPr>
           <w:ilvl w:val="0"/>
-          <w:numId w:val="12"/>
+          <w:numId w:val="37"/>
         </w:numPr>
         <w:jc w:val="both"/>
         <w:rPr>
@@ -1194,95 +1748,185 @@
           <w:szCs w:val="28"/>
           <w:lang w:val="el-GR"/>
         </w:rPr>
-        <w:t>O χρήστης συμπληρώνει στην οθόνη “Split” τα στοιχεία του επιμερισμού και πατάει “Confirm”.</w:t>
+        <w:t>Ο χρήστης διαλέγει την επιλογή “</w:t>
+      </w:r>
+      <w:r>
+        <w:rPr>
+          <w:rFonts w:ascii="Bahnschrift Light" w:hAnsi="Bahnschrift Light"/>
+          <w:sz w:val="28"/>
+          <w:szCs w:val="28"/>
+        </w:rPr>
+        <w:t>Add</w:t>
+      </w:r>
+      <w:r>
+        <w:rPr>
+          <w:rFonts w:ascii="Bahnschrift Light" w:hAnsi="Bahnschrift Light"/>
+          <w:sz w:val="28"/>
+          <w:szCs w:val="28"/>
+          <w:lang w:val="el-GR"/>
+        </w:rPr>
+        <w:t xml:space="preserve"> </w:t>
+      </w:r>
+      <w:r>
+        <w:rPr>
+          <w:rFonts w:ascii="Bahnschrift Light" w:hAnsi="Bahnschrift Light"/>
+          <w:sz w:val="28"/>
+          <w:szCs w:val="28"/>
+        </w:rPr>
+        <w:t>receipt</w:t>
+      </w:r>
+      <w:r>
+        <w:rPr>
+          <w:rFonts w:ascii="Bahnschrift Light" w:hAnsi="Bahnschrift Light"/>
+          <w:sz w:val="28"/>
+          <w:szCs w:val="28"/>
+          <w:lang w:val="el-GR"/>
+        </w:rPr>
+        <w:t>”</w:t>
+      </w:r>
+      <w:r>
+        <w:rPr>
+          <w:rFonts w:ascii="Bahnschrift Light" w:hAnsi="Bahnschrift Light"/>
+          <w:sz w:val="28"/>
+          <w:szCs w:val="28"/>
+          <w:highlight w:val="yellow"/>
+          <w:lang w:val="el-GR"/>
+        </w:rPr>
+        <w:t xml:space="preserve">, </w:t>
+      </w:r>
+      <w:r>
+        <w:rPr>
+          <w:rFonts w:ascii="Bahnschrift Light" w:hAnsi="Bahnschrift Light"/>
+          <w:sz w:val="28"/>
+          <w:szCs w:val="28"/>
+          <w:highlight w:val="yellow"/>
+          <w:lang w:val="el-GR"/>
+        </w:rPr>
+        <w:t>στην οθόνη “</w:t>
+      </w:r>
+      <w:r>
+        <w:rPr>
+          <w:rFonts w:ascii="Bahnschrift Light" w:hAnsi="Bahnschrift Light"/>
+          <w:sz w:val="28"/>
+          <w:szCs w:val="28"/>
+          <w:highlight w:val="yellow"/>
+        </w:rPr>
+        <w:t>Shopping</w:t>
+      </w:r>
+      <w:r>
+        <w:rPr>
+          <w:rFonts w:ascii="Bahnschrift Light" w:hAnsi="Bahnschrift Light"/>
+          <w:sz w:val="28"/>
+          <w:szCs w:val="28"/>
+          <w:highlight w:val="yellow"/>
+          <w:lang w:val="el-GR"/>
+        </w:rPr>
+        <w:t xml:space="preserve"> </w:t>
+      </w:r>
+      <w:r>
+        <w:rPr>
+          <w:rFonts w:ascii="Bahnschrift Light" w:hAnsi="Bahnschrift Light"/>
+          <w:sz w:val="28"/>
+          <w:szCs w:val="28"/>
+          <w:highlight w:val="yellow"/>
+        </w:rPr>
+        <w:t>List</w:t>
+      </w:r>
+      <w:r>
+        <w:rPr>
+          <w:rFonts w:ascii="Bahnschrift Light" w:hAnsi="Bahnschrift Light"/>
+          <w:sz w:val="28"/>
+          <w:szCs w:val="28"/>
+          <w:highlight w:val="yellow"/>
+          <w:lang w:val="el-GR"/>
+        </w:rPr>
+        <w:t>” και ανεβάζει σε φωτογραφία την απόδειξη από τα ψώνια.</w:t>
       </w:r>
     </w:p>
     <w:p>
       <w:pPr>
         <w:numPr>
           <w:ilvl w:val="0"/>
-          <w:numId w:val="21"/>
+          <w:numId w:val="38"/>
         </w:numPr>
         <w:jc w:val="both"/>
         <w:rPr>
           <w:rFonts w:ascii="Bahnschrift Light" w:hAnsi="Bahnschrift Light"/>
-          <w:sz w:val="28"/>
-          <w:szCs w:val="28"/>
-          <w:lang w:val="el-GR"/>
-        </w:rPr>
-      </w:pPr>
-      <w:r>
-        <w:rPr>
-          <w:rFonts w:ascii="Bahnschrift Light" w:hAnsi="Bahnschrift Light"/>
-          <w:sz w:val="28"/>
-          <w:szCs w:val="28"/>
-          <w:lang w:val="el-GR"/>
-        </w:rPr>
-        <w:t>Το σύστημα δημιουργεί τον επιμερισμό με την σημερινή ημερομηνία και τον προσθέτει στο ιστορικό με γρι χρώμα,</w:t>
-      </w:r>
-      <w:r>
-        <w:rPr>
-          <w:rFonts w:ascii="Bahnschrift Light" w:hAnsi="Bahnschrift Light"/>
-          <w:sz w:val="28"/>
-          <w:szCs w:val="28"/>
-          <w:lang w:val="el-GR"/>
-        </w:rPr>
-        <w:t xml:space="preserve"> </w:t>
-      </w:r>
-      <w:r>
-        <w:rPr>
-          <w:rFonts w:ascii="Bahnschrift Light" w:hAnsi="Bahnschrift Light"/>
-          <w:sz w:val="28"/>
-          <w:szCs w:val="28"/>
-          <w:lang w:val="el-GR"/>
-        </w:rPr>
-        <w:t>δείχνοντας έτσι ότι βρίσκεται σε εκκρεμότητα.</w:t>
+          <w:strike/>
+          <w:sz w:val="28"/>
+          <w:szCs w:val="28"/>
+          <w:lang w:val="el-GR"/>
+        </w:rPr>
+      </w:pPr>
+      <w:r>
+        <w:rPr>
+          <w:rFonts w:ascii="Bahnschrift Light" w:hAnsi="Bahnschrift Light"/>
+          <w:strike/>
+          <w:sz w:val="28"/>
+          <w:szCs w:val="28"/>
+        </w:rPr>
+        <w:t>O</w:t>
+      </w:r>
+      <w:r>
+        <w:rPr>
+          <w:rFonts w:ascii="Bahnschrift Light" w:hAnsi="Bahnschrift Light"/>
+          <w:strike/>
+          <w:sz w:val="28"/>
+          <w:szCs w:val="28"/>
+          <w:lang w:val="el-GR"/>
+        </w:rPr>
+        <w:t xml:space="preserve"> χρήστης ανεβάζει σε φωτογραφία την απόδειξη από τα </w:t>
+      </w:r>
+      <w:r>
+        <w:rPr>
+          <w:rFonts w:ascii="Bahnschrift Light" w:hAnsi="Bahnschrift Light"/>
+          <w:strike/>
+          <w:sz w:val="28"/>
+          <w:szCs w:val="28"/>
+          <w:lang w:val="el-GR"/>
+        </w:rPr>
+        <w:tab/>
+        <w:t>ψώνια.</w:t>
       </w:r>
     </w:p>
     <w:p>
       <w:pPr>
         <w:numPr>
           <w:ilvl w:val="0"/>
-          <w:numId w:val="21"/>
+          <w:numId w:val="38"/>
         </w:numPr>
         <w:jc w:val="both"/>
         <w:rPr>
           <w:rFonts w:ascii="Bahnschrift Light" w:hAnsi="Bahnschrift Light"/>
-          <w:sz w:val="28"/>
-          <w:szCs w:val="28"/>
-          <w:lang w:val="el-GR"/>
-        </w:rPr>
-      </w:pPr>
-      <w:r>
-        <w:rPr>
-          <w:rFonts w:ascii="Bahnschrift Light" w:hAnsi="Bahnschrift Light"/>
-          <w:sz w:val="28"/>
-          <w:szCs w:val="28"/>
-          <w:lang w:val="el-GR"/>
-        </w:rPr>
-        <w:t>Το σύστημα στέλνει ειδοποίηση με τίτλο “</w:t>
-      </w:r>
-      <w:r>
-        <w:rPr>
-          <w:rFonts w:ascii="Bahnschrift Light" w:hAnsi="Bahnschrift Light"/>
-          <w:sz w:val="28"/>
-          <w:szCs w:val="28"/>
-          <w:lang w:val="el-GR"/>
-        </w:rPr>
-        <w:t>SHOPPING</w:t>
-      </w:r>
-      <w:r>
-        <w:rPr>
-          <w:rFonts w:ascii="Bahnschrift Light" w:hAnsi="Bahnschrift Light"/>
-          <w:sz w:val="28"/>
-          <w:szCs w:val="28"/>
-          <w:lang w:val="el-GR"/>
-        </w:rPr>
-        <w:t>” σε όλους</w:t>
-      </w:r>
-      <w:r>
-        <w:rPr>
-          <w:rFonts w:ascii="Bahnschrift Light" w:hAnsi="Bahnschrift Light"/>
+          <w:strike/>
+          <w:sz w:val="28"/>
+          <w:szCs w:val="28"/>
+          <w:lang w:val="el-GR"/>
+        </w:rPr>
+      </w:pPr>
+      <w:r>
+        <w:rPr>
+          <w:rFonts w:ascii="Bahnschrift Light" w:hAnsi="Bahnschrift Light"/>
+          <w:strike/>
+          <w:sz w:val="28"/>
+          <w:szCs w:val="28"/>
+          <w:lang w:val="el-GR"/>
+        </w:rPr>
+        <w:t>Το σύστημα ενεργοποιεί την λειτουργεία “</w:t>
+      </w:r>
+      <w:r>
+        <w:rPr>
+          <w:rFonts w:ascii="Bahnschrift Light" w:hAnsi="Bahnschrift Light"/>
+          <w:strike/>
+          <w:sz w:val="28"/>
+          <w:szCs w:val="28"/>
+        </w:rPr>
+        <w:t>Make</w:t>
+      </w:r>
+      <w:r>
+        <w:rPr>
+          <w:rFonts w:ascii="Bahnschrift Light" w:hAnsi="Bahnschrift Light"/>
+          <w:strike/>
           <w:sz w:val="28"/>
           <w:szCs w:val="28"/>
           <w:lang w:val="el-GR"/>
@@ -1292,74 +1936,130 @@
       <w:r>
         <w:rPr>
           <w:rFonts w:ascii="Bahnschrift Light" w:hAnsi="Bahnschrift Light"/>
-          <w:sz w:val="28"/>
-          <w:szCs w:val="28"/>
-          <w:lang w:val="el-GR"/>
-        </w:rPr>
-        <w:t>τους συσχετιζόμενους συγκάτοικους.</w:t>
-      </w:r>
-    </w:p>
-    <w:p>
-      <w:pPr>
-        <w:jc w:val="both"/>
-        <w:rPr>
-          <w:rFonts w:ascii="Bahnschrift Light" w:hAnsi="Bahnschrift Light"/>
-          <w:sz w:val="28"/>
-          <w:szCs w:val="28"/>
-          <w:u w:val="single"/>
-          <w:lang w:val="el-GR"/>
-        </w:rPr>
-      </w:pPr>
-      <w:r>
-        <w:rPr>
-          <w:rFonts w:ascii="Bahnschrift Light" w:hAnsi="Bahnschrift Light"/>
-          <w:sz w:val="28"/>
-          <w:szCs w:val="28"/>
-          <w:u w:val="single"/>
-          <w:lang w:val="el-GR"/>
-        </w:rPr>
-        <w:t>Εναλλακτική Ροή 3</w:t>
-      </w:r>
-      <w:r>
-        <w:rPr>
-          <w:rFonts w:ascii="Bahnschrift Light" w:hAnsi="Bahnschrift Light"/>
-          <w:sz w:val="28"/>
-          <w:szCs w:val="28"/>
-          <w:u w:val="single"/>
-          <w:lang w:val="el-GR"/>
-        </w:rPr>
-        <w:t>:</w:t>
+          <w:strike/>
+          <w:sz w:val="28"/>
+          <w:szCs w:val="28"/>
+        </w:rPr>
+        <w:t>a</w:t>
+      </w:r>
+      <w:r>
+        <w:rPr>
+          <w:rFonts w:ascii="Bahnschrift Light" w:hAnsi="Bahnschrift Light"/>
+          <w:strike/>
+          <w:sz w:val="28"/>
+          <w:szCs w:val="28"/>
+          <w:lang w:val="el-GR"/>
+        </w:rPr>
+        <w:t xml:space="preserve"> </w:t>
+      </w:r>
+      <w:r>
+        <w:rPr>
+          <w:rFonts w:ascii="Bahnschrift Light" w:hAnsi="Bahnschrift Light"/>
+          <w:strike/>
+          <w:sz w:val="28"/>
+          <w:szCs w:val="28"/>
+        </w:rPr>
+        <w:t>split</w:t>
+      </w:r>
+      <w:r>
+        <w:rPr>
+          <w:rFonts w:ascii="Bahnschrift Light" w:hAnsi="Bahnschrift Light"/>
+          <w:strike/>
+          <w:sz w:val="28"/>
+          <w:szCs w:val="28"/>
+          <w:lang w:val="el-GR"/>
+        </w:rPr>
+        <w:t>”.</w:t>
       </w:r>
     </w:p>
     <w:p>
       <w:pPr>
         <w:numPr>
           <w:ilvl w:val="0"/>
-          <w:numId w:val="22"/>
+          <w:numId w:val="38"/>
         </w:numPr>
         <w:jc w:val="both"/>
         <w:rPr>
           <w:rFonts w:ascii="Bahnschrift Light" w:hAnsi="Bahnschrift Light"/>
-          <w:sz w:val="28"/>
-          <w:szCs w:val="28"/>
-          <w:lang w:val="el-GR"/>
-        </w:rPr>
-      </w:pPr>
-      <w:r>
-        <w:rPr>
-          <w:rFonts w:ascii="Bahnschrift Light" w:hAnsi="Bahnschrift Light"/>
-          <w:sz w:val="28"/>
-          <w:szCs w:val="28"/>
-          <w:lang w:val="el-GR"/>
-        </w:rPr>
-        <w:t>Ο χρήστης επιλέγει “Done” σε έναν επιμερισμό με γρι χρώμα.</w:t>
+          <w:strike/>
+          <w:sz w:val="28"/>
+          <w:szCs w:val="28"/>
+          <w:lang w:val="el-GR"/>
+        </w:rPr>
+      </w:pPr>
+      <w:r>
+        <w:rPr>
+          <w:rFonts w:ascii="Bahnschrift Light" w:hAnsi="Bahnschrift Light"/>
+          <w:strike/>
+          <w:sz w:val="28"/>
+          <w:szCs w:val="28"/>
+          <w:lang w:val="el-GR"/>
+        </w:rPr>
+        <w:t>Ο χρήστης διαλέγει την επιλογή “</w:t>
+      </w:r>
+      <w:r>
+        <w:rPr>
+          <w:rFonts w:ascii="Bahnschrift Light" w:hAnsi="Bahnschrift Light"/>
+          <w:strike/>
+          <w:sz w:val="28"/>
+          <w:szCs w:val="28"/>
+        </w:rPr>
+        <w:t>Make</w:t>
+      </w:r>
+      <w:r>
+        <w:rPr>
+          <w:rFonts w:ascii="Bahnschrift Light" w:hAnsi="Bahnschrift Light"/>
+          <w:strike/>
+          <w:sz w:val="28"/>
+          <w:szCs w:val="28"/>
+          <w:lang w:val="el-GR"/>
+        </w:rPr>
+        <w:t xml:space="preserve"> </w:t>
+      </w:r>
+      <w:r>
+        <w:rPr>
+          <w:rFonts w:ascii="Bahnschrift Light" w:hAnsi="Bahnschrift Light"/>
+          <w:strike/>
+          <w:sz w:val="28"/>
+          <w:szCs w:val="28"/>
+        </w:rPr>
+        <w:t>a</w:t>
+      </w:r>
+      <w:r>
+        <w:rPr>
+          <w:rFonts w:ascii="Bahnschrift Light" w:hAnsi="Bahnschrift Light"/>
+          <w:strike/>
+          <w:sz w:val="28"/>
+          <w:szCs w:val="28"/>
+          <w:lang w:val="el-GR"/>
+        </w:rPr>
+        <w:t xml:space="preserve"> </w:t>
+      </w:r>
+      <w:r>
+        <w:rPr>
+          <w:rFonts w:ascii="Bahnschrift Light" w:hAnsi="Bahnschrift Light"/>
+          <w:strike/>
+          <w:sz w:val="28"/>
+          <w:szCs w:val="28"/>
+        </w:rPr>
+        <w:t>split</w:t>
+      </w:r>
+      <w:r>
+        <w:rPr>
+          <w:rFonts w:ascii="Bahnschrift Light" w:hAnsi="Bahnschrift Light"/>
+          <w:strike/>
+          <w:sz w:val="28"/>
+          <w:szCs w:val="28"/>
+          <w:lang w:val="el-GR"/>
+        </w:rPr>
+        <w:t>”.</w:t>
       </w:r>
     </w:p>
     <w:p>
       <w:pPr>
         <w:numPr>
           <w:ilvl w:val="0"/>
-          <w:numId w:val="22"/>
+          <w:numId w:val="37"/>
         </w:numPr>
         <w:jc w:val="both"/>
         <w:rPr>
@@ -1376,6 +2076,906 @@
           <w:szCs w:val="28"/>
           <w:lang w:val="el-GR"/>
         </w:rPr>
+        <w:t xml:space="preserve">Το σύστημα εμφανίζει </w:t>
+      </w:r>
+      <w:r>
+        <w:rPr>
+          <w:rFonts w:ascii="Bahnschrift Light" w:hAnsi="Bahnschrift Light"/>
+          <w:sz w:val="28"/>
+          <w:szCs w:val="28"/>
+          <w:highlight w:val="yellow"/>
+          <w:lang w:val="el-GR"/>
+        </w:rPr>
+        <w:t>την</w:t>
+      </w:r>
+      <w:r>
+        <w:rPr>
+          <w:rFonts w:ascii="Bahnschrift Light" w:hAnsi="Bahnschrift Light"/>
+          <w:sz w:val="28"/>
+          <w:szCs w:val="28"/>
+          <w:lang w:val="el-GR"/>
+        </w:rPr>
+        <w:t xml:space="preserve"> οθόνη “</w:t>
+      </w:r>
+      <w:r>
+        <w:rPr>
+          <w:rFonts w:ascii="Bahnschrift Light" w:hAnsi="Bahnschrift Light"/>
+          <w:sz w:val="28"/>
+          <w:szCs w:val="28"/>
+        </w:rPr>
+        <w:t>Split</w:t>
+      </w:r>
+      <w:r>
+        <w:rPr>
+          <w:rFonts w:ascii="Bahnschrift Light" w:hAnsi="Bahnschrift Light"/>
+          <w:sz w:val="28"/>
+          <w:szCs w:val="28"/>
+          <w:lang w:val="el-GR"/>
+        </w:rPr>
+        <w:t>”.</w:t>
+      </w:r>
+    </w:p>
+    <w:p>
+      <w:pPr>
+        <w:numPr>
+          <w:ilvl w:val="0"/>
+          <w:numId w:val="37"/>
+        </w:numPr>
+        <w:jc w:val="both"/>
+        <w:rPr>
+          <w:rFonts w:ascii="Bahnschrift Light" w:hAnsi="Bahnschrift Light"/>
+          <w:sz w:val="28"/>
+          <w:szCs w:val="28"/>
+          <w:lang w:val="el-GR"/>
+        </w:rPr>
+      </w:pPr>
+      <w:r>
+        <w:rPr>
+          <w:rFonts w:ascii="Bahnschrift Light" w:hAnsi="Bahnschrift Light"/>
+          <w:sz w:val="28"/>
+          <w:szCs w:val="28"/>
+          <w:lang w:val="el-GR"/>
+        </w:rPr>
+        <w:t xml:space="preserve">Ο χρήστης επιλέγει </w:t>
+      </w:r>
+      <w:r>
+        <w:rPr>
+          <w:rFonts w:ascii="Bahnschrift Light" w:hAnsi="Bahnschrift Light"/>
+          <w:sz w:val="28"/>
+          <w:szCs w:val="28"/>
+          <w:highlight w:val="yellow"/>
+          <w:lang w:val="el-GR"/>
+        </w:rPr>
+        <w:t>στην οθόνη</w:t>
+      </w:r>
+      <w:r>
+        <w:rPr>
+          <w:rFonts w:ascii="Bahnschrift Light" w:hAnsi="Bahnschrift Light"/>
+          <w:sz w:val="28"/>
+          <w:szCs w:val="28"/>
+          <w:highlight w:val="yellow"/>
+          <w:lang w:val="el-GR"/>
+        </w:rPr>
+        <w:t xml:space="preserve"> </w:t>
+      </w:r>
+      <w:r>
+        <w:rPr>
+          <w:rFonts w:ascii="Bahnschrift Light" w:hAnsi="Bahnschrift Light"/>
+          <w:sz w:val="28"/>
+          <w:szCs w:val="28"/>
+          <w:highlight w:val="yellow"/>
+          <w:lang w:val="el-GR"/>
+        </w:rPr>
+        <w:t>“</w:t>
+      </w:r>
+      <w:r>
+        <w:rPr>
+          <w:rFonts w:ascii="Bahnschrift Light" w:hAnsi="Bahnschrift Light"/>
+          <w:sz w:val="28"/>
+          <w:szCs w:val="28"/>
+          <w:highlight w:val="yellow"/>
+        </w:rPr>
+        <w:t>S</w:t>
+      </w:r>
+      <w:r>
+        <w:rPr>
+          <w:rFonts w:ascii="Bahnschrift Light" w:hAnsi="Bahnschrift Light"/>
+          <w:sz w:val="28"/>
+          <w:szCs w:val="28"/>
+          <w:highlight w:val="yellow"/>
+        </w:rPr>
+        <w:t>plit</w:t>
+      </w:r>
+      <w:r>
+        <w:rPr>
+          <w:rFonts w:ascii="Bahnschrift Light" w:hAnsi="Bahnschrift Light"/>
+          <w:sz w:val="28"/>
+          <w:szCs w:val="28"/>
+          <w:highlight w:val="yellow"/>
+          <w:lang w:val="el-GR"/>
+        </w:rPr>
+        <w:t>”</w:t>
+      </w:r>
+      <w:r>
+        <w:rPr>
+          <w:rFonts w:ascii="Bahnschrift Light" w:hAnsi="Bahnschrift Light"/>
+          <w:sz w:val="28"/>
+          <w:szCs w:val="28"/>
+          <w:lang w:val="el-GR"/>
+        </w:rPr>
+        <w:t xml:space="preserve"> ποιος </w:t>
+      </w:r>
+      <w:r>
+        <w:rPr>
+          <w:rFonts w:ascii="Bahnschrift Light" w:hAnsi="Bahnschrift Light"/>
+          <w:sz w:val="28"/>
+          <w:szCs w:val="28"/>
+          <w:lang w:val="el-GR"/>
+        </w:rPr>
+        <w:tab/>
+        <w:t>πλήρωσε για τα ψώνια.</w:t>
+      </w:r>
+    </w:p>
+    <w:p>
+      <w:pPr>
+        <w:numPr>
+          <w:ilvl w:val="0"/>
+          <w:numId w:val="37"/>
+        </w:numPr>
+        <w:jc w:val="both"/>
+        <w:rPr>
+          <w:rFonts w:ascii="Bahnschrift Light" w:hAnsi="Bahnschrift Light"/>
+          <w:strike/>
+          <w:sz w:val="28"/>
+          <w:szCs w:val="28"/>
+          <w:lang w:val="el-GR"/>
+        </w:rPr>
+      </w:pPr>
+      <w:r>
+        <w:rPr>
+          <w:rFonts w:ascii="Bahnschrift Light" w:hAnsi="Bahnschrift Light"/>
+          <w:strike/>
+          <w:sz w:val="28"/>
+          <w:szCs w:val="28"/>
+          <w:lang w:val="el-GR"/>
+        </w:rPr>
+        <w:t xml:space="preserve">Το σύστημα εμφανίζει αυτόματα από κάτω, τους υπόλοιπους </w:t>
+      </w:r>
+      <w:r>
+        <w:rPr>
+          <w:rFonts w:ascii="Bahnschrift Light" w:hAnsi="Bahnschrift Light"/>
+          <w:strike/>
+          <w:sz w:val="28"/>
+          <w:szCs w:val="28"/>
+          <w:lang w:val="el-GR"/>
+        </w:rPr>
+        <w:tab/>
+        <w:t>συγκάτοικους.</w:t>
+      </w:r>
+    </w:p>
+    <w:p>
+      <w:pPr>
+        <w:numPr>
+          <w:ilvl w:val="0"/>
+          <w:numId w:val="37"/>
+        </w:numPr>
+        <w:jc w:val="both"/>
+        <w:rPr>
+          <w:rFonts w:ascii="Bahnschrift Light" w:hAnsi="Bahnschrift Light"/>
+          <w:strike/>
+          <w:sz w:val="28"/>
+          <w:szCs w:val="28"/>
+          <w:lang w:val="el-GR"/>
+        </w:rPr>
+      </w:pPr>
+      <w:r>
+        <w:rPr>
+          <w:rFonts w:ascii="Bahnschrift Light" w:hAnsi="Bahnschrift Light"/>
+          <w:strike/>
+          <w:sz w:val="28"/>
+          <w:szCs w:val="28"/>
+          <w:lang w:val="el-GR"/>
+        </w:rPr>
+        <w:t>Ο χρήστης πληκτρολογεί στο σημείο “</w:t>
+      </w:r>
+      <w:r>
+        <w:rPr>
+          <w:rFonts w:ascii="Bahnschrift Light" w:hAnsi="Bahnschrift Light"/>
+          <w:strike/>
+          <w:sz w:val="28"/>
+          <w:szCs w:val="28"/>
+        </w:rPr>
+        <w:t>Write</w:t>
+      </w:r>
+      <w:r>
+        <w:rPr>
+          <w:rFonts w:ascii="Bahnschrift Light" w:hAnsi="Bahnschrift Light"/>
+          <w:strike/>
+          <w:sz w:val="28"/>
+          <w:szCs w:val="28"/>
+          <w:lang w:val="el-GR"/>
+        </w:rPr>
+        <w:t xml:space="preserve"> </w:t>
+      </w:r>
+      <w:r>
+        <w:rPr>
+          <w:rFonts w:ascii="Bahnschrift Light" w:hAnsi="Bahnschrift Light"/>
+          <w:strike/>
+          <w:sz w:val="28"/>
+          <w:szCs w:val="28"/>
+        </w:rPr>
+        <w:t>amount</w:t>
+      </w:r>
+      <w:r>
+        <w:rPr>
+          <w:rFonts w:ascii="Bahnschrift Light" w:hAnsi="Bahnschrift Light"/>
+          <w:strike/>
+          <w:sz w:val="28"/>
+          <w:szCs w:val="28"/>
+          <w:lang w:val="el-GR"/>
+        </w:rPr>
+        <w:t xml:space="preserve">”, πόσα του </w:t>
+      </w:r>
+      <w:r>
+        <w:rPr>
+          <w:rFonts w:ascii="Bahnschrift Light" w:hAnsi="Bahnschrift Light"/>
+          <w:strike/>
+          <w:sz w:val="28"/>
+          <w:szCs w:val="28"/>
+          <w:lang w:val="el-GR"/>
+        </w:rPr>
+        <w:tab/>
+        <w:t>χρωστάει ο καθένας.</w:t>
+      </w:r>
+    </w:p>
+    <w:p>
+      <w:pPr>
+        <w:numPr>
+          <w:ilvl w:val="0"/>
+          <w:numId w:val="37"/>
+        </w:numPr>
+        <w:jc w:val="both"/>
+        <w:rPr>
+          <w:rFonts w:ascii="Bahnschrift Light" w:hAnsi="Bahnschrift Light"/>
+          <w:strike/>
+          <w:sz w:val="28"/>
+          <w:szCs w:val="28"/>
+          <w:lang w:val="el-GR"/>
+        </w:rPr>
+      </w:pPr>
+      <w:r>
+        <w:rPr>
+          <w:rFonts w:ascii="Bahnschrift Light" w:hAnsi="Bahnschrift Light"/>
+          <w:strike/>
+          <w:sz w:val="28"/>
+          <w:szCs w:val="28"/>
+          <w:lang w:val="el-GR"/>
+        </w:rPr>
+        <w:t xml:space="preserve">Ο χρήστης πατάει </w:t>
+      </w:r>
+      <w:r>
+        <w:rPr>
+          <w:rFonts w:ascii="Bahnschrift Light" w:hAnsi="Bahnschrift Light"/>
+          <w:strike/>
+          <w:sz w:val="28"/>
+          <w:szCs w:val="28"/>
+        </w:rPr>
+        <w:t>“Confirm”</w:t>
+      </w:r>
+      <w:r>
+        <w:rPr>
+          <w:rFonts w:ascii="Bahnschrift Light" w:hAnsi="Bahnschrift Light"/>
+          <w:strike/>
+          <w:sz w:val="28"/>
+          <w:szCs w:val="28"/>
+          <w:lang w:val="el-GR"/>
+        </w:rPr>
+        <w:t>.</w:t>
+      </w:r>
+    </w:p>
+    <w:p>
+      <w:pPr>
+        <w:numPr>
+          <w:ilvl w:val="0"/>
+          <w:numId w:val="39"/>
+        </w:numPr>
+        <w:jc w:val="both"/>
+        <w:rPr>
+          <w:rFonts w:ascii="Bahnschrift Light" w:hAnsi="Bahnschrift Light"/>
+          <w:sz w:val="28"/>
+          <w:szCs w:val="28"/>
+          <w:lang w:val="el-GR"/>
+        </w:rPr>
+      </w:pPr>
+      <w:r>
+        <w:rPr>
+          <w:rFonts w:ascii="Bahnschrift Light" w:hAnsi="Bahnschrift Light"/>
+          <w:sz w:val="28"/>
+          <w:szCs w:val="28"/>
+          <w:lang w:val="el-GR"/>
+        </w:rPr>
+        <w:lastRenderedPageBreak/>
+        <w:t xml:space="preserve">Το σύστημα δημιουργεί τον επιμερισμό με την σημερινή </w:t>
+      </w:r>
+      <w:r>
+        <w:rPr>
+          <w:rFonts w:ascii="Bahnschrift Light" w:hAnsi="Bahnschrift Light"/>
+          <w:sz w:val="28"/>
+          <w:szCs w:val="28"/>
+          <w:lang w:val="el-GR"/>
+        </w:rPr>
+        <w:tab/>
+      </w:r>
+      <w:r>
+        <w:rPr>
+          <w:rFonts w:ascii="Bahnschrift Light" w:hAnsi="Bahnschrift Light"/>
+          <w:sz w:val="28"/>
+          <w:szCs w:val="28"/>
+          <w:lang w:val="el-GR"/>
+        </w:rPr>
+        <w:tab/>
+      </w:r>
+      <w:r>
+        <w:rPr>
+          <w:rFonts w:ascii="Bahnschrift Light" w:hAnsi="Bahnschrift Light"/>
+          <w:sz w:val="28"/>
+          <w:szCs w:val="28"/>
+          <w:lang w:val="el-GR"/>
+        </w:rPr>
+        <w:tab/>
+      </w:r>
+      <w:r>
+        <w:rPr>
+          <w:rFonts w:ascii="Bahnschrift Light" w:hAnsi="Bahnschrift Light"/>
+          <w:sz w:val="28"/>
+          <w:szCs w:val="28"/>
+          <w:lang w:val="el-GR"/>
+        </w:rPr>
+        <w:tab/>
+      </w:r>
+      <w:r>
+        <w:rPr>
+          <w:rFonts w:ascii="Bahnschrift Light" w:hAnsi="Bahnschrift Light"/>
+          <w:sz w:val="28"/>
+          <w:szCs w:val="28"/>
+          <w:lang w:val="el-GR"/>
+        </w:rPr>
+        <w:t xml:space="preserve">ημερομηνία και τον προσθέτει στο ιστορικό με γρι χρώμα, </w:t>
+      </w:r>
+      <w:r>
+        <w:rPr>
+          <w:rFonts w:ascii="Bahnschrift Light" w:hAnsi="Bahnschrift Light"/>
+          <w:sz w:val="28"/>
+          <w:szCs w:val="28"/>
+          <w:lang w:val="el-GR"/>
+        </w:rPr>
+        <w:tab/>
+      </w:r>
+      <w:r>
+        <w:rPr>
+          <w:rFonts w:ascii="Bahnschrift Light" w:hAnsi="Bahnschrift Light"/>
+          <w:sz w:val="28"/>
+          <w:szCs w:val="28"/>
+          <w:lang w:val="el-GR"/>
+        </w:rPr>
+        <w:tab/>
+      </w:r>
+      <w:r>
+        <w:rPr>
+          <w:rFonts w:ascii="Bahnschrift Light" w:hAnsi="Bahnschrift Light"/>
+          <w:sz w:val="28"/>
+          <w:szCs w:val="28"/>
+          <w:lang w:val="el-GR"/>
+        </w:rPr>
+        <w:tab/>
+      </w:r>
+      <w:r>
+        <w:rPr>
+          <w:rFonts w:ascii="Bahnschrift Light" w:hAnsi="Bahnschrift Light"/>
+          <w:sz w:val="28"/>
+          <w:szCs w:val="28"/>
+          <w:lang w:val="el-GR"/>
+        </w:rPr>
+        <w:t>δείχνοντας έτσι ότι βρίσκεται σε εκκρεμότητα.</w:t>
+      </w:r>
+    </w:p>
+    <w:p>
+      <w:pPr>
+        <w:numPr>
+          <w:ilvl w:val="0"/>
+          <w:numId w:val="39"/>
+        </w:numPr>
+        <w:jc w:val="both"/>
+        <w:rPr>
+          <w:rFonts w:ascii="Bahnschrift Light" w:hAnsi="Bahnschrift Light"/>
+          <w:sz w:val="28"/>
+          <w:szCs w:val="28"/>
+          <w:lang w:val="el-GR"/>
+        </w:rPr>
+      </w:pPr>
+      <w:r>
+        <w:rPr>
+          <w:rFonts w:ascii="Bahnschrift Light" w:hAnsi="Bahnschrift Light"/>
+          <w:sz w:val="28"/>
+          <w:szCs w:val="28"/>
+          <w:lang w:val="el-GR"/>
+        </w:rPr>
+        <w:tab/>
+      </w:r>
+      <w:r>
+        <w:rPr>
+          <w:rFonts w:ascii="Bahnschrift Light" w:hAnsi="Bahnschrift Light"/>
+          <w:sz w:val="28"/>
+          <w:szCs w:val="28"/>
+          <w:lang w:val="el-GR"/>
+        </w:rPr>
+        <w:t>Το σύστημα στέλνει ειδοποίηση με τίτλο “</w:t>
+      </w:r>
+      <w:r>
+        <w:rPr>
+          <w:rFonts w:ascii="Bahnschrift Light" w:hAnsi="Bahnschrift Light"/>
+          <w:sz w:val="28"/>
+          <w:szCs w:val="28"/>
+        </w:rPr>
+        <w:t>SHOPPING</w:t>
+      </w:r>
+      <w:r>
+        <w:rPr>
+          <w:rFonts w:ascii="Bahnschrift Light" w:hAnsi="Bahnschrift Light"/>
+          <w:sz w:val="28"/>
+          <w:szCs w:val="28"/>
+          <w:lang w:val="el-GR"/>
+        </w:rPr>
+        <w:t xml:space="preserve">” σε όλους </w:t>
+      </w:r>
+      <w:r>
+        <w:rPr>
+          <w:rFonts w:ascii="Bahnschrift Light" w:hAnsi="Bahnschrift Light"/>
+          <w:sz w:val="28"/>
+          <w:szCs w:val="28"/>
+          <w:lang w:val="el-GR"/>
+        </w:rPr>
+        <w:tab/>
+      </w:r>
+      <w:r>
+        <w:rPr>
+          <w:rFonts w:ascii="Bahnschrift Light" w:hAnsi="Bahnschrift Light"/>
+          <w:sz w:val="28"/>
+          <w:szCs w:val="28"/>
+          <w:lang w:val="el-GR"/>
+        </w:rPr>
+        <w:tab/>
+      </w:r>
+      <w:r>
+        <w:rPr>
+          <w:rFonts w:ascii="Bahnschrift Light" w:hAnsi="Bahnschrift Light"/>
+          <w:sz w:val="28"/>
+          <w:szCs w:val="28"/>
+          <w:lang w:val="el-GR"/>
+        </w:rPr>
+        <w:tab/>
+      </w:r>
+      <w:r>
+        <w:rPr>
+          <w:rFonts w:ascii="Bahnschrift Light" w:hAnsi="Bahnschrift Light"/>
+          <w:sz w:val="28"/>
+          <w:szCs w:val="28"/>
+          <w:lang w:val="el-GR"/>
+        </w:rPr>
+        <w:t xml:space="preserve">τους συσχετιζόμενους συγκάτοικους.  </w:t>
+      </w:r>
+      <w:r>
+        <w:rPr>
+          <w:rFonts w:ascii="Bahnschrift Light" w:hAnsi="Bahnschrift Light"/>
+          <w:sz w:val="28"/>
+          <w:szCs w:val="28"/>
+          <w:lang w:val="el-GR"/>
+        </w:rPr>
+        <w:t xml:space="preserve"> </w:t>
+      </w:r>
+    </w:p>
+    <w:p>
+      <w:pPr>
+        <w:jc w:val="both"/>
+        <w:rPr>
+          <w:rFonts w:ascii="Bahnschrift Light" w:hAnsi="Bahnschrift Light"/>
+          <w:strike/>
+          <w:sz w:val="28"/>
+          <w:szCs w:val="28"/>
+          <w:u w:val="single"/>
+          <w:lang w:val="el-GR"/>
+        </w:rPr>
+      </w:pPr>
+      <w:r>
+        <w:rPr>
+          <w:rFonts w:ascii="Bahnschrift Light" w:hAnsi="Bahnschrift Light"/>
+          <w:strike/>
+          <w:sz w:val="28"/>
+          <w:szCs w:val="28"/>
+          <w:u w:val="single"/>
+          <w:lang w:val="el-GR"/>
+        </w:rPr>
+        <w:t>Εναλλακτική Ροή 2.1:</w:t>
+      </w:r>
+    </w:p>
+    <w:p>
+      <w:pPr>
+        <w:numPr>
+          <w:ilvl w:val="0"/>
+          <w:numId w:val="26"/>
+        </w:numPr>
+        <w:jc w:val="both"/>
+        <w:rPr>
+          <w:rFonts w:ascii="Bahnschrift Light" w:hAnsi="Bahnschrift Light"/>
+          <w:strike/>
+          <w:sz w:val="28"/>
+          <w:szCs w:val="28"/>
+          <w:u w:val="double"/>
+          <w:lang w:val="el-GR"/>
+        </w:rPr>
+      </w:pPr>
+      <w:r>
+        <w:rPr>
+          <w:rFonts w:ascii="Bahnschrift Light" w:hAnsi="Bahnschrift Light"/>
+          <w:strike/>
+          <w:sz w:val="28"/>
+          <w:szCs w:val="28"/>
+          <w:lang w:val="el-GR"/>
+        </w:rPr>
+        <w:t>Ο χρήστης ανεβάζει λάθος φωτογραφία.</w:t>
+      </w:r>
+    </w:p>
+    <w:p>
+      <w:pPr>
+        <w:numPr>
+          <w:ilvl w:val="0"/>
+          <w:numId w:val="26"/>
+        </w:numPr>
+        <w:jc w:val="both"/>
+        <w:rPr>
+          <w:rFonts w:ascii="Bahnschrift Light" w:hAnsi="Bahnschrift Light"/>
+          <w:strike/>
+          <w:sz w:val="28"/>
+          <w:szCs w:val="28"/>
+          <w:u w:val="double"/>
+          <w:lang w:val="el-GR"/>
+        </w:rPr>
+      </w:pPr>
+      <w:r>
+        <w:rPr>
+          <w:rFonts w:ascii="Bahnschrift Light" w:hAnsi="Bahnschrift Light"/>
+          <w:strike/>
+          <w:sz w:val="28"/>
+          <w:szCs w:val="28"/>
+          <w:lang w:val="el-GR"/>
+        </w:rPr>
+        <w:t xml:space="preserve">Η περίπτωση χρήσης επιστρέφει στο βήμα «2.β.1» της </w:t>
+      </w:r>
+      <w:r>
+        <w:rPr>
+          <w:rFonts w:ascii="Bahnschrift Light" w:hAnsi="Bahnschrift Light"/>
+          <w:strike/>
+          <w:sz w:val="28"/>
+          <w:szCs w:val="28"/>
+          <w:lang w:val="el-GR"/>
+        </w:rPr>
+        <w:tab/>
+      </w:r>
+      <w:r>
+        <w:rPr>
+          <w:rFonts w:ascii="Bahnschrift Light" w:hAnsi="Bahnschrift Light"/>
+          <w:strike/>
+          <w:sz w:val="28"/>
+          <w:szCs w:val="28"/>
+          <w:lang w:val="el-GR"/>
+        </w:rPr>
+        <w:tab/>
+      </w:r>
+      <w:r>
+        <w:rPr>
+          <w:rFonts w:ascii="Bahnschrift Light" w:hAnsi="Bahnschrift Light"/>
+          <w:strike/>
+          <w:sz w:val="28"/>
+          <w:szCs w:val="28"/>
+          <w:lang w:val="el-GR"/>
+        </w:rPr>
+        <w:tab/>
+      </w:r>
+      <w:r>
+        <w:rPr>
+          <w:rFonts w:ascii="Bahnschrift Light" w:hAnsi="Bahnschrift Light"/>
+          <w:strike/>
+          <w:sz w:val="28"/>
+          <w:szCs w:val="28"/>
+          <w:lang w:val="el-GR"/>
+        </w:rPr>
+        <w:tab/>
+        <w:t>εναλλακτικής ροής 2.</w:t>
+      </w:r>
+    </w:p>
+    <w:p>
+      <w:pPr>
+        <w:jc w:val="both"/>
+        <w:rPr>
+          <w:rFonts w:ascii="Bahnschrift Light" w:hAnsi="Bahnschrift Light"/>
+          <w:sz w:val="28"/>
+          <w:szCs w:val="28"/>
+          <w:u w:val="single"/>
+          <w:lang w:val="el-GR"/>
+        </w:rPr>
+      </w:pPr>
+      <w:r>
+        <w:rPr>
+          <w:rFonts w:ascii="Bahnschrift Light" w:hAnsi="Bahnschrift Light"/>
+          <w:sz w:val="28"/>
+          <w:szCs w:val="28"/>
+          <w:u w:val="single"/>
+          <w:lang w:val="el-GR"/>
+        </w:rPr>
+        <w:t>Εναλλακτική Ροή 3</w:t>
+      </w:r>
+      <w:r>
+        <w:rPr>
+          <w:rFonts w:ascii="Bahnschrift Light" w:hAnsi="Bahnschrift Light"/>
+          <w:sz w:val="28"/>
+          <w:szCs w:val="28"/>
+          <w:u w:val="single"/>
+          <w:lang w:val="el-GR"/>
+        </w:rPr>
+        <w:t>:</w:t>
+      </w:r>
+    </w:p>
+    <w:p>
+      <w:pPr>
+        <w:numPr>
+          <w:ilvl w:val="0"/>
+          <w:numId w:val="27"/>
+        </w:numPr>
+        <w:jc w:val="both"/>
+        <w:rPr>
+          <w:rFonts w:ascii="Bahnschrift Light" w:hAnsi="Bahnschrift Light"/>
+          <w:sz w:val="28"/>
+          <w:szCs w:val="28"/>
+          <w:lang w:val="el-GR"/>
+        </w:rPr>
+      </w:pPr>
+      <w:r>
+        <w:rPr>
+          <w:rFonts w:ascii="Bahnschrift Light" w:hAnsi="Bahnschrift Light"/>
+          <w:sz w:val="28"/>
+          <w:szCs w:val="28"/>
+          <w:lang w:val="el-GR"/>
+        </w:rPr>
+        <w:t>Ο χρήστης πατάει πάνω στο “</w:t>
+      </w:r>
+      <w:r>
+        <w:rPr>
+          <w:rFonts w:ascii="Bahnschrift Light" w:hAnsi="Bahnschrift Light"/>
+          <w:sz w:val="28"/>
+          <w:szCs w:val="28"/>
+        </w:rPr>
+        <w:t>History</w:t>
+      </w:r>
+      <w:r>
+        <w:rPr>
+          <w:rFonts w:ascii="Bahnschrift Light" w:hAnsi="Bahnschrift Light"/>
+          <w:sz w:val="28"/>
+          <w:szCs w:val="28"/>
+          <w:lang w:val="el-GR"/>
+        </w:rPr>
+        <w:t>”</w:t>
+      </w:r>
+      <w:r>
+        <w:rPr>
+          <w:rFonts w:ascii="Bahnschrift Light" w:hAnsi="Bahnschrift Light"/>
+          <w:sz w:val="28"/>
+          <w:szCs w:val="28"/>
+          <w:highlight w:val="yellow"/>
+          <w:lang w:val="el-GR"/>
+        </w:rPr>
+        <w:t xml:space="preserve">, </w:t>
+      </w:r>
+      <w:r>
+        <w:rPr>
+          <w:rFonts w:ascii="Bahnschrift Light" w:hAnsi="Bahnschrift Light"/>
+          <w:sz w:val="28"/>
+          <w:szCs w:val="28"/>
+          <w:highlight w:val="yellow"/>
+          <w:lang w:val="el-GR"/>
+        </w:rPr>
+        <w:t>στην οθόνη “</w:t>
+      </w:r>
+      <w:r>
+        <w:rPr>
+          <w:rFonts w:ascii="Bahnschrift Light" w:hAnsi="Bahnschrift Light"/>
+          <w:sz w:val="28"/>
+          <w:szCs w:val="28"/>
+          <w:highlight w:val="yellow"/>
+        </w:rPr>
+        <w:t>Shopping</w:t>
+      </w:r>
+      <w:r>
+        <w:rPr>
+          <w:rFonts w:ascii="Bahnschrift Light" w:hAnsi="Bahnschrift Light"/>
+          <w:sz w:val="28"/>
+          <w:szCs w:val="28"/>
+          <w:highlight w:val="yellow"/>
+          <w:lang w:val="el-GR"/>
+        </w:rPr>
+        <w:t xml:space="preserve"> </w:t>
+      </w:r>
+      <w:r>
+        <w:rPr>
+          <w:rFonts w:ascii="Bahnschrift Light" w:hAnsi="Bahnschrift Light"/>
+          <w:sz w:val="28"/>
+          <w:szCs w:val="28"/>
+          <w:highlight w:val="yellow"/>
+        </w:rPr>
+        <w:t>List</w:t>
+      </w:r>
+      <w:r>
+        <w:rPr>
+          <w:rFonts w:ascii="Bahnschrift Light" w:hAnsi="Bahnschrift Light"/>
+          <w:sz w:val="28"/>
+          <w:szCs w:val="28"/>
+          <w:highlight w:val="yellow"/>
+          <w:lang w:val="el-GR"/>
+        </w:rPr>
+        <w:t>”</w:t>
+      </w:r>
+      <w:r>
+        <w:rPr>
+          <w:rFonts w:ascii="Bahnschrift Light" w:hAnsi="Bahnschrift Light"/>
+          <w:sz w:val="28"/>
+          <w:szCs w:val="28"/>
+          <w:lang w:val="el-GR"/>
+        </w:rPr>
+        <w:t>.</w:t>
+      </w:r>
+    </w:p>
+    <w:p>
+      <w:pPr>
+        <w:numPr>
+          <w:ilvl w:val="0"/>
+          <w:numId w:val="27"/>
+        </w:numPr>
+        <w:jc w:val="both"/>
+        <w:rPr>
+          <w:rFonts w:ascii="Bahnschrift Light" w:hAnsi="Bahnschrift Light"/>
+          <w:sz w:val="28"/>
+          <w:szCs w:val="28"/>
+          <w:lang w:val="el-GR"/>
+        </w:rPr>
+      </w:pPr>
+      <w:r>
+        <w:rPr>
+          <w:rFonts w:ascii="Bahnschrift Light" w:hAnsi="Bahnschrift Light"/>
+          <w:sz w:val="28"/>
+          <w:szCs w:val="28"/>
+          <w:lang w:val="el-GR"/>
+        </w:rPr>
+        <w:t>Το σύστημα εμφανίζει</w:t>
+      </w:r>
+      <w:r>
+        <w:rPr>
+          <w:rFonts w:ascii="Bahnschrift Light" w:hAnsi="Bahnschrift Light"/>
+          <w:sz w:val="28"/>
+          <w:szCs w:val="28"/>
+          <w:lang w:val="el-GR"/>
+        </w:rPr>
+        <w:t xml:space="preserve"> </w:t>
+      </w:r>
+      <w:r>
+        <w:rPr>
+          <w:rFonts w:ascii="Bahnschrift Light" w:hAnsi="Bahnschrift Light"/>
+          <w:sz w:val="28"/>
+          <w:szCs w:val="28"/>
+          <w:highlight w:val="yellow"/>
+          <w:lang w:val="el-GR"/>
+        </w:rPr>
+        <w:t>την οθόνη “</w:t>
+      </w:r>
+      <w:r>
+        <w:rPr>
+          <w:rFonts w:ascii="Bahnschrift Light" w:hAnsi="Bahnschrift Light"/>
+          <w:sz w:val="28"/>
+          <w:szCs w:val="28"/>
+          <w:highlight w:val="yellow"/>
+        </w:rPr>
+        <w:t>History</w:t>
+      </w:r>
+      <w:r>
+        <w:rPr>
+          <w:rFonts w:ascii="Bahnschrift Light" w:hAnsi="Bahnschrift Light"/>
+          <w:sz w:val="28"/>
+          <w:szCs w:val="28"/>
+          <w:highlight w:val="yellow"/>
+          <w:lang w:val="el-GR"/>
+        </w:rPr>
+        <w:t>”, με</w:t>
+      </w:r>
+      <w:r>
+        <w:rPr>
+          <w:rFonts w:ascii="Bahnschrift Light" w:hAnsi="Bahnschrift Light"/>
+          <w:sz w:val="28"/>
+          <w:szCs w:val="28"/>
+          <w:lang w:val="el-GR"/>
+        </w:rPr>
+        <w:t xml:space="preserve"> το ιστορικό όλων των επιμερισμών.</w:t>
+      </w:r>
+    </w:p>
+    <w:p>
+      <w:pPr>
+        <w:numPr>
+          <w:ilvl w:val="0"/>
+          <w:numId w:val="27"/>
+        </w:numPr>
+        <w:jc w:val="both"/>
+        <w:rPr>
+          <w:rFonts w:ascii="Bahnschrift Light" w:hAnsi="Bahnschrift Light"/>
+          <w:sz w:val="28"/>
+          <w:szCs w:val="28"/>
+          <w:lang w:val="el-GR"/>
+        </w:rPr>
+      </w:pPr>
+      <w:r>
+        <w:rPr>
+          <w:rFonts w:ascii="Bahnschrift Light" w:hAnsi="Bahnschrift Light"/>
+          <w:sz w:val="28"/>
+          <w:szCs w:val="28"/>
+          <w:lang w:val="el-GR"/>
+        </w:rPr>
+        <w:t xml:space="preserve">Ο χρήστης πατάει πάνω σε έναν επιμερισμό με γρι χρώμα και </w:t>
+      </w:r>
+      <w:r>
+        <w:rPr>
+          <w:rFonts w:ascii="Bahnschrift Light" w:hAnsi="Bahnschrift Light"/>
+          <w:sz w:val="28"/>
+          <w:szCs w:val="28"/>
+          <w:lang w:val="el-GR"/>
+        </w:rPr>
+        <w:tab/>
+        <w:t>επιλέγει “</w:t>
+      </w:r>
+      <w:r>
+        <w:rPr>
+          <w:rFonts w:ascii="Bahnschrift Light" w:hAnsi="Bahnschrift Light"/>
+          <w:sz w:val="28"/>
+          <w:szCs w:val="28"/>
+        </w:rPr>
+        <w:t>Done</w:t>
+      </w:r>
+      <w:r>
+        <w:rPr>
+          <w:rFonts w:ascii="Bahnschrift Light" w:hAnsi="Bahnschrift Light"/>
+          <w:sz w:val="28"/>
+          <w:szCs w:val="28"/>
+          <w:lang w:val="el-GR"/>
+        </w:rPr>
+        <w:t>”.</w:t>
+      </w:r>
+    </w:p>
+    <w:p>
+      <w:pPr>
+        <w:numPr>
+          <w:ilvl w:val="0"/>
+          <w:numId w:val="27"/>
+        </w:numPr>
+        <w:jc w:val="both"/>
+        <w:rPr>
+          <w:rFonts w:ascii="Bahnschrift Light" w:hAnsi="Bahnschrift Light"/>
+          <w:sz w:val="28"/>
+          <w:szCs w:val="28"/>
+          <w:lang w:val="el-GR"/>
+        </w:rPr>
+      </w:pPr>
+      <w:r>
+        <w:rPr>
+          <w:rFonts w:ascii="Bahnschrift Light" w:hAnsi="Bahnschrift Light"/>
+          <w:sz w:val="28"/>
+          <w:szCs w:val="28"/>
+          <w:lang w:val="el-GR"/>
+        </w:rPr>
         <w:t xml:space="preserve">Το σύστημα αλλάζει τον επιμερισμό με μαύρο χρώμα και τον </w:t>
       </w:r>
       <w:r>
@@ -1386,7 +2986,17 @@
           <w:lang w:val="el-GR"/>
         </w:rPr>
         <w:tab/>
-        <w:t>κλειδώνει.</w:t>
+        <w:t xml:space="preserve">κλειδώνει. </w:t>
+      </w:r>
+      <w:r>
+        <w:rPr>
+          <w:rFonts w:ascii="Bahnschrift Light" w:hAnsi="Bahnschrift Light"/>
+          <w:strike/>
+          <w:sz w:val="28"/>
+          <w:szCs w:val="28"/>
+          <w:lang w:val="el-GR"/>
+        </w:rPr>
+        <w:t>Δεν μπορούν να γίνουν περεταίρω αλλαγές.</w:t>
       </w:r>
     </w:p>
     <w:p>
@@ -1394,40 +3004,282 @@
         <w:jc w:val="both"/>
         <w:rPr>
           <w:rFonts w:ascii="Bahnschrift Light" w:hAnsi="Bahnschrift Light"/>
+          <w:strike/>
           <w:sz w:val="28"/>
           <w:szCs w:val="28"/>
           <w:u w:val="single"/>
-        </w:rPr>
-      </w:pPr>
-      <w:r>
-        <w:rPr>
-          <w:rFonts w:ascii="Bahnschrift Light" w:hAnsi="Bahnschrift Light"/>
+          <w:lang w:val="el-GR"/>
+        </w:rPr>
+      </w:pPr>
+      <w:r>
+        <w:rPr>
+          <w:rFonts w:ascii="Bahnschrift Light" w:hAnsi="Bahnschrift Light"/>
+          <w:strike/>
           <w:sz w:val="28"/>
           <w:szCs w:val="28"/>
           <w:u w:val="single"/>
           <w:lang w:val="el-GR"/>
         </w:rPr>
-        <w:t xml:space="preserve">Εναλλακτική Ροή </w:t>
-      </w:r>
-      <w:r>
-        <w:rPr>
-          <w:rFonts w:ascii="Bahnschrift Light" w:hAnsi="Bahnschrift Light"/>
-          <w:sz w:val="28"/>
-          <w:szCs w:val="28"/>
+        <w:t>Εναλλακτική Ροή 3.1:</w:t>
+      </w:r>
+    </w:p>
+    <w:p>
+      <w:pPr>
+        <w:numPr>
+          <w:ilvl w:val="0"/>
+          <w:numId w:val="28"/>
+        </w:numPr>
+        <w:jc w:val="both"/>
+        <w:rPr>
+          <w:rFonts w:ascii="Bahnschrift Light" w:hAnsi="Bahnschrift Light"/>
+          <w:strike/>
+          <w:sz w:val="28"/>
+          <w:szCs w:val="28"/>
+          <w:lang w:val="el-GR"/>
+        </w:rPr>
+      </w:pPr>
+      <w:r>
+        <w:rPr>
+          <w:rFonts w:ascii="Bahnschrift Light" w:hAnsi="Bahnschrift Light"/>
+          <w:strike/>
+          <w:sz w:val="28"/>
+          <w:szCs w:val="28"/>
+          <w:lang w:val="el-GR"/>
+        </w:rPr>
+        <w:t xml:space="preserve">Ο χρήστης αντιλαμβάνεται ότι έχει κάνει λάθος σε έναν </w:t>
+      </w:r>
+      <w:r>
+        <w:rPr>
+          <w:rFonts w:ascii="Bahnschrift Light" w:hAnsi="Bahnschrift Light"/>
+          <w:strike/>
+          <w:sz w:val="28"/>
+          <w:szCs w:val="28"/>
+          <w:lang w:val="el-GR"/>
+        </w:rPr>
+        <w:tab/>
+      </w:r>
+      <w:r>
+        <w:rPr>
+          <w:rFonts w:ascii="Bahnschrift Light" w:hAnsi="Bahnschrift Light"/>
+          <w:strike/>
+          <w:sz w:val="28"/>
+          <w:szCs w:val="28"/>
+          <w:lang w:val="el-GR"/>
+        </w:rPr>
+        <w:tab/>
+      </w:r>
+      <w:r>
+        <w:rPr>
+          <w:rFonts w:ascii="Bahnschrift Light" w:hAnsi="Bahnschrift Light"/>
+          <w:strike/>
+          <w:sz w:val="28"/>
+          <w:szCs w:val="28"/>
+          <w:lang w:val="el-GR"/>
+        </w:rPr>
+        <w:tab/>
+      </w:r>
+      <w:r>
+        <w:rPr>
+          <w:rFonts w:ascii="Bahnschrift Light" w:hAnsi="Bahnschrift Light"/>
+          <w:strike/>
+          <w:sz w:val="28"/>
+          <w:szCs w:val="28"/>
+          <w:lang w:val="el-GR"/>
+        </w:rPr>
+        <w:tab/>
+        <w:t>εκκρεμή λογαριασμό.</w:t>
+      </w:r>
+    </w:p>
+    <w:p>
+      <w:pPr>
+        <w:numPr>
+          <w:ilvl w:val="0"/>
+          <w:numId w:val="28"/>
+        </w:numPr>
+        <w:jc w:val="both"/>
+        <w:rPr>
+          <w:rFonts w:ascii="Bahnschrift Light" w:hAnsi="Bahnschrift Light"/>
+          <w:strike/>
+          <w:sz w:val="28"/>
+          <w:szCs w:val="28"/>
+          <w:lang w:val="el-GR"/>
+        </w:rPr>
+      </w:pPr>
+      <w:r>
+        <w:rPr>
+          <w:rFonts w:ascii="Bahnschrift Light" w:hAnsi="Bahnschrift Light"/>
+          <w:strike/>
+          <w:sz w:val="28"/>
+          <w:szCs w:val="28"/>
+          <w:lang w:val="el-GR"/>
+        </w:rPr>
+        <w:t xml:space="preserve">Ο χρήστης πατάει πάνω σε έναν επιμερισμό με γρι χρώμα και </w:t>
+      </w:r>
+      <w:r>
+        <w:rPr>
+          <w:rFonts w:ascii="Bahnschrift Light" w:hAnsi="Bahnschrift Light"/>
+          <w:strike/>
+          <w:sz w:val="28"/>
+          <w:szCs w:val="28"/>
+          <w:lang w:val="el-GR"/>
+        </w:rPr>
+        <w:tab/>
+      </w:r>
+      <w:r>
+        <w:rPr>
+          <w:rFonts w:ascii="Bahnschrift Light" w:hAnsi="Bahnschrift Light"/>
+          <w:strike/>
+          <w:sz w:val="28"/>
+          <w:szCs w:val="28"/>
+          <w:lang w:val="el-GR"/>
+        </w:rPr>
+        <w:tab/>
+      </w:r>
+      <w:r>
+        <w:rPr>
+          <w:rFonts w:ascii="Bahnschrift Light" w:hAnsi="Bahnschrift Light"/>
+          <w:strike/>
+          <w:sz w:val="28"/>
+          <w:szCs w:val="28"/>
+          <w:lang w:val="el-GR"/>
+        </w:rPr>
+        <w:tab/>
+        <w:t>επιλέγει “</w:t>
+      </w:r>
+      <w:r>
+        <w:rPr>
+          <w:rFonts w:ascii="Bahnschrift Light" w:hAnsi="Bahnschrift Light"/>
+          <w:strike/>
+          <w:sz w:val="28"/>
+          <w:szCs w:val="28"/>
+        </w:rPr>
+        <w:t>Edit</w:t>
+      </w:r>
+      <w:r>
+        <w:rPr>
+          <w:rFonts w:ascii="Bahnschrift Light" w:hAnsi="Bahnschrift Light"/>
+          <w:strike/>
+          <w:sz w:val="28"/>
+          <w:szCs w:val="28"/>
+          <w:lang w:val="el-GR"/>
+        </w:rPr>
+        <w:t>”.</w:t>
+      </w:r>
+    </w:p>
+    <w:p>
+      <w:pPr>
+        <w:numPr>
+          <w:ilvl w:val="0"/>
+          <w:numId w:val="28"/>
+        </w:numPr>
+        <w:jc w:val="both"/>
+        <w:rPr>
+          <w:rFonts w:ascii="Bahnschrift Light" w:hAnsi="Bahnschrift Light"/>
+          <w:strike/>
+          <w:sz w:val="28"/>
+          <w:szCs w:val="28"/>
+          <w:lang w:val="el-GR"/>
+        </w:rPr>
+      </w:pPr>
+      <w:r>
+        <w:rPr>
+          <w:rFonts w:ascii="Bahnschrift Light" w:hAnsi="Bahnschrift Light"/>
+          <w:strike/>
+          <w:sz w:val="28"/>
+          <w:szCs w:val="28"/>
+          <w:lang w:val="el-GR"/>
+        </w:rPr>
+        <w:t>Το σύστημα διαγράφει τον λάθος επιμερισμό από το ιστορικό.</w:t>
+      </w:r>
+    </w:p>
+    <w:p>
+      <w:pPr>
+        <w:numPr>
+          <w:ilvl w:val="0"/>
+          <w:numId w:val="28"/>
+        </w:numPr>
+        <w:jc w:val="both"/>
+        <w:rPr>
+          <w:rFonts w:ascii="Bahnschrift Light" w:hAnsi="Bahnschrift Light"/>
+          <w:strike/>
+          <w:sz w:val="28"/>
+          <w:szCs w:val="28"/>
+          <w:lang w:val="el-GR"/>
+        </w:rPr>
+      </w:pPr>
+      <w:r>
+        <w:rPr>
+          <w:rFonts w:ascii="Bahnschrift Light" w:hAnsi="Bahnschrift Light"/>
+          <w:strike/>
+          <w:sz w:val="28"/>
+          <w:szCs w:val="28"/>
+          <w:lang w:val="el-GR"/>
+        </w:rPr>
+        <w:t xml:space="preserve">Η περίπτωση χρήσης επιστρέφει στο βήμα «2.β.5» της </w:t>
+      </w:r>
+      <w:r>
+        <w:rPr>
+          <w:rFonts w:ascii="Bahnschrift Light" w:hAnsi="Bahnschrift Light"/>
+          <w:strike/>
+          <w:sz w:val="28"/>
+          <w:szCs w:val="28"/>
+          <w:lang w:val="el-GR"/>
+        </w:rPr>
+        <w:tab/>
+      </w:r>
+      <w:r>
+        <w:rPr>
+          <w:rFonts w:ascii="Bahnschrift Light" w:hAnsi="Bahnschrift Light"/>
+          <w:strike/>
+          <w:sz w:val="28"/>
+          <w:szCs w:val="28"/>
+          <w:lang w:val="el-GR"/>
+        </w:rPr>
+        <w:tab/>
+      </w:r>
+      <w:r>
+        <w:rPr>
+          <w:rFonts w:ascii="Bahnschrift Light" w:hAnsi="Bahnschrift Light"/>
+          <w:strike/>
+          <w:sz w:val="28"/>
+          <w:szCs w:val="28"/>
+          <w:lang w:val="el-GR"/>
+        </w:rPr>
+        <w:tab/>
+      </w:r>
+      <w:r>
+        <w:rPr>
+          <w:rFonts w:ascii="Bahnschrift Light" w:hAnsi="Bahnschrift Light"/>
+          <w:strike/>
+          <w:sz w:val="28"/>
+          <w:szCs w:val="28"/>
+          <w:lang w:val="el-GR"/>
+        </w:rPr>
+        <w:tab/>
+        <w:t>εναλλακτικής ροής 2.</w:t>
+      </w:r>
+    </w:p>
+    <w:p>
+      <w:pPr>
+        <w:jc w:val="both"/>
+        <w:rPr>
+          <w:rFonts w:ascii="Bahnschrift Light" w:hAnsi="Bahnschrift Light"/>
+          <w:sz w:val="28"/>
+          <w:szCs w:val="28"/>
+          <w:highlight w:val="yellow"/>
           <w:u w:val="single"/>
-          <w:lang w:val="el-GR"/>
-        </w:rPr>
-        <w:t>4</w:t>
-      </w:r>
-      <w:r>
-        <w:rPr>
-          <w:rFonts w:ascii="Bahnschrift Light" w:hAnsi="Bahnschrift Light"/>
-          <w:sz w:val="28"/>
-          <w:szCs w:val="28"/>
+        </w:rPr>
+      </w:pPr>
+      <w:r>
+        <w:rPr>
+          <w:rFonts w:ascii="Bahnschrift Light" w:hAnsi="Bahnschrift Light"/>
+          <w:sz w:val="28"/>
+          <w:szCs w:val="28"/>
+          <w:highlight w:val="yellow"/>
           <w:u w:val="single"/>
           <w:lang w:val="el-GR"/>
         </w:rPr>
-        <w:t>:</w:t>
+        <w:t>Εναλλακτική Ροή 4:</w:t>
       </w:r>
     </w:p>
     <w:p>
@@ -1441,43 +3293,42 @@
           <w:rFonts w:ascii="Bahnschrift Light" w:hAnsi="Bahnschrift Light"/>
           <w:sz w:val="28"/>
           <w:szCs w:val="28"/>
-          <w:lang w:val="el-GR"/>
-        </w:rPr>
-      </w:pPr>
-      <w:r>
-        <w:rPr>
-          <w:rFonts w:ascii="Bahnschrift Light" w:hAnsi="Bahnschrift Light"/>
-          <w:sz w:val="28"/>
-          <w:szCs w:val="28"/>
-          <w:lang w:val="el-GR"/>
-        </w:rPr>
-        <w:t>Ο χρήστης επιλέγει “Edit” σε έναν επιμερισμό με γρι χρώμα.</w:t>
-      </w:r>
-    </w:p>
-    <w:p>
-      <w:pPr>
-        <w:numPr>
-          <w:ilvl w:val="0"/>
-          <w:numId w:val="13"/>
-        </w:numPr>
-        <w:jc w:val="both"/>
-        <w:rPr>
-          <w:rFonts w:ascii="Bahnschrift Light" w:hAnsi="Bahnschrift Light"/>
-          <w:strike/>
-          <w:sz w:val="28"/>
-          <w:szCs w:val="28"/>
-          <w:lang w:val="el-GR"/>
-        </w:rPr>
-      </w:pPr>
-      <w:r>
-        <w:rPr>
-          <w:rFonts w:ascii="Bahnschrift Light" w:hAnsi="Bahnschrift Light"/>
-          <w:strike/>
-          <w:sz w:val="28"/>
-          <w:szCs w:val="28"/>
-          <w:lang w:val="el-GR"/>
-        </w:rPr>
-        <w:t>Το σύστημα διαγράφει τον λάθος επιμερισμό από το ιστορικό.</w:t>
+          <w:highlight w:val="yellow"/>
+          <w:lang w:val="el-GR"/>
+        </w:rPr>
+      </w:pPr>
+      <w:r>
+        <w:rPr>
+          <w:rFonts w:ascii="Bahnschrift Light" w:hAnsi="Bahnschrift Light"/>
+          <w:sz w:val="28"/>
+          <w:szCs w:val="28"/>
+          <w:highlight w:val="yellow"/>
+          <w:lang w:val="el-GR"/>
+        </w:rPr>
+        <w:lastRenderedPageBreak/>
+        <w:t>Ο χρήστης επιλέγει “</w:t>
+      </w:r>
+      <w:proofErr w:type="spellStart"/>
+      <w:r>
+        <w:rPr>
+          <w:rFonts w:ascii="Bahnschrift Light" w:hAnsi="Bahnschrift Light"/>
+          <w:sz w:val="28"/>
+          <w:szCs w:val="28"/>
+          <w:highlight w:val="yellow"/>
+          <w:lang w:val="el-GR"/>
+        </w:rPr>
+        <w:t>Edit</w:t>
+      </w:r>
+      <w:proofErr w:type="spellEnd"/>
+      <w:r>
+        <w:rPr>
+          <w:rFonts w:ascii="Bahnschrift Light" w:hAnsi="Bahnschrift Light"/>
+          <w:sz w:val="28"/>
+          <w:szCs w:val="28"/>
+          <w:highlight w:val="yellow"/>
+          <w:lang w:val="el-GR"/>
+        </w:rPr>
+        <w:t>” σε έναν επιμερισμό με γρι χρώμα.</w:t>
       </w:r>
     </w:p>
     <w:p>
@@ -1491,41 +3342,26 @@
           <w:rFonts w:ascii="Bahnschrift Light" w:hAnsi="Bahnschrift Light"/>
           <w:sz w:val="28"/>
           <w:szCs w:val="28"/>
-          <w:lang w:val="el-GR"/>
-        </w:rPr>
-      </w:pPr>
-      <w:r>
-        <w:rPr>
-          <w:rFonts w:ascii="Bahnschrift Light" w:hAnsi="Bahnschrift Light"/>
-          <w:sz w:val="28"/>
-          <w:szCs w:val="28"/>
-          <w:lang w:val="el-GR"/>
-        </w:rPr>
-        <w:t xml:space="preserve">Η περίπτωση χρήσης επιστρέφει στο βήμα </w:t>
-      </w:r>
-      <w:r>
-        <w:rPr>
-          <w:rFonts w:ascii="Bahnschrift Light" w:hAnsi="Bahnschrift Light"/>
-          <w:sz w:val="28"/>
-          <w:szCs w:val="28"/>
-          <w:lang w:val="el-GR"/>
-        </w:rPr>
-        <w:t>«3.β.2»</w:t>
-      </w:r>
-      <w:r>
-        <w:rPr>
-          <w:rFonts w:ascii="Bahnschrift Light" w:hAnsi="Bahnschrift Light"/>
-          <w:sz w:val="28"/>
-          <w:szCs w:val="28"/>
-          <w:lang w:val="el-GR"/>
-        </w:rPr>
-        <w:t xml:space="preserve"> της </w:t>
-      </w:r>
-      <w:r>
-        <w:rPr>
-          <w:rFonts w:ascii="Bahnschrift Light" w:hAnsi="Bahnschrift Light"/>
-          <w:sz w:val="28"/>
-          <w:szCs w:val="28"/>
+          <w:highlight w:val="yellow"/>
+          <w:lang w:val="el-GR"/>
+        </w:rPr>
+      </w:pPr>
+      <w:r>
+        <w:rPr>
+          <w:rFonts w:ascii="Bahnschrift Light" w:hAnsi="Bahnschrift Light"/>
+          <w:sz w:val="28"/>
+          <w:szCs w:val="28"/>
+          <w:highlight w:val="yellow"/>
+          <w:lang w:val="el-GR"/>
+        </w:rPr>
+        <w:t xml:space="preserve">Η περίπτωση χρήσης επιστρέφει στο βήμα «3.β.2» της </w:t>
+      </w:r>
+      <w:r>
+        <w:rPr>
+          <w:rFonts w:ascii="Bahnschrift Light" w:hAnsi="Bahnschrift Light"/>
+          <w:sz w:val="28"/>
+          <w:szCs w:val="28"/>
+          <w:highlight w:val="yellow"/>
           <w:lang w:val="el-GR"/>
         </w:rPr>
         <w:tab/>
@@ -1535,6 +3371,7 @@
           <w:rFonts w:ascii="Bahnschrift Light" w:hAnsi="Bahnschrift Light"/>
           <w:sz w:val="28"/>
           <w:szCs w:val="28"/>
+          <w:highlight w:val="yellow"/>
           <w:lang w:val="el-GR"/>
         </w:rPr>
         <w:tab/>
@@ -1544,6 +3381,7 @@
           <w:rFonts w:ascii="Bahnschrift Light" w:hAnsi="Bahnschrift Light"/>
           <w:sz w:val="28"/>
           <w:szCs w:val="28"/>
+          <w:highlight w:val="yellow"/>
           <w:lang w:val="el-GR"/>
         </w:rPr>
         <w:tab/>
@@ -1553,17 +3391,10 @@
           <w:rFonts w:ascii="Bahnschrift Light" w:hAnsi="Bahnschrift Light"/>
           <w:sz w:val="28"/>
           <w:szCs w:val="28"/>
+          <w:highlight w:val="yellow"/>
           <w:lang w:val="el-GR"/>
         </w:rPr>
         <w:tab/>
-      </w:r>
-      <w:r>
-        <w:rPr>
-          <w:rFonts w:ascii="Bahnschrift Light" w:hAnsi="Bahnschrift Light"/>
-          <w:sz w:val="28"/>
-          <w:szCs w:val="28"/>
-          <w:lang w:val="el-GR"/>
-        </w:rPr>
         <w:t>εναλλακτικής ροής 2.</w:t>
       </w:r>
     </w:p>
@@ -1587,18 +3418,7 @@
           <w:u w:val="single"/>
           <w:lang w:val="el-GR"/>
         </w:rPr>
-        <w:t>Εναλλακτική Ροή</w:t>
-      </w:r>
-      <w:r>
-        <w:rPr>
-          <w:rFonts w:ascii="Bahnschrift Light" w:hAnsi="Bahnschrift Light"/>
-          <w:sz w:val="28"/>
-          <w:szCs w:val="28"/>
-          <w:highlight w:val="yellow"/>
-          <w:u w:val="single"/>
-          <w:lang w:val="el-GR"/>
-        </w:rPr>
-        <w:t xml:space="preserve"> 5:</w:t>
+        <w:t>Εναλλακτική Ροή 5:</w:t>
       </w:r>
     </w:p>
     <w:p>
@@ -1701,17 +3521,7 @@
           <w:u w:val="single"/>
           <w:lang w:val="el-GR"/>
         </w:rPr>
-        <w:t>6</w:t>
-      </w:r>
-      <w:r>
-        <w:rPr>
-          <w:rFonts w:ascii="Bahnschrift Light" w:hAnsi="Bahnschrift Light"/>
-          <w:sz w:val="28"/>
-          <w:szCs w:val="28"/>
-          <w:u w:val="single"/>
-          <w:lang w:val="el-GR"/>
-        </w:rPr>
-        <w:t>:</w:t>
+        <w:t>6:</w:t>
       </w:r>
     </w:p>
     <w:p>
@@ -1720,154 +3530,31 @@
           <w:ilvl w:val="0"/>
           <w:numId w:val="14"/>
         </w:numPr>
-        <w:rPr>
-          <w:rFonts w:ascii="Bahnschrift Light" w:hAnsi="Bahnschrift Light"/>
-          <w:sz w:val="28"/>
-          <w:szCs w:val="28"/>
-          <w:lang w:val="el-GR"/>
-        </w:rPr>
-      </w:pPr>
-      <w:r>
-        <w:rPr>
-          <w:rFonts w:ascii="Bahnschrift Light" w:hAnsi="Bahnschrift Light"/>
-          <w:sz w:val="28"/>
-          <w:szCs w:val="28"/>
-          <w:lang w:val="el-GR"/>
-        </w:rPr>
-        <w:t>Ο χρήστης πατάει το “</w:t>
-      </w:r>
-      <w:r>
-        <w:rPr>
-          <w:rFonts w:ascii="Segoe UI Symbol" w:hAnsi="Segoe UI Symbol" w:cs="Segoe UI Symbol"/>
-          <w:sz w:val="28"/>
-          <w:szCs w:val="28"/>
-          <w:lang w:val="el-GR"/>
-        </w:rPr>
-        <w:t>✕</w:t>
-      </w:r>
-      <w:r>
-        <w:rPr>
-          <w:rFonts w:ascii="Bahnschrift Light" w:hAnsi="Bahnschrift Light"/>
-          <w:sz w:val="28"/>
-          <w:szCs w:val="28"/>
-          <w:lang w:val="el-GR"/>
-        </w:rPr>
-        <w:t>” δίπλα από ένα προϊόν στο “</w:t>
-      </w:r>
-      <w:r>
-        <w:rPr>
-          <w:rFonts w:ascii="Bahnschrift Light" w:hAnsi="Bahnschrift Light"/>
-          <w:sz w:val="28"/>
-          <w:szCs w:val="28"/>
-          <w:lang w:val="el-GR"/>
-        </w:rPr>
-        <w:t>Main</w:t>
-      </w:r>
-      <w:r>
-        <w:rPr>
-          <w:rFonts w:ascii="Bahnschrift Light" w:hAnsi="Bahnschrift Light"/>
-          <w:sz w:val="28"/>
-          <w:szCs w:val="28"/>
-          <w:lang w:val="el-GR"/>
-        </w:rPr>
-        <w:t xml:space="preserve"> </w:t>
-      </w:r>
-      <w:r>
-        <w:rPr>
-          <w:rFonts w:ascii="Bahnschrift Light" w:hAnsi="Bahnschrift Light"/>
-          <w:sz w:val="28"/>
-          <w:szCs w:val="28"/>
-          <w:lang w:val="el-GR"/>
-        </w:rPr>
-        <w:t>List</w:t>
-      </w:r>
-      <w:r>
-        <w:rPr>
-          <w:rFonts w:ascii="Bahnschrift Light" w:hAnsi="Bahnschrift Light"/>
-          <w:sz w:val="28"/>
-          <w:szCs w:val="28"/>
-          <w:lang w:val="el-GR"/>
-        </w:rPr>
-        <w:t>”</w:t>
-      </w:r>
-      <w:r>
-        <w:rPr>
-          <w:rFonts w:ascii="Bahnschrift Light" w:hAnsi="Bahnschrift Light"/>
-          <w:sz w:val="28"/>
-          <w:szCs w:val="28"/>
-          <w:lang w:val="el-GR"/>
-        </w:rPr>
-        <w:t xml:space="preserve"> </w:t>
-      </w:r>
-      <w:r>
-        <w:rPr>
-          <w:rFonts w:ascii="Bahnschrift Light" w:hAnsi="Bahnschrift Light"/>
-          <w:sz w:val="28"/>
-          <w:szCs w:val="28"/>
-          <w:lang w:val="el-GR"/>
-        </w:rPr>
-        <w:t>ή στα “</w:t>
-      </w:r>
-      <w:r>
-        <w:rPr>
-          <w:rFonts w:ascii="Bahnschrift Light" w:hAnsi="Bahnschrift Light"/>
-          <w:sz w:val="28"/>
-          <w:szCs w:val="28"/>
-          <w:lang w:val="el-GR"/>
-        </w:rPr>
-        <w:t>Checked</w:t>
-      </w:r>
-      <w:r>
-        <w:rPr>
-          <w:rFonts w:ascii="Bahnschrift Light" w:hAnsi="Bahnschrift Light"/>
-          <w:sz w:val="28"/>
-          <w:szCs w:val="28"/>
-          <w:lang w:val="el-GR"/>
-        </w:rPr>
-        <w:t xml:space="preserve"> </w:t>
-      </w:r>
-      <w:r>
-        <w:rPr>
-          <w:rFonts w:ascii="Bahnschrift Light" w:hAnsi="Bahnschrift Light"/>
-          <w:sz w:val="28"/>
-          <w:szCs w:val="28"/>
-          <w:lang w:val="el-GR"/>
-        </w:rPr>
-        <w:t>items</w:t>
-      </w:r>
-      <w:r>
-        <w:rPr>
-          <w:rFonts w:ascii="Bahnschrift Light" w:hAnsi="Bahnschrift Light"/>
-          <w:sz w:val="28"/>
-          <w:szCs w:val="28"/>
-          <w:lang w:val="el-GR"/>
-        </w:rPr>
-        <w:t>”</w:t>
-      </w:r>
-      <w:r>
-        <w:rPr>
-          <w:rFonts w:ascii="Bahnschrift Light" w:hAnsi="Bahnschrift Light"/>
-          <w:sz w:val="28"/>
-          <w:szCs w:val="28"/>
-          <w:lang w:val="el-GR"/>
-        </w:rPr>
-        <w:t>, στην οθόνη “Shopping List”</w:t>
-      </w:r>
-      <w:r>
-        <w:rPr>
-          <w:rFonts w:ascii="Bahnschrift Light" w:hAnsi="Bahnschrift Light"/>
-          <w:sz w:val="28"/>
-          <w:szCs w:val="28"/>
-          <w:lang w:val="el-GR"/>
-        </w:rPr>
-        <w:t>.</w:t>
+        <w:jc w:val="both"/>
+        <w:rPr>
+          <w:rFonts w:ascii="Bahnschrift Light" w:hAnsi="Bahnschrift Light"/>
+          <w:strike/>
+          <w:sz w:val="28"/>
+          <w:szCs w:val="28"/>
+          <w:lang w:val="el-GR"/>
+        </w:rPr>
+      </w:pPr>
+      <w:r>
+        <w:rPr>
+          <w:rFonts w:ascii="Bahnschrift Light" w:hAnsi="Bahnschrift Light"/>
+          <w:strike/>
+          <w:sz w:val="28"/>
+          <w:szCs w:val="28"/>
+          <w:lang w:val="el-GR"/>
+        </w:rPr>
+        <w:t>Ο χρήστης θέλει να διαγράψει ένα ήδη υπάρχον προϊόν.</w:t>
       </w:r>
     </w:p>
     <w:p>
       <w:pPr>
         <w:numPr>
           <w:ilvl w:val="0"/>
-          <w:numId w:val="14"/>
+          <w:numId w:val="40"/>
         </w:numPr>
         <w:rPr>
           <w:rFonts w:ascii="Bahnschrift Light" w:hAnsi="Bahnschrift Light"/>
@@ -1883,6 +3570,161 @@
           <w:szCs w:val="28"/>
           <w:lang w:val="el-GR"/>
         </w:rPr>
+        <w:t>Ο χρήστης πατάει το “</w:t>
+      </w:r>
+      <w:r>
+        <w:rPr>
+          <w:rFonts w:ascii="Segoe UI Symbol" w:hAnsi="Segoe UI Symbol" w:cs="Segoe UI Symbol"/>
+          <w:sz w:val="28"/>
+          <w:szCs w:val="28"/>
+          <w:lang w:val="el-GR"/>
+        </w:rPr>
+        <w:t>✕</w:t>
+      </w:r>
+      <w:r>
+        <w:rPr>
+          <w:rFonts w:ascii="Bahnschrift Light" w:hAnsi="Bahnschrift Light"/>
+          <w:sz w:val="28"/>
+          <w:szCs w:val="28"/>
+          <w:lang w:val="el-GR"/>
+        </w:rPr>
+        <w:t>” δίπλα από ένα προϊόν στο “</w:t>
+      </w:r>
+      <w:proofErr w:type="spellStart"/>
+      <w:r>
+        <w:rPr>
+          <w:rFonts w:ascii="Bahnschrift Light" w:hAnsi="Bahnschrift Light"/>
+          <w:sz w:val="28"/>
+          <w:szCs w:val="28"/>
+          <w:lang w:val="el-GR"/>
+        </w:rPr>
+        <w:t>Main</w:t>
+      </w:r>
+      <w:proofErr w:type="spellEnd"/>
+      <w:r>
+        <w:rPr>
+          <w:rFonts w:ascii="Bahnschrift Light" w:hAnsi="Bahnschrift Light"/>
+          <w:sz w:val="28"/>
+          <w:szCs w:val="28"/>
+          <w:lang w:val="el-GR"/>
+        </w:rPr>
+        <w:t xml:space="preserve"> </w:t>
+      </w:r>
+      <w:r>
+        <w:rPr>
+          <w:rFonts w:ascii="Bahnschrift Light" w:hAnsi="Bahnschrift Light"/>
+          <w:sz w:val="28"/>
+          <w:szCs w:val="28"/>
+          <w:lang w:val="el-GR"/>
+        </w:rPr>
+        <w:t>List</w:t>
+      </w:r>
+      <w:r>
+        <w:rPr>
+          <w:rFonts w:ascii="Bahnschrift Light" w:hAnsi="Bahnschrift Light"/>
+          <w:sz w:val="28"/>
+          <w:szCs w:val="28"/>
+          <w:lang w:val="el-GR"/>
+        </w:rPr>
+        <w:t>”</w:t>
+      </w:r>
+      <w:r>
+        <w:rPr>
+          <w:rFonts w:ascii="Bahnschrift Light" w:hAnsi="Bahnschrift Light"/>
+          <w:sz w:val="28"/>
+          <w:szCs w:val="28"/>
+          <w:lang w:val="el-GR"/>
+        </w:rPr>
+        <w:t xml:space="preserve"> </w:t>
+      </w:r>
+      <w:r>
+        <w:rPr>
+          <w:rFonts w:ascii="Bahnschrift Light" w:hAnsi="Bahnschrift Light"/>
+          <w:sz w:val="28"/>
+          <w:szCs w:val="28"/>
+          <w:lang w:val="el-GR"/>
+        </w:rPr>
+        <w:t>ή στα “</w:t>
+      </w:r>
+      <w:proofErr w:type="spellStart"/>
+      <w:r>
+        <w:rPr>
+          <w:rFonts w:ascii="Bahnschrift Light" w:hAnsi="Bahnschrift Light"/>
+          <w:sz w:val="28"/>
+          <w:szCs w:val="28"/>
+          <w:lang w:val="el-GR"/>
+        </w:rPr>
+        <w:t>Checked</w:t>
+      </w:r>
+      <w:proofErr w:type="spellEnd"/>
+      <w:r>
+        <w:rPr>
+          <w:rFonts w:ascii="Bahnschrift Light" w:hAnsi="Bahnschrift Light"/>
+          <w:sz w:val="28"/>
+          <w:szCs w:val="28"/>
+          <w:lang w:val="el-GR"/>
+        </w:rPr>
+        <w:t xml:space="preserve"> </w:t>
+      </w:r>
+      <w:proofErr w:type="spellStart"/>
+      <w:r>
+        <w:rPr>
+          <w:rFonts w:ascii="Bahnschrift Light" w:hAnsi="Bahnschrift Light"/>
+          <w:sz w:val="28"/>
+          <w:szCs w:val="28"/>
+          <w:lang w:val="el-GR"/>
+        </w:rPr>
+        <w:t>items</w:t>
+      </w:r>
+      <w:proofErr w:type="spellEnd"/>
+      <w:r>
+        <w:rPr>
+          <w:rFonts w:ascii="Bahnschrift Light" w:hAnsi="Bahnschrift Light"/>
+          <w:sz w:val="28"/>
+          <w:szCs w:val="28"/>
+          <w:lang w:val="el-GR"/>
+        </w:rPr>
+        <w:t>”</w:t>
+      </w:r>
+      <w:r>
+        <w:rPr>
+          <w:rFonts w:ascii="Bahnschrift Light" w:hAnsi="Bahnschrift Light"/>
+          <w:sz w:val="28"/>
+          <w:szCs w:val="28"/>
+          <w:lang w:val="el-GR"/>
+        </w:rPr>
+        <w:t>, στην οθόνη “Shopping List”</w:t>
+      </w:r>
+      <w:r>
+        <w:rPr>
+          <w:rFonts w:ascii="Bahnschrift Light" w:hAnsi="Bahnschrift Light"/>
+          <w:sz w:val="28"/>
+          <w:szCs w:val="28"/>
+          <w:lang w:val="el-GR"/>
+        </w:rPr>
+        <w:t>.</w:t>
+      </w:r>
+    </w:p>
+    <w:p>
+      <w:pPr>
+        <w:numPr>
+          <w:ilvl w:val="0"/>
+          <w:numId w:val="40"/>
+        </w:numPr>
+        <w:rPr>
+          <w:rFonts w:ascii="Bahnschrift Light" w:hAnsi="Bahnschrift Light"/>
+          <w:sz w:val="28"/>
+          <w:szCs w:val="28"/>
+          <w:lang w:val="el-GR"/>
+        </w:rPr>
+      </w:pPr>
+      <w:r>
+        <w:rPr>
+          <w:rFonts w:ascii="Bahnschrift Light" w:hAnsi="Bahnschrift Light"/>
+          <w:sz w:val="28"/>
+          <w:szCs w:val="28"/>
+          <w:lang w:val="el-GR"/>
+        </w:rPr>
         <w:t>Το σύστημα διαγράφει το προϊόν από τη λίστα.</w:t>
       </w:r>
     </w:p>
@@ -1905,7 +3747,6 @@
           <w:u w:val="single"/>
           <w:lang w:val="el-GR"/>
         </w:rPr>
-        <w:lastRenderedPageBreak/>
         <w:t xml:space="preserve">Εναλλακτική Ροή </w:t>
       </w:r>
       <w:r>
@@ -1916,17 +3757,7 @@
           <w:u w:val="single"/>
           <w:lang w:val="el-GR"/>
         </w:rPr>
-        <w:t>7</w:t>
-      </w:r>
-      <w:r>
-        <w:rPr>
-          <w:rFonts w:ascii="Bahnschrift Light" w:hAnsi="Bahnschrift Light"/>
-          <w:sz w:val="28"/>
-          <w:szCs w:val="28"/>
-          <w:u w:val="single"/>
-          <w:lang w:val="el-GR"/>
-        </w:rPr>
-        <w:t>:</w:t>
+        <w:t>7:</w:t>
       </w:r>
     </w:p>
     <w:p>
@@ -1957,9 +3788,39 @@
           <w:rFonts w:ascii="Bahnschrift Light" w:hAnsi="Bahnschrift Light"/>
           <w:sz w:val="28"/>
           <w:szCs w:val="28"/>
-          <w:lang w:val="el-GR"/>
-        </w:rPr>
-        <w:t>συμπληρώνει λάθος τα στοιχεία στην οθόνη “Item” και πατάει “Confirm”.</w:t>
+          <w:highlight w:val="yellow"/>
+          <w:lang w:val="el-GR"/>
+        </w:rPr>
+        <w:t>συμπληρώνει λάθος</w:t>
+      </w:r>
+      <w:r>
+        <w:rPr>
+          <w:rFonts w:ascii="Bahnschrift Light" w:hAnsi="Bahnschrift Light"/>
+          <w:sz w:val="28"/>
+          <w:szCs w:val="28"/>
+          <w:lang w:val="el-GR"/>
+        </w:rPr>
+        <w:t xml:space="preserve"> τα στοιχεία στην οθόνη “</w:t>
+      </w:r>
+      <w:proofErr w:type="spellStart"/>
+      <w:r>
+        <w:rPr>
+          <w:rFonts w:ascii="Bahnschrift Light" w:hAnsi="Bahnschrift Light"/>
+          <w:sz w:val="28"/>
+          <w:szCs w:val="28"/>
+          <w:lang w:val="el-GR"/>
+        </w:rPr>
+        <w:t>Item</w:t>
+      </w:r>
+      <w:proofErr w:type="spellEnd"/>
+      <w:r>
+        <w:rPr>
+          <w:rFonts w:ascii="Bahnschrift Light" w:hAnsi="Bahnschrift Light"/>
+          <w:sz w:val="28"/>
+          <w:szCs w:val="28"/>
+          <w:lang w:val="el-GR"/>
+        </w:rPr>
+        <w:t>” και πατάει “Confirm”.</w:t>
       </w:r>
     </w:p>
     <w:p>
@@ -1983,16 +3844,17 @@
           <w:szCs w:val="28"/>
           <w:lang w:val="el-GR"/>
         </w:rPr>
-        <w:t xml:space="preserve">Το σύστημα εμφανίζει </w:t>
-      </w:r>
-      <w:r>
-        <w:rPr>
-          <w:rFonts w:ascii="Bahnschrift Light" w:hAnsi="Bahnschrift Light"/>
-          <w:sz w:val="28"/>
-          <w:szCs w:val="28"/>
-          <w:lang w:val="el-GR"/>
-        </w:rPr>
-        <w:t>μήνυμα σφάλματος</w:t>
+        <w:t xml:space="preserve">Το σύστημα </w:t>
+      </w:r>
+      <w:r>
+        <w:rPr>
+          <w:rFonts w:ascii="Bahnschrift Light" w:hAnsi="Bahnschrift Light"/>
+          <w:sz w:val="28"/>
+          <w:szCs w:val="28"/>
+          <w:highlight w:val="yellow"/>
+          <w:lang w:val="el-GR"/>
+        </w:rPr>
+        <w:t>εμφανίζει μήνυμα σφάλματος</w:t>
       </w:r>
       <w:r>
         <w:rPr>
@@ -2093,17 +3955,7 @@
           <w:u w:val="single"/>
           <w:lang w:val="el-GR"/>
         </w:rPr>
-        <w:t>8</w:t>
-      </w:r>
-      <w:r>
-        <w:rPr>
-          <w:rFonts w:ascii="Bahnschrift Light" w:hAnsi="Bahnschrift Light"/>
-          <w:sz w:val="28"/>
-          <w:szCs w:val="28"/>
-          <w:u w:val="single"/>
-          <w:lang w:val="el-GR"/>
-        </w:rPr>
-        <w:t>:</w:t>
+        <w:t>8:</w:t>
       </w:r>
     </w:p>
     <w:p>
@@ -2134,9 +3986,32 @@
           <w:rFonts w:ascii="Bahnschrift Light" w:hAnsi="Bahnschrift Light"/>
           <w:sz w:val="28"/>
           <w:szCs w:val="28"/>
-          <w:lang w:val="el-GR"/>
-        </w:rPr>
-        <w:t>στην οθόνη “Item”</w:t>
+          <w:highlight w:val="yellow"/>
+          <w:lang w:val="el-GR"/>
+        </w:rPr>
+        <w:t>στην οθόνη “</w:t>
+      </w:r>
+      <w:proofErr w:type="spellStart"/>
+      <w:r>
+        <w:rPr>
+          <w:rFonts w:ascii="Bahnschrift Light" w:hAnsi="Bahnschrift Light"/>
+          <w:sz w:val="28"/>
+          <w:szCs w:val="28"/>
+          <w:highlight w:val="yellow"/>
+          <w:lang w:val="el-GR"/>
+        </w:rPr>
+        <w:t>Item</w:t>
+      </w:r>
+      <w:proofErr w:type="spellEnd"/>
+      <w:r>
+        <w:rPr>
+          <w:rFonts w:ascii="Bahnschrift Light" w:hAnsi="Bahnschrift Light"/>
+          <w:sz w:val="28"/>
+          <w:szCs w:val="28"/>
+          <w:highlight w:val="yellow"/>
+          <w:lang w:val="el-GR"/>
+        </w:rPr>
+        <w:t>”</w:t>
       </w:r>
       <w:r>
         <w:rPr>
@@ -2236,6 +4111,7 @@
         </w:rPr>
         <w:t>“</w:t>
       </w:r>
+      <w:proofErr w:type="spellStart"/>
       <w:r>
         <w:rPr>
           <w:rFonts w:ascii="Bahnschrift Light" w:hAnsi="Bahnschrift Light"/>
@@ -2245,6 +4121,7 @@
         </w:rPr>
         <w:t>Main</w:t>
       </w:r>
+      <w:proofErr w:type="spellEnd"/>
       <w:r>
         <w:rPr>
           <w:rFonts w:ascii="Bahnschrift Light" w:hAnsi="Bahnschrift Light"/>
@@ -2284,129 +4161,224 @@
     </w:p>
     <w:p>
       <w:pPr>
-        <w:rPr>
-          <w:lang w:val="el-GR"/>
-        </w:rPr>
-      </w:pPr>
-    </w:p>
-    <w:p>
-      <w:pPr>
-        <w:rPr>
-          <w:lang w:val="el-GR"/>
-        </w:rPr>
-      </w:pPr>
-    </w:p>
-    <w:p>
-      <w:pPr>
-        <w:rPr>
-          <w:lang w:val="el-GR"/>
-        </w:rPr>
-      </w:pPr>
-    </w:p>
-    <w:p>
-      <w:pPr>
-        <w:rPr>
-          <w:lang w:val="el-GR"/>
-        </w:rPr>
-      </w:pPr>
-    </w:p>
-    <w:p>
-      <w:pPr>
-        <w:rPr>
-          <w:lang w:val="el-GR"/>
-        </w:rPr>
-      </w:pPr>
-    </w:p>
-    <w:p>
-      <w:pPr>
-        <w:rPr>
-          <w:lang w:val="el-GR"/>
-        </w:rPr>
-      </w:pPr>
-    </w:p>
-    <w:p>
-      <w:pPr>
-        <w:rPr>
-          <w:lang w:val="el-GR"/>
-        </w:rPr>
-      </w:pPr>
-    </w:p>
-    <w:p>
-      <w:pPr>
-        <w:rPr>
-          <w:lang w:val="el-GR"/>
-        </w:rPr>
-      </w:pPr>
-    </w:p>
-    <w:p>
-      <w:pPr>
-        <w:rPr>
-          <w:lang w:val="el-GR"/>
-        </w:rPr>
-      </w:pPr>
-    </w:p>
-    <w:p>
-      <w:pPr>
-        <w:rPr>
-          <w:lang w:val="el-GR"/>
-        </w:rPr>
-      </w:pPr>
-    </w:p>
-    <w:p>
-      <w:pPr>
-        <w:rPr>
-          <w:lang w:val="el-GR"/>
-        </w:rPr>
-      </w:pPr>
-    </w:p>
-    <w:p>
-      <w:pPr>
-        <w:rPr>
-          <w:lang w:val="el-GR"/>
-        </w:rPr>
-      </w:pPr>
-    </w:p>
-    <w:p>
-      <w:pPr>
-        <w:rPr>
-          <w:lang w:val="el-GR"/>
-        </w:rPr>
-      </w:pPr>
-    </w:p>
-    <w:p>
-      <w:pPr>
-        <w:rPr>
-          <w:lang w:val="el-GR"/>
-        </w:rPr>
-      </w:pPr>
-    </w:p>
-    <w:p>
-      <w:pPr>
-        <w:rPr>
-          <w:lang w:val="el-GR"/>
-        </w:rPr>
-      </w:pPr>
-    </w:p>
-    <w:p>
-      <w:pPr>
-        <w:rPr>
-          <w:lang w:val="el-GR"/>
-        </w:rPr>
-      </w:pPr>
-    </w:p>
-    <w:p>
-      <w:pPr>
-        <w:rPr>
-          <w:lang w:val="el-GR"/>
-        </w:rPr>
-      </w:pPr>
-    </w:p>
-    <w:p>
-      <w:pPr>
-        <w:rPr>
-          <w:lang w:val="el-GR"/>
-        </w:rPr>
-      </w:pPr>
+        <w:ind w:left="360"/>
+        <w:jc w:val="both"/>
+        <w:rPr>
+          <w:rFonts w:ascii="Bahnschrift Light" w:hAnsi="Bahnschrift Light"/>
+          <w:sz w:val="28"/>
+          <w:szCs w:val="28"/>
+          <w:lang w:val="el-GR"/>
+        </w:rPr>
+      </w:pPr>
+    </w:p>
+    <w:p>
+      <w:pPr>
+        <w:rPr>
+          <w:lang w:val="el-GR"/>
+        </w:rPr>
+      </w:pPr>
+    </w:p>
+    <w:p>
+      <w:pPr>
+        <w:rPr>
+          <w:lang w:val="el-GR"/>
+        </w:rPr>
+      </w:pPr>
+    </w:p>
+    <w:p>
+      <w:pPr>
+        <w:rPr>
+          <w:rFonts w:ascii="Bahnschrift Light" w:hAnsi="Bahnschrift Light"/>
+          <w:b/>
+          <w:bCs/>
+          <w:sz w:val="36"/>
+          <w:szCs w:val="36"/>
+        </w:rPr>
+      </w:pPr>
+      <w:r>
+        <w:rPr>
+          <w:rFonts w:ascii="Bahnschrift Light" w:hAnsi="Bahnschrift Light"/>
+          <w:b/>
+          <w:bCs/>
+          <w:sz w:val="36"/>
+          <w:szCs w:val="36"/>
+          <w:lang w:val="el-GR"/>
+        </w:rPr>
+        <w:lastRenderedPageBreak/>
+        <w:t>Αλλαγές</w:t>
+      </w:r>
+      <w:r>
+        <w:rPr>
+          <w:rFonts w:ascii="Bahnschrift Light" w:hAnsi="Bahnschrift Light"/>
+          <w:b/>
+          <w:bCs/>
+          <w:sz w:val="36"/>
+          <w:szCs w:val="36"/>
+        </w:rPr>
+        <w:t>9</w:t>
+      </w:r>
+    </w:p>
+    <w:p>
+      <w:pPr>
+        <w:pStyle w:val="ListParagraph"/>
+        <w:numPr>
+          <w:ilvl w:val="0"/>
+          <w:numId w:val="25"/>
+        </w:numPr>
+        <w:rPr>
+          <w:rFonts w:ascii="Bahnschrift Light" w:hAnsi="Bahnschrift Light"/>
+          <w:sz w:val="28"/>
+          <w:szCs w:val="28"/>
+          <w:lang w:val="el-GR"/>
+        </w:rPr>
+      </w:pPr>
+      <w:r>
+        <w:rPr>
+          <w:rFonts w:ascii="Bahnschrift Light" w:hAnsi="Bahnschrift Light"/>
+          <w:sz w:val="28"/>
+          <w:szCs w:val="28"/>
+          <w:lang w:val="el-GR"/>
+        </w:rPr>
+        <w:t>Σ</w:t>
+      </w:r>
+      <w:r>
+        <w:rPr>
+          <w:rFonts w:ascii="Bahnschrift Light" w:hAnsi="Bahnschrift Light"/>
+          <w:sz w:val="28"/>
+          <w:szCs w:val="28"/>
+          <w:lang w:val="el-GR"/>
+        </w:rPr>
+        <w:t>τη βασική ροή</w:t>
+      </w:r>
+      <w:r>
+        <w:rPr>
+          <w:rFonts w:ascii="Bahnschrift Light" w:hAnsi="Bahnschrift Light"/>
+          <w:sz w:val="28"/>
+          <w:szCs w:val="28"/>
+          <w:lang w:val="el-GR"/>
+        </w:rPr>
+        <w:t>, συγχωνεύθηκαν</w:t>
+      </w:r>
+      <w:r>
+        <w:rPr>
+          <w:rFonts w:ascii="Bahnschrift Light" w:hAnsi="Bahnschrift Light"/>
+          <w:sz w:val="28"/>
+          <w:szCs w:val="28"/>
+          <w:lang w:val="el-GR"/>
+        </w:rPr>
+        <w:t xml:space="preserve"> τα βήματα </w:t>
+      </w:r>
+      <w:r>
+        <w:rPr>
+          <w:rFonts w:ascii="Bahnschrift Light" w:hAnsi="Bahnschrift Light"/>
+          <w:sz w:val="28"/>
+          <w:szCs w:val="28"/>
+          <w:lang w:val="el-GR"/>
+        </w:rPr>
+        <w:t>2</w:t>
+      </w:r>
+      <w:r>
+        <w:rPr>
+          <w:rFonts w:ascii="Bahnschrift Light" w:hAnsi="Bahnschrift Light"/>
+          <w:sz w:val="28"/>
+          <w:szCs w:val="28"/>
+          <w:lang w:val="el-GR"/>
+        </w:rPr>
+        <w:t xml:space="preserve"> και </w:t>
+      </w:r>
+      <w:r>
+        <w:rPr>
+          <w:rFonts w:ascii="Bahnschrift Light" w:hAnsi="Bahnschrift Light"/>
+          <w:sz w:val="28"/>
+          <w:szCs w:val="28"/>
+          <w:lang w:val="el-GR"/>
+        </w:rPr>
+        <w:t>3 (</w:t>
+      </w:r>
+      <w:r>
+        <w:rPr>
+          <w:rFonts w:ascii="Bahnschrift Light" w:hAnsi="Bahnschrift Light"/>
+          <w:sz w:val="28"/>
+          <w:szCs w:val="28"/>
+          <w:lang w:val="el-GR"/>
+        </w:rPr>
+        <w:t xml:space="preserve">εμφάνιση οθόνης </w:t>
+      </w:r>
+      <w:r>
+        <w:rPr>
+          <w:rFonts w:ascii="Bahnschrift Light" w:hAnsi="Bahnschrift Light"/>
+          <w:sz w:val="28"/>
+          <w:szCs w:val="28"/>
+          <w:lang w:val="el-GR"/>
+        </w:rPr>
+        <w:t>ημερολογίου</w:t>
+      </w:r>
+      <w:r>
+        <w:rPr>
+          <w:rFonts w:ascii="Bahnschrift Light" w:hAnsi="Bahnschrift Light"/>
+          <w:sz w:val="28"/>
+          <w:szCs w:val="28"/>
+          <w:lang w:val="el-GR"/>
+        </w:rPr>
+        <w:t xml:space="preserve"> από το σύστημα</w:t>
+      </w:r>
+      <w:r>
+        <w:rPr>
+          <w:rFonts w:ascii="Bahnschrift Light" w:hAnsi="Bahnschrift Light"/>
+          <w:sz w:val="28"/>
+          <w:szCs w:val="28"/>
+          <w:lang w:val="el-GR"/>
+        </w:rPr>
+        <w:t>) και προστέθηκαν τα βήματα 8 και 9 που στην ουσία ήταν η εναλλακτική ροή 3.</w:t>
+      </w:r>
+    </w:p>
+    <w:p>
+      <w:pPr>
+        <w:pStyle w:val="ListParagraph"/>
+        <w:numPr>
+          <w:ilvl w:val="0"/>
+          <w:numId w:val="25"/>
+        </w:numPr>
+        <w:rPr>
+          <w:rFonts w:ascii="Bahnschrift Light" w:hAnsi="Bahnschrift Light"/>
+          <w:sz w:val="28"/>
+          <w:szCs w:val="28"/>
+          <w:lang w:val="el-GR"/>
+        </w:rPr>
+      </w:pPr>
+      <w:r>
+        <w:rPr>
+          <w:rFonts w:ascii="Bahnschrift Light" w:hAnsi="Bahnschrift Light"/>
+          <w:sz w:val="28"/>
+          <w:szCs w:val="28"/>
+          <w:lang w:val="el-GR"/>
+        </w:rPr>
+        <w:t>Η εναλλακτική ροή 3, ενσωματώθηκε στη βασική ροή.</w:t>
+      </w:r>
+    </w:p>
+    <w:p>
+      <w:pPr>
+        <w:pStyle w:val="ListParagraph"/>
+        <w:numPr>
+          <w:ilvl w:val="0"/>
+          <w:numId w:val="25"/>
+        </w:numPr>
+        <w:rPr>
+          <w:rFonts w:ascii="Bahnschrift Light" w:hAnsi="Bahnschrift Light"/>
+          <w:sz w:val="28"/>
+          <w:szCs w:val="28"/>
+          <w:lang w:val="el-GR"/>
+        </w:rPr>
+      </w:pPr>
+      <w:r>
+        <w:rPr>
+          <w:rFonts w:ascii="Bahnschrift Light" w:hAnsi="Bahnschrift Light"/>
+          <w:sz w:val="28"/>
+          <w:szCs w:val="28"/>
+          <w:lang w:val="el-GR"/>
+        </w:rPr>
+        <w:t>Οι εναλλακτικές ροές 5 και 5.1 διαγράφτηκαν και αντικαταστάθηκαν με τις εναλλακτικές ροές 4 και 4.1 (πλέον υπάρχει μόνο δυνατότητα διαγραφής ενός συμβάντος και όχι αλλαγής του).</w:t>
+      </w:r>
     </w:p>
     <w:p>
       <w:pPr>
@@ -2518,7 +4490,6 @@
           <w:rFonts w:ascii="Bahnschrift Light" w:hAnsi="Bahnschrift Light"/>
           <w:sz w:val="28"/>
           <w:szCs w:val="28"/>
-          <w:lang w:val="el-GR"/>
         </w:rPr>
         <w:t>Calendar</w:t>
       </w:r>
@@ -2552,9 +4523,101 @@
           <w:rFonts w:ascii="Bahnschrift Light" w:hAnsi="Bahnschrift Light"/>
           <w:sz w:val="28"/>
           <w:szCs w:val="28"/>
-          <w:lang w:val="el-GR"/>
-        </w:rPr>
-        <w:t>Το σύστημα εμφανίζει την οθόνη “Calendar”.</w:t>
+          <w:highlight w:val="yellow"/>
+          <w:lang w:val="el-GR"/>
+        </w:rPr>
+        <w:t>Το σύστημα εμφανίζει την οθόνη “</w:t>
+      </w:r>
+      <w:r>
+        <w:rPr>
+          <w:rFonts w:ascii="Bahnschrift Light" w:hAnsi="Bahnschrift Light"/>
+          <w:sz w:val="28"/>
+          <w:szCs w:val="28"/>
+          <w:highlight w:val="yellow"/>
+        </w:rPr>
+        <w:t>Calendar</w:t>
+      </w:r>
+      <w:r>
+        <w:rPr>
+          <w:rFonts w:ascii="Bahnschrift Light" w:hAnsi="Bahnschrift Light"/>
+          <w:sz w:val="28"/>
+          <w:szCs w:val="28"/>
+          <w:highlight w:val="yellow"/>
+          <w:lang w:val="el-GR"/>
+        </w:rPr>
+        <w:t>”.</w:t>
+      </w:r>
+    </w:p>
+    <w:p>
+      <w:pPr>
+        <w:numPr>
+          <w:ilvl w:val="0"/>
+          <w:numId w:val="5"/>
+        </w:numPr>
+        <w:spacing w:after="0"/>
+        <w:jc w:val="both"/>
+        <w:rPr>
+          <w:rFonts w:ascii="Bahnschrift Light" w:hAnsi="Bahnschrift Light"/>
+          <w:strike/>
+          <w:sz w:val="28"/>
+          <w:szCs w:val="28"/>
+          <w:lang w:val="el-GR"/>
+        </w:rPr>
+      </w:pPr>
+      <w:r>
+        <w:rPr>
+          <w:rFonts w:ascii="Bahnschrift Light" w:hAnsi="Bahnschrift Light"/>
+          <w:strike/>
+          <w:sz w:val="28"/>
+          <w:szCs w:val="28"/>
+          <w:lang w:val="el-GR"/>
+        </w:rPr>
+        <w:t>Το σύστημα εμφανίζει στην οθόνη το ημερολόγιο του τρέχων μήνα.</w:t>
+      </w:r>
+    </w:p>
+    <w:p>
+      <w:pPr>
+        <w:numPr>
+          <w:ilvl w:val="0"/>
+          <w:numId w:val="5"/>
+        </w:numPr>
+        <w:spacing w:after="0"/>
+        <w:jc w:val="both"/>
+        <w:rPr>
+          <w:rFonts w:ascii="Bahnschrift Light" w:hAnsi="Bahnschrift Light"/>
+          <w:sz w:val="28"/>
+          <w:szCs w:val="28"/>
+          <w:lang w:val="el-GR"/>
+        </w:rPr>
+      </w:pPr>
+      <w:r>
+        <w:rPr>
+          <w:rFonts w:ascii="Bahnschrift Light" w:hAnsi="Bahnschrift Light"/>
+          <w:strike/>
+          <w:sz w:val="28"/>
+          <w:szCs w:val="28"/>
+          <w:lang w:val="el-GR"/>
+        </w:rPr>
+        <w:t>Το σύστημα εμφανίζει στο πεδίο “</w:t>
+      </w:r>
+      <w:r>
+        <w:rPr>
+          <w:rFonts w:ascii="Bahnschrift Light" w:hAnsi="Bahnschrift Light"/>
+          <w:strike/>
+          <w:sz w:val="28"/>
+          <w:szCs w:val="28"/>
+        </w:rPr>
+        <w:t>Events</w:t>
+      </w:r>
+      <w:r>
+        <w:rPr>
+          <w:rFonts w:ascii="Bahnschrift Light" w:hAnsi="Bahnschrift Light"/>
+          <w:strike/>
+          <w:sz w:val="28"/>
+          <w:szCs w:val="28"/>
+          <w:lang w:val="el-GR"/>
+        </w:rPr>
+        <w:t>”, όλα τα συμβάντα για την τρέχων μέρα.</w:t>
       </w:r>
     </w:p>
     <w:p>
@@ -2586,7 +4649,6 @@
           <w:rFonts w:ascii="Bahnschrift Light" w:hAnsi="Bahnschrift Light"/>
           <w:sz w:val="28"/>
           <w:szCs w:val="28"/>
-          <w:lang w:val="el-GR"/>
         </w:rPr>
         <w:t>Add</w:t>
       </w:r>
@@ -2604,7 +4666,6 @@
           <w:rFonts w:ascii="Bahnschrift Light" w:hAnsi="Bahnschrift Light"/>
           <w:sz w:val="28"/>
           <w:szCs w:val="28"/>
-          <w:lang w:val="el-GR"/>
         </w:rPr>
         <w:t>event</w:t>
       </w:r>
@@ -2622,9 +4683,29 @@
           <w:rFonts w:ascii="Bahnschrift Light" w:hAnsi="Bahnschrift Light"/>
           <w:sz w:val="28"/>
           <w:szCs w:val="28"/>
-          <w:lang w:val="el-GR"/>
-        </w:rPr>
-        <w:t>, στην οθόνη “Calendar”</w:t>
+          <w:highlight w:val="yellow"/>
+          <w:lang w:val="el-GR"/>
+        </w:rPr>
+        <w:t>, στην οθόνη “</w:t>
+      </w:r>
+      <w:r>
+        <w:rPr>
+          <w:rFonts w:ascii="Bahnschrift Light" w:hAnsi="Bahnschrift Light"/>
+          <w:sz w:val="28"/>
+          <w:szCs w:val="28"/>
+          <w:highlight w:val="yellow"/>
+        </w:rPr>
+        <w:t>Calendar</w:t>
+      </w:r>
+      <w:r>
+        <w:rPr>
+          <w:rFonts w:ascii="Bahnschrift Light" w:hAnsi="Bahnschrift Light"/>
+          <w:sz w:val="28"/>
+          <w:szCs w:val="28"/>
+          <w:highlight w:val="yellow"/>
+          <w:lang w:val="el-GR"/>
+        </w:rPr>
+        <w:t>”</w:t>
       </w:r>
       <w:r>
         <w:rPr>
@@ -2665,6 +4746,7 @@
           <w:rFonts w:ascii="Bahnschrift Light" w:hAnsi="Bahnschrift Light"/>
           <w:sz w:val="28"/>
           <w:szCs w:val="28"/>
+          <w:highlight w:val="yellow"/>
           <w:lang w:val="el-GR"/>
         </w:rPr>
         <w:t>την</w:t>
@@ -2683,7 +4765,6 @@
           <w:rFonts w:ascii="Bahnschrift Light" w:hAnsi="Bahnschrift Light"/>
           <w:sz w:val="28"/>
           <w:szCs w:val="28"/>
-          <w:lang w:val="el-GR"/>
         </w:rPr>
         <w:t>Event</w:t>
       </w:r>
@@ -2701,7 +4782,6 @@
           <w:rFonts w:ascii="Bahnschrift Light" w:hAnsi="Bahnschrift Light"/>
           <w:sz w:val="28"/>
           <w:szCs w:val="28"/>
-          <w:lang w:val="el-GR"/>
         </w:rPr>
         <w:t>Title</w:t>
       </w:r>
@@ -2719,7 +4799,6 @@
           <w:rFonts w:ascii="Bahnschrift Light" w:hAnsi="Bahnschrift Light"/>
           <w:sz w:val="28"/>
           <w:szCs w:val="28"/>
-          <w:lang w:val="el-GR"/>
         </w:rPr>
         <w:t>Date</w:t>
       </w:r>
@@ -2737,9 +4816,8 @@
           <w:rFonts w:ascii="Bahnschrift Light" w:hAnsi="Bahnschrift Light"/>
           <w:sz w:val="28"/>
           <w:szCs w:val="28"/>
-          <w:highlight w:val="yellow"/>
-        </w:rPr>
-        <w:t>Time</w:t>
+        </w:rPr>
+        <w:t>Hour</w:t>
       </w:r>
       <w:r>
         <w:rPr>
@@ -2755,7 +4833,6 @@
           <w:rFonts w:ascii="Bahnschrift Light" w:hAnsi="Bahnschrift Light"/>
           <w:sz w:val="28"/>
           <w:szCs w:val="28"/>
-          <w:lang w:val="el-GR"/>
         </w:rPr>
         <w:t>Description</w:t>
       </w:r>
@@ -2798,9 +4875,29 @@
           <w:rFonts w:ascii="Bahnschrift Light" w:hAnsi="Bahnschrift Light"/>
           <w:sz w:val="28"/>
           <w:szCs w:val="28"/>
-          <w:lang w:val="el-GR"/>
-        </w:rPr>
-        <w:t>στην οθόνη “Event”</w:t>
+          <w:highlight w:val="yellow"/>
+          <w:lang w:val="el-GR"/>
+        </w:rPr>
+        <w:t>στην οθόνη “</w:t>
+      </w:r>
+      <w:r>
+        <w:rPr>
+          <w:rFonts w:ascii="Bahnschrift Light" w:hAnsi="Bahnschrift Light"/>
+          <w:sz w:val="28"/>
+          <w:szCs w:val="28"/>
+          <w:highlight w:val="yellow"/>
+        </w:rPr>
+        <w:t>Event</w:t>
+      </w:r>
+      <w:r>
+        <w:rPr>
+          <w:rFonts w:ascii="Bahnschrift Light" w:hAnsi="Bahnschrift Light"/>
+          <w:sz w:val="28"/>
+          <w:szCs w:val="28"/>
+          <w:highlight w:val="yellow"/>
+          <w:lang w:val="el-GR"/>
+        </w:rPr>
+        <w:t>”</w:t>
       </w:r>
       <w:r>
         <w:rPr>
@@ -2825,7 +4922,6 @@
           <w:rFonts w:ascii="Bahnschrift Light" w:hAnsi="Bahnschrift Light"/>
           <w:sz w:val="28"/>
           <w:szCs w:val="28"/>
-          <w:lang w:val="el-GR"/>
         </w:rPr>
         <w:t>Confirm</w:t>
       </w:r>
@@ -2893,7 +4989,6 @@
           <w:rFonts w:ascii="Bahnschrift Light" w:hAnsi="Bahnschrift Light"/>
           <w:sz w:val="28"/>
           <w:szCs w:val="28"/>
-          <w:lang w:val="el-GR"/>
         </w:rPr>
         <w:t>CALENDAR</w:t>
       </w:r>
@@ -2927,9 +5022,29 @@
           <w:rFonts w:ascii="Bahnschrift Light" w:hAnsi="Bahnschrift Light"/>
           <w:sz w:val="28"/>
           <w:szCs w:val="28"/>
-          <w:lang w:val="el-GR"/>
-        </w:rPr>
-        <w:t>Ο χρήστης πατάει πάνω σε μία συγκεκριμένη μέρα στην οθόνη “Calendar”.</w:t>
+          <w:highlight w:val="yellow"/>
+          <w:lang w:val="el-GR"/>
+        </w:rPr>
+        <w:t>Ο χρήστης πατάει πάνω σε μία συγκεκριμένη μέρα στην οθόνη “</w:t>
+      </w:r>
+      <w:r>
+        <w:rPr>
+          <w:rFonts w:ascii="Bahnschrift Light" w:hAnsi="Bahnschrift Light"/>
+          <w:sz w:val="28"/>
+          <w:szCs w:val="28"/>
+          <w:highlight w:val="yellow"/>
+        </w:rPr>
+        <w:t>Calendar</w:t>
+      </w:r>
+      <w:r>
+        <w:rPr>
+          <w:rFonts w:ascii="Bahnschrift Light" w:hAnsi="Bahnschrift Light"/>
+          <w:sz w:val="28"/>
+          <w:szCs w:val="28"/>
+          <w:highlight w:val="yellow"/>
+          <w:lang w:val="el-GR"/>
+        </w:rPr>
+        <w:t>”.</w:t>
       </w:r>
     </w:p>
     <w:p>
@@ -2952,9 +5067,29 @@
           <w:rFonts w:ascii="Bahnschrift Light" w:hAnsi="Bahnschrift Light"/>
           <w:sz w:val="28"/>
           <w:szCs w:val="28"/>
-          <w:lang w:val="el-GR"/>
-        </w:rPr>
-        <w:t>Το σύστημα εμφανίζει στο πεδίο “Events”, όλα τα συμβάντα για την συγκεκριμένη μέρα.</w:t>
+          <w:highlight w:val="yellow"/>
+          <w:lang w:val="el-GR"/>
+        </w:rPr>
+        <w:t>Το σύστημα εμφανίζει στο πεδίο “</w:t>
+      </w:r>
+      <w:r>
+        <w:rPr>
+          <w:rFonts w:ascii="Bahnschrift Light" w:hAnsi="Bahnschrift Light"/>
+          <w:sz w:val="28"/>
+          <w:szCs w:val="28"/>
+          <w:highlight w:val="yellow"/>
+        </w:rPr>
+        <w:t>Events</w:t>
+      </w:r>
+      <w:r>
+        <w:rPr>
+          <w:rFonts w:ascii="Bahnschrift Light" w:hAnsi="Bahnschrift Light"/>
+          <w:sz w:val="28"/>
+          <w:szCs w:val="28"/>
+          <w:highlight w:val="yellow"/>
+          <w:lang w:val="el-GR"/>
+        </w:rPr>
+        <w:t>”, όλα τα συμβάντα για την συγκεκριμένη μέρα.</w:t>
       </w:r>
     </w:p>
     <w:p>
@@ -2975,6 +5110,19 @@
         <w:jc w:val="both"/>
         <w:rPr>
           <w:rFonts w:ascii="Bahnschrift Light" w:hAnsi="Bahnschrift Light"/>
+          <w:b/>
+          <w:bCs/>
+          <w:sz w:val="28"/>
+          <w:szCs w:val="28"/>
+          <w:lang w:val="el-GR"/>
+        </w:rPr>
+      </w:pPr>
+    </w:p>
+    <w:p>
+      <w:pPr>
+        <w:jc w:val="both"/>
+        <w:rPr>
+          <w:rFonts w:ascii="Bahnschrift Light" w:hAnsi="Bahnschrift Light"/>
           <w:sz w:val="28"/>
           <w:szCs w:val="28"/>
           <w:u w:val="single"/>
@@ -2989,6 +5137,7 @@
           <w:u w:val="single"/>
           <w:lang w:val="el-GR"/>
         </w:rPr>
+        <w:lastRenderedPageBreak/>
         <w:t>Εναλλακτική Ροή 1</w:t>
       </w:r>
       <w:r>
@@ -3106,9 +5255,10 @@
           <w:rFonts w:ascii="Bahnschrift Light" w:hAnsi="Bahnschrift Light"/>
           <w:sz w:val="28"/>
           <w:szCs w:val="28"/>
-          <w:lang w:val="el-GR"/>
-        </w:rPr>
-        <w:t>7</w:t>
+          <w:highlight w:val="yellow"/>
+          <w:lang w:val="el-GR"/>
+        </w:rPr>
+        <w:t>8</w:t>
       </w:r>
       <w:r>
         <w:rPr>
@@ -3215,7 +5365,6 @@
           <w:szCs w:val="28"/>
           <w:lang w:val="el-GR"/>
         </w:rPr>
-        <w:lastRenderedPageBreak/>
         <w:t xml:space="preserve">Το σύστημα προσθέτει αυτόματα νέο συμβάν στο ημερολόγιο, </w:t>
       </w:r>
       <w:r>
@@ -3275,9 +5424,10 @@
           <w:rFonts w:ascii="Bahnschrift Light" w:hAnsi="Bahnschrift Light"/>
           <w:sz w:val="28"/>
           <w:szCs w:val="28"/>
-          <w:lang w:val="el-GR"/>
-        </w:rPr>
-        <w:t>7</w:t>
+          <w:highlight w:val="yellow"/>
+          <w:lang w:val="el-GR"/>
+        </w:rPr>
+        <w:t>8</w:t>
       </w:r>
       <w:r>
         <w:rPr>
@@ -3287,6 +5437,123 @@
           <w:lang w:val="el-GR"/>
         </w:rPr>
         <w:t xml:space="preserve"> της βασικής ροής.</w:t>
+      </w:r>
+    </w:p>
+    <w:p>
+      <w:pPr>
+        <w:jc w:val="both"/>
+        <w:rPr>
+          <w:rFonts w:ascii="Bahnschrift Light" w:hAnsi="Bahnschrift Light"/>
+          <w:strike/>
+          <w:sz w:val="28"/>
+          <w:szCs w:val="28"/>
+          <w:u w:val="single"/>
+          <w:lang w:val="el-GR"/>
+        </w:rPr>
+      </w:pPr>
+      <w:r>
+        <w:rPr>
+          <w:rFonts w:ascii="Bahnschrift Light" w:hAnsi="Bahnschrift Light"/>
+          <w:strike/>
+          <w:sz w:val="28"/>
+          <w:szCs w:val="28"/>
+          <w:u w:val="single"/>
+          <w:lang w:val="el-GR"/>
+        </w:rPr>
+        <w:t>Εναλλακτική Ροή 3:</w:t>
+      </w:r>
+    </w:p>
+    <w:p>
+      <w:pPr>
+        <w:numPr>
+          <w:ilvl w:val="0"/>
+          <w:numId w:val="17"/>
+        </w:numPr>
+        <w:jc w:val="both"/>
+        <w:rPr>
+          <w:rFonts w:ascii="Bahnschrift Light" w:hAnsi="Bahnschrift Light"/>
+          <w:strike/>
+          <w:sz w:val="28"/>
+          <w:szCs w:val="28"/>
+          <w:lang w:val="el-GR"/>
+        </w:rPr>
+      </w:pPr>
+      <w:r>
+        <w:rPr>
+          <w:rFonts w:ascii="Bahnschrift Light" w:hAnsi="Bahnschrift Light"/>
+          <w:strike/>
+          <w:sz w:val="28"/>
+          <w:szCs w:val="28"/>
+          <w:lang w:val="el-GR"/>
+        </w:rPr>
+        <w:t>Ο χρήστης πατάει πάνω σε μία συγκεκριμένη μέρα.</w:t>
+      </w:r>
+    </w:p>
+    <w:p>
+      <w:pPr>
+        <w:numPr>
+          <w:ilvl w:val="0"/>
+          <w:numId w:val="17"/>
+        </w:numPr>
+        <w:jc w:val="both"/>
+        <w:rPr>
+          <w:rFonts w:ascii="Bahnschrift Light" w:hAnsi="Bahnschrift Light"/>
+          <w:strike/>
+          <w:sz w:val="28"/>
+          <w:szCs w:val="28"/>
+          <w:lang w:val="el-GR"/>
+        </w:rPr>
+      </w:pPr>
+      <w:r>
+        <w:rPr>
+          <w:rFonts w:ascii="Bahnschrift Light" w:hAnsi="Bahnschrift Light"/>
+          <w:strike/>
+          <w:sz w:val="28"/>
+          <w:szCs w:val="28"/>
+          <w:lang w:val="el-GR"/>
+        </w:rPr>
+        <w:t>Το σύστημα εμφανίζει στην στο πεδίο “</w:t>
+      </w:r>
+      <w:r>
+        <w:rPr>
+          <w:rFonts w:ascii="Bahnschrift Light" w:hAnsi="Bahnschrift Light"/>
+          <w:strike/>
+          <w:sz w:val="28"/>
+          <w:szCs w:val="28"/>
+        </w:rPr>
+        <w:t>Events</w:t>
+      </w:r>
+      <w:r>
+        <w:rPr>
+          <w:rFonts w:ascii="Bahnschrift Light" w:hAnsi="Bahnschrift Light"/>
+          <w:strike/>
+          <w:sz w:val="28"/>
+          <w:szCs w:val="28"/>
+          <w:lang w:val="el-GR"/>
+        </w:rPr>
+        <w:t xml:space="preserve">”, όλα τα συμβάντα για </w:t>
+      </w:r>
+      <w:r>
+        <w:rPr>
+          <w:rFonts w:ascii="Bahnschrift Light" w:hAnsi="Bahnschrift Light"/>
+          <w:strike/>
+          <w:sz w:val="28"/>
+          <w:szCs w:val="28"/>
+          <w:lang w:val="el-GR"/>
+        </w:rPr>
+        <w:tab/>
+        <w:t xml:space="preserve">την </w:t>
+      </w:r>
+      <w:r>
+        <w:rPr>
+          <w:rFonts w:ascii="Bahnschrift Light" w:hAnsi="Bahnschrift Light"/>
+          <w:strike/>
+          <w:sz w:val="28"/>
+          <w:szCs w:val="28"/>
+          <w:lang w:val="el-GR"/>
+        </w:rPr>
+        <w:tab/>
+        <w:t>συγκεκριμένη μέρα.</w:t>
       </w:r>
     </w:p>
     <w:p>
@@ -3349,9 +5616,29 @@
           <w:rFonts w:ascii="Bahnschrift Light" w:hAnsi="Bahnschrift Light"/>
           <w:sz w:val="28"/>
           <w:szCs w:val="28"/>
-          <w:lang w:val="el-GR"/>
-        </w:rPr>
-        <w:t>, στην οθόνη “Calendar” και ψηφίζει</w:t>
+          <w:highlight w:val="yellow"/>
+          <w:lang w:val="el-GR"/>
+        </w:rPr>
+        <w:t>, στην οθόνη “</w:t>
+      </w:r>
+      <w:r>
+        <w:rPr>
+          <w:rFonts w:ascii="Bahnschrift Light" w:hAnsi="Bahnschrift Light"/>
+          <w:sz w:val="28"/>
+          <w:szCs w:val="28"/>
+          <w:highlight w:val="yellow"/>
+        </w:rPr>
+        <w:t>Calendar</w:t>
+      </w:r>
+      <w:r>
+        <w:rPr>
+          <w:rFonts w:ascii="Bahnschrift Light" w:hAnsi="Bahnschrift Light"/>
+          <w:sz w:val="28"/>
+          <w:szCs w:val="28"/>
+          <w:highlight w:val="yellow"/>
+          <w:lang w:val="el-GR"/>
+        </w:rPr>
+        <w:t>” και ψηφίζει</w:t>
       </w:r>
       <w:r>
         <w:rPr>
@@ -3361,6 +5648,83 @@
           <w:lang w:val="el-GR"/>
         </w:rPr>
         <w:t>.</w:t>
+      </w:r>
+    </w:p>
+    <w:p>
+      <w:pPr>
+        <w:numPr>
+          <w:ilvl w:val="0"/>
+          <w:numId w:val="8"/>
+        </w:numPr>
+        <w:jc w:val="both"/>
+        <w:rPr>
+          <w:rFonts w:ascii="Bahnschrift Light" w:hAnsi="Bahnschrift Light"/>
+          <w:strike/>
+          <w:sz w:val="28"/>
+          <w:szCs w:val="28"/>
+          <w:lang w:val="el-GR"/>
+        </w:rPr>
+      </w:pPr>
+      <w:r>
+        <w:rPr>
+          <w:rFonts w:ascii="Bahnschrift Light" w:hAnsi="Bahnschrift Light"/>
+          <w:strike/>
+          <w:sz w:val="28"/>
+          <w:szCs w:val="28"/>
+          <w:lang w:val="el-GR"/>
+        </w:rPr>
+        <w:t xml:space="preserve">Ο χρήστης πατάει </w:t>
+      </w:r>
+      <w:r>
+        <w:rPr>
+          <w:rFonts w:ascii="Segoe UI Symbol" w:hAnsi="Segoe UI Symbol" w:cs="Segoe UI Symbol"/>
+          <w:strike/>
+          <w:sz w:val="28"/>
+          <w:szCs w:val="28"/>
+          <w:lang w:val="el-GR"/>
+        </w:rPr>
+        <w:t>✓</w:t>
+      </w:r>
+      <w:r>
+        <w:rPr>
+          <w:rFonts w:ascii="Bahnschrift Light" w:hAnsi="Bahnschrift Light"/>
+          <w:strike/>
+          <w:sz w:val="28"/>
+          <w:szCs w:val="28"/>
+          <w:lang w:val="el-GR"/>
+        </w:rPr>
+        <w:t xml:space="preserve"> ή </w:t>
+      </w:r>
+      <w:r>
+        <w:rPr>
+          <w:rFonts w:ascii="Segoe UI Symbol" w:hAnsi="Segoe UI Symbol" w:cs="Segoe UI Symbol"/>
+          <w:strike/>
+          <w:sz w:val="28"/>
+          <w:szCs w:val="28"/>
+          <w:lang w:val="el-GR"/>
+        </w:rPr>
+        <w:t>✕</w:t>
+      </w:r>
+      <w:r>
+        <w:rPr>
+          <w:rFonts w:ascii="Bahnschrift Light" w:hAnsi="Bahnschrift Light"/>
+          <w:strike/>
+          <w:sz w:val="28"/>
+          <w:szCs w:val="28"/>
+          <w:lang w:val="el-GR"/>
+        </w:rPr>
+        <w:t xml:space="preserve"> για να δείξει ότι συμφωνεί ή διαφωνεί </w:t>
+      </w:r>
+      <w:r>
+        <w:rPr>
+          <w:rFonts w:ascii="Bahnschrift Light" w:hAnsi="Bahnschrift Light"/>
+          <w:strike/>
+          <w:sz w:val="28"/>
+          <w:szCs w:val="28"/>
+          <w:lang w:val="el-GR"/>
+        </w:rPr>
+        <w:tab/>
+        <w:t>με το συμβάν αντίστοιχα.</w:t>
       </w:r>
     </w:p>
     <w:p>
@@ -3425,6 +5789,7 @@
           <w:rFonts w:ascii="Bahnschrift Light" w:hAnsi="Bahnschrift Light"/>
           <w:sz w:val="28"/>
           <w:szCs w:val="28"/>
+          <w:highlight w:val="yellow"/>
           <w:lang w:val="el-GR"/>
         </w:rPr>
         <w:t>τη δυνατότητα ψηφοφορίας</w:t>
@@ -3432,6 +5797,56 @@
       <w:r>
         <w:rPr>
           <w:rFonts w:ascii="Bahnschrift Light" w:hAnsi="Bahnschrift Light"/>
+          <w:sz w:val="28"/>
+          <w:szCs w:val="28"/>
+          <w:lang w:val="el-GR"/>
+        </w:rPr>
+        <w:t xml:space="preserve">. </w:t>
+      </w:r>
+      <w:r>
+        <w:rPr>
+          <w:rFonts w:ascii="Bahnschrift Light" w:hAnsi="Bahnschrift Light"/>
+          <w:strike/>
+          <w:sz w:val="28"/>
+          <w:szCs w:val="28"/>
+          <w:lang w:val="el-GR"/>
+        </w:rPr>
+        <w:t xml:space="preserve">τις επιλογές </w:t>
+      </w:r>
+      <w:r>
+        <w:rPr>
+          <w:rFonts w:ascii="Segoe UI Symbol" w:hAnsi="Segoe UI Symbol" w:cs="Segoe UI Symbol"/>
+          <w:strike/>
+          <w:sz w:val="28"/>
+          <w:szCs w:val="28"/>
+          <w:lang w:val="el-GR"/>
+        </w:rPr>
+        <w:t>✓</w:t>
+      </w:r>
+      <w:r>
+        <w:rPr>
+          <w:rFonts w:ascii="Bahnschrift Light" w:hAnsi="Bahnschrift Light"/>
+          <w:strike/>
+          <w:sz w:val="28"/>
+          <w:szCs w:val="28"/>
+          <w:lang w:val="el-GR"/>
+        </w:rPr>
+        <w:t xml:space="preserve"> και </w:t>
+      </w:r>
+      <w:r>
+        <w:rPr>
+          <w:rFonts w:ascii="Segoe UI Symbol" w:hAnsi="Segoe UI Symbol" w:cs="Segoe UI Symbol"/>
+          <w:strike/>
+          <w:sz w:val="28"/>
+          <w:szCs w:val="28"/>
+          <w:lang w:val="el-GR"/>
+        </w:rPr>
+        <w:t>✕</w:t>
+      </w:r>
+      <w:r>
+        <w:rPr>
+          <w:rFonts w:ascii="Bahnschrift Light" w:hAnsi="Bahnschrift Light"/>
+          <w:strike/>
           <w:sz w:val="28"/>
           <w:szCs w:val="28"/>
           <w:lang w:val="el-GR"/>
@@ -3569,6 +5984,7 @@
           <w:szCs w:val="28"/>
           <w:lang w:val="el-GR"/>
         </w:rPr>
+        <w:lastRenderedPageBreak/>
         <w:t xml:space="preserve">Η περίπτωση χρήσης επιστρέφει στο βήμα </w:t>
       </w:r>
       <w:r>
@@ -3576,6 +5992,7 @@
           <w:rFonts w:ascii="Bahnschrift Light" w:hAnsi="Bahnschrift Light"/>
           <w:sz w:val="28"/>
           <w:szCs w:val="28"/>
+          <w:highlight w:val="yellow"/>
           <w:lang w:val="el-GR"/>
         </w:rPr>
         <w:t>7</w:t>
@@ -3613,9 +6030,9 @@
         <w:jc w:val="both"/>
         <w:rPr>
           <w:rFonts w:ascii="Bahnschrift Light" w:hAnsi="Bahnschrift Light"/>
-          <w:sz w:val="28"/>
-          <w:szCs w:val="28"/>
-          <w:highlight w:val="yellow"/>
+          <w:strike/>
+          <w:sz w:val="28"/>
+          <w:szCs w:val="28"/>
           <w:u w:val="single"/>
           <w:lang w:val="el-GR"/>
         </w:rPr>
@@ -3623,11 +6040,954 @@
       <w:r>
         <w:rPr>
           <w:rFonts w:ascii="Bahnschrift Light" w:hAnsi="Bahnschrift Light"/>
+          <w:strike/>
           <w:sz w:val="28"/>
           <w:szCs w:val="28"/>
           <w:u w:val="single"/>
           <w:lang w:val="el-GR"/>
         </w:rPr>
+        <w:t>Εναλλακτική Ροή 5:</w:t>
+      </w:r>
+    </w:p>
+    <w:p>
+      <w:pPr>
+        <w:numPr>
+          <w:ilvl w:val="0"/>
+          <w:numId w:val="31"/>
+        </w:numPr>
+        <w:jc w:val="both"/>
+        <w:rPr>
+          <w:rFonts w:ascii="Bahnschrift Light" w:hAnsi="Bahnschrift Light"/>
+          <w:strike/>
+          <w:sz w:val="28"/>
+          <w:szCs w:val="28"/>
+          <w:lang w:val="el-GR"/>
+        </w:rPr>
+      </w:pPr>
+      <w:r>
+        <w:rPr>
+          <w:rFonts w:ascii="Bahnschrift Light" w:hAnsi="Bahnschrift Light"/>
+          <w:strike/>
+          <w:sz w:val="28"/>
+          <w:szCs w:val="28"/>
+          <w:lang w:val="el-GR"/>
+        </w:rPr>
+        <w:t>Ο χρήστης θέλει να κάνει αλλαγή σε ένα συμβάν.</w:t>
+      </w:r>
+    </w:p>
+    <w:p>
+      <w:pPr>
+        <w:numPr>
+          <w:ilvl w:val="0"/>
+          <w:numId w:val="31"/>
+        </w:numPr>
+        <w:jc w:val="both"/>
+        <w:rPr>
+          <w:rFonts w:ascii="Bahnschrift Light" w:hAnsi="Bahnschrift Light"/>
+          <w:strike/>
+          <w:sz w:val="28"/>
+          <w:szCs w:val="28"/>
+          <w:lang w:val="el-GR"/>
+        </w:rPr>
+      </w:pPr>
+      <w:r>
+        <w:rPr>
+          <w:rFonts w:ascii="Bahnschrift Light" w:hAnsi="Bahnschrift Light"/>
+          <w:strike/>
+          <w:sz w:val="28"/>
+          <w:szCs w:val="28"/>
+          <w:lang w:val="el-GR"/>
+        </w:rPr>
+        <w:t xml:space="preserve">Το σύστημα επιτρέπει αλλαγή σε όλα τα συμβάντα που δεν </w:t>
+      </w:r>
+      <w:r>
+        <w:rPr>
+          <w:rFonts w:ascii="Bahnschrift Light" w:hAnsi="Bahnschrift Light"/>
+          <w:strike/>
+          <w:sz w:val="28"/>
+          <w:szCs w:val="28"/>
+          <w:lang w:val="el-GR"/>
+        </w:rPr>
+        <w:tab/>
+        <w:t xml:space="preserve">είναι </w:t>
+      </w:r>
+      <w:r>
+        <w:rPr>
+          <w:rFonts w:ascii="Bahnschrift Light" w:hAnsi="Bahnschrift Light"/>
+          <w:strike/>
+          <w:sz w:val="28"/>
+          <w:szCs w:val="28"/>
+          <w:lang w:val="el-GR"/>
+        </w:rPr>
+        <w:tab/>
+        <w:t>με κόκκινο χρώμα.</w:t>
+      </w:r>
+    </w:p>
+    <w:p>
+      <w:pPr>
+        <w:numPr>
+          <w:ilvl w:val="0"/>
+          <w:numId w:val="31"/>
+        </w:numPr>
+        <w:jc w:val="both"/>
+        <w:rPr>
+          <w:rFonts w:ascii="Bahnschrift Light" w:hAnsi="Bahnschrift Light"/>
+          <w:strike/>
+          <w:sz w:val="28"/>
+          <w:szCs w:val="28"/>
+          <w:lang w:val="el-GR"/>
+        </w:rPr>
+      </w:pPr>
+      <w:r>
+        <w:rPr>
+          <w:rFonts w:ascii="Bahnschrift Light" w:hAnsi="Bahnschrift Light"/>
+          <w:strike/>
+          <w:sz w:val="28"/>
+          <w:szCs w:val="28"/>
+          <w:lang w:val="el-GR"/>
+        </w:rPr>
+        <w:t>Ο χρήστης επιλέγει συμβάν χρώματος μπλε ή ανοιχτό</w:t>
+      </w:r>
+      <w:r>
+        <w:rPr>
+          <w:rFonts w:ascii="Bahnschrift Light" w:hAnsi="Bahnschrift Light"/>
+          <w:strike/>
+          <w:sz w:val="28"/>
+          <w:szCs w:val="28"/>
+          <w:lang w:val="el-GR"/>
+        </w:rPr>
+        <w:tab/>
+        <w:t>πράσινο.</w:t>
+      </w:r>
+    </w:p>
+    <w:p>
+      <w:pPr>
+        <w:numPr>
+          <w:ilvl w:val="0"/>
+          <w:numId w:val="31"/>
+        </w:numPr>
+        <w:jc w:val="both"/>
+        <w:rPr>
+          <w:rFonts w:ascii="Bahnschrift Light" w:hAnsi="Bahnschrift Light"/>
+          <w:strike/>
+          <w:sz w:val="28"/>
+          <w:szCs w:val="28"/>
+          <w:lang w:val="el-GR"/>
+        </w:rPr>
+      </w:pPr>
+      <w:r>
+        <w:rPr>
+          <w:rFonts w:ascii="Bahnschrift Light" w:hAnsi="Bahnschrift Light"/>
+          <w:strike/>
+          <w:sz w:val="28"/>
+          <w:szCs w:val="28"/>
+          <w:lang w:val="el-GR"/>
+        </w:rPr>
+        <w:t xml:space="preserve">Ο χρήστης πατάει </w:t>
+      </w:r>
+      <w:r>
+        <w:rPr>
+          <w:rFonts w:ascii="Bahnschrift Light" w:hAnsi="Bahnschrift Light"/>
+          <w:strike/>
+          <w:sz w:val="28"/>
+          <w:szCs w:val="28"/>
+        </w:rPr>
+        <w:t>“Edit”</w:t>
+      </w:r>
+      <w:r>
+        <w:rPr>
+          <w:rFonts w:ascii="Bahnschrift Light" w:hAnsi="Bahnschrift Light"/>
+          <w:strike/>
+          <w:sz w:val="28"/>
+          <w:szCs w:val="28"/>
+          <w:lang w:val="el-GR"/>
+        </w:rPr>
+        <w:t>.</w:t>
+      </w:r>
+    </w:p>
+    <w:p>
+      <w:pPr>
+        <w:numPr>
+          <w:ilvl w:val="0"/>
+          <w:numId w:val="31"/>
+        </w:numPr>
+        <w:jc w:val="both"/>
+        <w:rPr>
+          <w:rFonts w:ascii="Bahnschrift Light" w:hAnsi="Bahnschrift Light"/>
+          <w:strike/>
+          <w:sz w:val="28"/>
+          <w:szCs w:val="28"/>
+          <w:lang w:val="el-GR"/>
+        </w:rPr>
+      </w:pPr>
+      <w:r>
+        <w:rPr>
+          <w:rFonts w:ascii="Bahnschrift Light" w:hAnsi="Bahnschrift Light"/>
+          <w:strike/>
+          <w:sz w:val="28"/>
+          <w:szCs w:val="28"/>
+          <w:lang w:val="el-GR"/>
+        </w:rPr>
+        <w:t>Το σύστημα εμφανίζει στην οθόνη “</w:t>
+      </w:r>
+      <w:r>
+        <w:rPr>
+          <w:rFonts w:ascii="Bahnschrift Light" w:hAnsi="Bahnschrift Light"/>
+          <w:strike/>
+          <w:sz w:val="28"/>
+          <w:szCs w:val="28"/>
+        </w:rPr>
+        <w:t>Event</w:t>
+      </w:r>
+      <w:r>
+        <w:rPr>
+          <w:rFonts w:ascii="Bahnschrift Light" w:hAnsi="Bahnschrift Light"/>
+          <w:strike/>
+          <w:sz w:val="28"/>
+          <w:szCs w:val="28"/>
+          <w:lang w:val="el-GR"/>
+        </w:rPr>
+        <w:t xml:space="preserve">” για αλλαγή των </w:t>
+      </w:r>
+      <w:r>
+        <w:rPr>
+          <w:rFonts w:ascii="Bahnschrift Light" w:hAnsi="Bahnschrift Light"/>
+          <w:strike/>
+          <w:sz w:val="28"/>
+          <w:szCs w:val="28"/>
+          <w:lang w:val="el-GR"/>
+        </w:rPr>
+        <w:tab/>
+        <w:t>στοιχείων του συμβάντος (</w:t>
+      </w:r>
+      <w:r>
+        <w:rPr>
+          <w:rFonts w:ascii="Bahnschrift Light" w:hAnsi="Bahnschrift Light"/>
+          <w:strike/>
+          <w:sz w:val="28"/>
+          <w:szCs w:val="28"/>
+        </w:rPr>
+        <w:t>Title</w:t>
+      </w:r>
+      <w:r>
+        <w:rPr>
+          <w:rFonts w:ascii="Bahnschrift Light" w:hAnsi="Bahnschrift Light"/>
+          <w:strike/>
+          <w:sz w:val="28"/>
+          <w:szCs w:val="28"/>
+          <w:lang w:val="el-GR"/>
+        </w:rPr>
+        <w:t xml:space="preserve">, </w:t>
+      </w:r>
+      <w:r>
+        <w:rPr>
+          <w:rFonts w:ascii="Bahnschrift Light" w:hAnsi="Bahnschrift Light"/>
+          <w:strike/>
+          <w:sz w:val="28"/>
+          <w:szCs w:val="28"/>
+        </w:rPr>
+        <w:t>Date</w:t>
+      </w:r>
+      <w:r>
+        <w:rPr>
+          <w:rFonts w:ascii="Bahnschrift Light" w:hAnsi="Bahnschrift Light"/>
+          <w:strike/>
+          <w:sz w:val="28"/>
+          <w:szCs w:val="28"/>
+          <w:lang w:val="el-GR"/>
+        </w:rPr>
+        <w:t xml:space="preserve">, </w:t>
+      </w:r>
+      <w:r>
+        <w:rPr>
+          <w:rFonts w:ascii="Bahnschrift Light" w:hAnsi="Bahnschrift Light"/>
+          <w:strike/>
+          <w:sz w:val="28"/>
+          <w:szCs w:val="28"/>
+        </w:rPr>
+        <w:t>Hour</w:t>
+      </w:r>
+      <w:r>
+        <w:rPr>
+          <w:rFonts w:ascii="Bahnschrift Light" w:hAnsi="Bahnschrift Light"/>
+          <w:strike/>
+          <w:sz w:val="28"/>
+          <w:szCs w:val="28"/>
+          <w:lang w:val="el-GR"/>
+        </w:rPr>
+        <w:t xml:space="preserve">, </w:t>
+      </w:r>
+      <w:r>
+        <w:rPr>
+          <w:rFonts w:ascii="Bahnschrift Light" w:hAnsi="Bahnschrift Light"/>
+          <w:strike/>
+          <w:sz w:val="28"/>
+          <w:szCs w:val="28"/>
+        </w:rPr>
+        <w:t>Description</w:t>
+      </w:r>
+      <w:r>
+        <w:rPr>
+          <w:rFonts w:ascii="Bahnschrift Light" w:hAnsi="Bahnschrift Light"/>
+          <w:strike/>
+          <w:sz w:val="28"/>
+          <w:szCs w:val="28"/>
+          <w:lang w:val="el-GR"/>
+        </w:rPr>
+        <w:t>).</w:t>
+      </w:r>
+    </w:p>
+    <w:p>
+      <w:pPr>
+        <w:numPr>
+          <w:ilvl w:val="0"/>
+          <w:numId w:val="31"/>
+        </w:numPr>
+        <w:jc w:val="both"/>
+        <w:rPr>
+          <w:rFonts w:ascii="Bahnschrift Light" w:hAnsi="Bahnschrift Light"/>
+          <w:strike/>
+          <w:sz w:val="28"/>
+          <w:szCs w:val="28"/>
+          <w:lang w:val="el-GR"/>
+        </w:rPr>
+      </w:pPr>
+      <w:r>
+        <w:rPr>
+          <w:rFonts w:ascii="Bahnschrift Light" w:hAnsi="Bahnschrift Light"/>
+          <w:strike/>
+          <w:sz w:val="28"/>
+          <w:szCs w:val="28"/>
+          <w:lang w:val="el-GR"/>
+        </w:rPr>
+        <w:t>Ο χρήστης αλλάζει τα στοιχεία και πατάει “</w:t>
+      </w:r>
+      <w:r>
+        <w:rPr>
+          <w:rFonts w:ascii="Bahnschrift Light" w:hAnsi="Bahnschrift Light"/>
+          <w:strike/>
+          <w:sz w:val="28"/>
+          <w:szCs w:val="28"/>
+        </w:rPr>
+        <w:t>Confirm</w:t>
+      </w:r>
+      <w:r>
+        <w:rPr>
+          <w:rFonts w:ascii="Bahnschrift Light" w:hAnsi="Bahnschrift Light"/>
+          <w:strike/>
+          <w:sz w:val="28"/>
+          <w:szCs w:val="28"/>
+          <w:lang w:val="el-GR"/>
+        </w:rPr>
+        <w:t>”.</w:t>
+      </w:r>
+    </w:p>
+    <w:p>
+      <w:pPr>
+        <w:numPr>
+          <w:ilvl w:val="0"/>
+          <w:numId w:val="31"/>
+        </w:numPr>
+        <w:jc w:val="both"/>
+        <w:rPr>
+          <w:rFonts w:ascii="Bahnschrift Light" w:hAnsi="Bahnschrift Light"/>
+          <w:strike/>
+          <w:sz w:val="28"/>
+          <w:szCs w:val="28"/>
+          <w:lang w:val="el-GR"/>
+        </w:rPr>
+      </w:pPr>
+      <w:r>
+        <w:rPr>
+          <w:rFonts w:ascii="Bahnschrift Light" w:hAnsi="Bahnschrift Light"/>
+          <w:strike/>
+          <w:sz w:val="28"/>
+          <w:szCs w:val="28"/>
+          <w:lang w:val="el-GR"/>
+        </w:rPr>
+        <w:t xml:space="preserve">Το σύστημα ανανεώνει το συμβάν, διατηρώντας το χρώμα που </w:t>
+      </w:r>
+      <w:r>
+        <w:rPr>
+          <w:rFonts w:ascii="Bahnschrift Light" w:hAnsi="Bahnschrift Light"/>
+          <w:strike/>
+          <w:sz w:val="28"/>
+          <w:szCs w:val="28"/>
+          <w:lang w:val="el-GR"/>
+        </w:rPr>
+        <w:tab/>
+        <w:t xml:space="preserve">είχε </w:t>
+      </w:r>
+      <w:r>
+        <w:rPr>
+          <w:rFonts w:ascii="Bahnschrift Light" w:hAnsi="Bahnschrift Light"/>
+          <w:strike/>
+          <w:sz w:val="28"/>
+          <w:szCs w:val="28"/>
+          <w:lang w:val="el-GR"/>
+        </w:rPr>
+        <w:tab/>
+        <w:t>προηγουμένως.</w:t>
+      </w:r>
+    </w:p>
+    <w:p>
+      <w:pPr>
+        <w:numPr>
+          <w:ilvl w:val="0"/>
+          <w:numId w:val="31"/>
+        </w:numPr>
+        <w:jc w:val="both"/>
+        <w:rPr>
+          <w:rFonts w:ascii="Bahnschrift Light" w:hAnsi="Bahnschrift Light"/>
+          <w:strike/>
+          <w:sz w:val="28"/>
+          <w:szCs w:val="28"/>
+          <w:lang w:val="el-GR"/>
+        </w:rPr>
+      </w:pPr>
+      <w:r>
+        <w:rPr>
+          <w:rFonts w:ascii="Bahnschrift Light" w:hAnsi="Bahnschrift Light"/>
+          <w:strike/>
+          <w:sz w:val="28"/>
+          <w:szCs w:val="28"/>
+          <w:lang w:val="el-GR"/>
+        </w:rPr>
+        <w:t>Η περίπτωση χρήσης επιστρέφει στο βήμα 8 της βασικής ροής.</w:t>
+      </w:r>
+    </w:p>
+    <w:p>
+      <w:pPr>
+        <w:jc w:val="both"/>
+        <w:rPr>
+          <w:rFonts w:ascii="Bahnschrift Light" w:hAnsi="Bahnschrift Light"/>
+          <w:strike/>
+          <w:sz w:val="28"/>
+          <w:szCs w:val="28"/>
+          <w:u w:val="single"/>
+          <w:lang w:val="el-GR"/>
+        </w:rPr>
+      </w:pPr>
+      <w:r>
+        <w:rPr>
+          <w:rFonts w:ascii="Bahnschrift Light" w:hAnsi="Bahnschrift Light"/>
+          <w:strike/>
+          <w:sz w:val="28"/>
+          <w:szCs w:val="28"/>
+          <w:u w:val="single"/>
+          <w:lang w:val="el-GR"/>
+        </w:rPr>
+        <w:t>Εναλλακτική Ροή 5.1:</w:t>
+      </w:r>
+    </w:p>
+    <w:p>
+      <w:pPr>
+        <w:numPr>
+          <w:ilvl w:val="0"/>
+          <w:numId w:val="32"/>
+        </w:numPr>
+        <w:jc w:val="both"/>
+        <w:rPr>
+          <w:rFonts w:ascii="Bahnschrift Light" w:hAnsi="Bahnschrift Light"/>
+          <w:strike/>
+          <w:sz w:val="28"/>
+          <w:szCs w:val="28"/>
+          <w:lang w:val="el-GR"/>
+        </w:rPr>
+      </w:pPr>
+      <w:r>
+        <w:rPr>
+          <w:rFonts w:ascii="Bahnschrift Light" w:hAnsi="Bahnschrift Light"/>
+          <w:strike/>
+          <w:sz w:val="28"/>
+          <w:szCs w:val="28"/>
+          <w:lang w:val="el-GR"/>
+        </w:rPr>
+        <w:t>Ο χρήστης επιλέγει συμβάν σκούρου πράσινου χρώματος.</w:t>
+      </w:r>
+    </w:p>
+    <w:p>
+      <w:pPr>
+        <w:numPr>
+          <w:ilvl w:val="0"/>
+          <w:numId w:val="32"/>
+        </w:numPr>
+        <w:jc w:val="both"/>
+        <w:rPr>
+          <w:rFonts w:ascii="Bahnschrift Light" w:hAnsi="Bahnschrift Light"/>
+          <w:strike/>
+          <w:sz w:val="28"/>
+          <w:szCs w:val="28"/>
+          <w:lang w:val="el-GR"/>
+        </w:rPr>
+      </w:pPr>
+      <w:r>
+        <w:rPr>
+          <w:rFonts w:ascii="Bahnschrift Light" w:hAnsi="Bahnschrift Light"/>
+          <w:strike/>
+          <w:sz w:val="28"/>
+          <w:szCs w:val="28"/>
+          <w:lang w:val="el-GR"/>
+        </w:rPr>
+        <w:t xml:space="preserve">Ο χρήστης πατάει </w:t>
+      </w:r>
+      <w:r>
+        <w:rPr>
+          <w:rFonts w:ascii="Bahnschrift Light" w:hAnsi="Bahnschrift Light"/>
+          <w:strike/>
+          <w:sz w:val="28"/>
+          <w:szCs w:val="28"/>
+        </w:rPr>
+        <w:t>“Edit”</w:t>
+      </w:r>
+      <w:r>
+        <w:rPr>
+          <w:rFonts w:ascii="Bahnschrift Light" w:hAnsi="Bahnschrift Light"/>
+          <w:strike/>
+          <w:sz w:val="28"/>
+          <w:szCs w:val="28"/>
+          <w:lang w:val="el-GR"/>
+        </w:rPr>
+        <w:t>.</w:t>
+      </w:r>
+    </w:p>
+    <w:p>
+      <w:pPr>
+        <w:numPr>
+          <w:ilvl w:val="0"/>
+          <w:numId w:val="32"/>
+        </w:numPr>
+        <w:jc w:val="both"/>
+        <w:rPr>
+          <w:rFonts w:ascii="Bahnschrift Light" w:hAnsi="Bahnschrift Light"/>
+          <w:strike/>
+          <w:sz w:val="28"/>
+          <w:szCs w:val="28"/>
+          <w:lang w:val="el-GR"/>
+        </w:rPr>
+      </w:pPr>
+      <w:r>
+        <w:rPr>
+          <w:rFonts w:ascii="Bahnschrift Light" w:hAnsi="Bahnschrift Light"/>
+          <w:strike/>
+          <w:sz w:val="28"/>
+          <w:szCs w:val="28"/>
+          <w:lang w:val="el-GR"/>
+        </w:rPr>
+        <w:t>Το σύστημα εμφανίζει στην οθόνη “</w:t>
+      </w:r>
+      <w:r>
+        <w:rPr>
+          <w:rFonts w:ascii="Bahnschrift Light" w:hAnsi="Bahnschrift Light"/>
+          <w:strike/>
+          <w:sz w:val="28"/>
+          <w:szCs w:val="28"/>
+        </w:rPr>
+        <w:t>Event</w:t>
+      </w:r>
+      <w:r>
+        <w:rPr>
+          <w:rFonts w:ascii="Bahnschrift Light" w:hAnsi="Bahnschrift Light"/>
+          <w:strike/>
+          <w:sz w:val="28"/>
+          <w:szCs w:val="28"/>
+          <w:lang w:val="el-GR"/>
+        </w:rPr>
+        <w:t xml:space="preserve">” για αλλαγή των </w:t>
+      </w:r>
+      <w:r>
+        <w:rPr>
+          <w:rFonts w:ascii="Bahnschrift Light" w:hAnsi="Bahnschrift Light"/>
+          <w:strike/>
+          <w:sz w:val="28"/>
+          <w:szCs w:val="28"/>
+          <w:lang w:val="el-GR"/>
+        </w:rPr>
+        <w:tab/>
+      </w:r>
+      <w:r>
+        <w:rPr>
+          <w:rFonts w:ascii="Bahnschrift Light" w:hAnsi="Bahnschrift Light"/>
+          <w:strike/>
+          <w:sz w:val="28"/>
+          <w:szCs w:val="28"/>
+          <w:lang w:val="el-GR"/>
+        </w:rPr>
+        <w:tab/>
+      </w:r>
+      <w:r>
+        <w:rPr>
+          <w:rFonts w:ascii="Bahnschrift Light" w:hAnsi="Bahnschrift Light"/>
+          <w:strike/>
+          <w:sz w:val="28"/>
+          <w:szCs w:val="28"/>
+          <w:lang w:val="el-GR"/>
+        </w:rPr>
+        <w:tab/>
+        <w:t>στοιχείων του συμβάντος (</w:t>
+      </w:r>
+      <w:r>
+        <w:rPr>
+          <w:rFonts w:ascii="Bahnschrift Light" w:hAnsi="Bahnschrift Light"/>
+          <w:strike/>
+          <w:sz w:val="28"/>
+          <w:szCs w:val="28"/>
+        </w:rPr>
+        <w:t>Title</w:t>
+      </w:r>
+      <w:r>
+        <w:rPr>
+          <w:rFonts w:ascii="Bahnschrift Light" w:hAnsi="Bahnschrift Light"/>
+          <w:strike/>
+          <w:sz w:val="28"/>
+          <w:szCs w:val="28"/>
+          <w:lang w:val="el-GR"/>
+        </w:rPr>
+        <w:t xml:space="preserve">, </w:t>
+      </w:r>
+      <w:r>
+        <w:rPr>
+          <w:rFonts w:ascii="Bahnschrift Light" w:hAnsi="Bahnschrift Light"/>
+          <w:strike/>
+          <w:sz w:val="28"/>
+          <w:szCs w:val="28"/>
+        </w:rPr>
+        <w:t>Date</w:t>
+      </w:r>
+      <w:r>
+        <w:rPr>
+          <w:rFonts w:ascii="Bahnschrift Light" w:hAnsi="Bahnschrift Light"/>
+          <w:strike/>
+          <w:sz w:val="28"/>
+          <w:szCs w:val="28"/>
+          <w:lang w:val="el-GR"/>
+        </w:rPr>
+        <w:t xml:space="preserve">, </w:t>
+      </w:r>
+      <w:r>
+        <w:rPr>
+          <w:rFonts w:ascii="Bahnschrift Light" w:hAnsi="Bahnschrift Light"/>
+          <w:strike/>
+          <w:sz w:val="28"/>
+          <w:szCs w:val="28"/>
+        </w:rPr>
+        <w:t>Hour</w:t>
+      </w:r>
+      <w:r>
+        <w:rPr>
+          <w:rFonts w:ascii="Bahnschrift Light" w:hAnsi="Bahnschrift Light"/>
+          <w:strike/>
+          <w:sz w:val="28"/>
+          <w:szCs w:val="28"/>
+          <w:lang w:val="el-GR"/>
+        </w:rPr>
+        <w:t xml:space="preserve">, </w:t>
+      </w:r>
+      <w:r>
+        <w:rPr>
+          <w:rFonts w:ascii="Bahnschrift Light" w:hAnsi="Bahnschrift Light"/>
+          <w:strike/>
+          <w:sz w:val="28"/>
+          <w:szCs w:val="28"/>
+        </w:rPr>
+        <w:t>Description</w:t>
+      </w:r>
+      <w:r>
+        <w:rPr>
+          <w:rFonts w:ascii="Bahnschrift Light" w:hAnsi="Bahnschrift Light"/>
+          <w:strike/>
+          <w:sz w:val="28"/>
+          <w:szCs w:val="28"/>
+          <w:lang w:val="el-GR"/>
+        </w:rPr>
+        <w:t>).</w:t>
+      </w:r>
+    </w:p>
+    <w:p>
+      <w:pPr>
+        <w:numPr>
+          <w:ilvl w:val="0"/>
+          <w:numId w:val="32"/>
+        </w:numPr>
+        <w:jc w:val="both"/>
+        <w:rPr>
+          <w:rFonts w:ascii="Bahnschrift Light" w:hAnsi="Bahnschrift Light"/>
+          <w:strike/>
+          <w:sz w:val="28"/>
+          <w:szCs w:val="28"/>
+          <w:lang w:val="el-GR"/>
+        </w:rPr>
+      </w:pPr>
+      <w:r>
+        <w:rPr>
+          <w:rFonts w:ascii="Bahnschrift Light" w:hAnsi="Bahnschrift Light"/>
+          <w:strike/>
+          <w:sz w:val="28"/>
+          <w:szCs w:val="28"/>
+          <w:lang w:val="el-GR"/>
+        </w:rPr>
+        <w:t>Ο χρήστης αλλάζει τα στοιχεία και πατάει “</w:t>
+      </w:r>
+      <w:r>
+        <w:rPr>
+          <w:rFonts w:ascii="Bahnschrift Light" w:hAnsi="Bahnschrift Light"/>
+          <w:strike/>
+          <w:sz w:val="28"/>
+          <w:szCs w:val="28"/>
+        </w:rPr>
+        <w:t>Confirm</w:t>
+      </w:r>
+      <w:r>
+        <w:rPr>
+          <w:rFonts w:ascii="Bahnschrift Light" w:hAnsi="Bahnschrift Light"/>
+          <w:strike/>
+          <w:sz w:val="28"/>
+          <w:szCs w:val="28"/>
+          <w:lang w:val="el-GR"/>
+        </w:rPr>
+        <w:t>”.</w:t>
+      </w:r>
+    </w:p>
+    <w:p>
+      <w:pPr>
+        <w:numPr>
+          <w:ilvl w:val="0"/>
+          <w:numId w:val="32"/>
+        </w:numPr>
+        <w:jc w:val="both"/>
+        <w:rPr>
+          <w:rFonts w:ascii="Bahnschrift Light" w:hAnsi="Bahnschrift Light"/>
+          <w:strike/>
+          <w:sz w:val="28"/>
+          <w:szCs w:val="28"/>
+          <w:lang w:val="el-GR"/>
+        </w:rPr>
+      </w:pPr>
+      <w:r>
+        <w:rPr>
+          <w:rFonts w:ascii="Bahnschrift Light" w:hAnsi="Bahnschrift Light"/>
+          <w:strike/>
+          <w:sz w:val="28"/>
+          <w:szCs w:val="28"/>
+          <w:lang w:val="el-GR"/>
+        </w:rPr>
+        <w:t xml:space="preserve">Το σύστημα ανανεώνει το συμβάν, αλλάζοντας  το </w:t>
+      </w:r>
+      <w:r>
+        <w:rPr>
+          <w:rFonts w:ascii="Bahnschrift Light" w:hAnsi="Bahnschrift Light"/>
+          <w:strike/>
+          <w:sz w:val="28"/>
+          <w:szCs w:val="28"/>
+          <w:lang w:val="el-GR"/>
+        </w:rPr>
+        <w:tab/>
+      </w:r>
+      <w:r>
+        <w:rPr>
+          <w:rFonts w:ascii="Bahnschrift Light" w:hAnsi="Bahnschrift Light"/>
+          <w:strike/>
+          <w:sz w:val="28"/>
+          <w:szCs w:val="28"/>
+          <w:lang w:val="el-GR"/>
+        </w:rPr>
+        <w:tab/>
+      </w:r>
+      <w:r>
+        <w:rPr>
+          <w:rFonts w:ascii="Bahnschrift Light" w:hAnsi="Bahnschrift Light"/>
+          <w:strike/>
+          <w:sz w:val="28"/>
+          <w:szCs w:val="28"/>
+          <w:lang w:val="el-GR"/>
+        </w:rPr>
+        <w:tab/>
+      </w:r>
+      <w:r>
+        <w:rPr>
+          <w:rFonts w:ascii="Bahnschrift Light" w:hAnsi="Bahnschrift Light"/>
+          <w:strike/>
+          <w:sz w:val="28"/>
+          <w:szCs w:val="28"/>
+          <w:lang w:val="el-GR"/>
+        </w:rPr>
+        <w:tab/>
+      </w:r>
+      <w:r>
+        <w:rPr>
+          <w:rFonts w:ascii="Bahnschrift Light" w:hAnsi="Bahnschrift Light"/>
+          <w:strike/>
+          <w:sz w:val="28"/>
+          <w:szCs w:val="28"/>
+          <w:lang w:val="el-GR"/>
+        </w:rPr>
+        <w:tab/>
+        <w:t xml:space="preserve">χρώμα του σε ανοιχτό πράσινο και δημιουργώντας </w:t>
+      </w:r>
+      <w:r>
+        <w:rPr>
+          <w:rFonts w:ascii="Bahnschrift Light" w:hAnsi="Bahnschrift Light"/>
+          <w:strike/>
+          <w:sz w:val="28"/>
+          <w:szCs w:val="28"/>
+          <w:lang w:val="el-GR"/>
+        </w:rPr>
+        <w:tab/>
+      </w:r>
+      <w:r>
+        <w:rPr>
+          <w:rFonts w:ascii="Bahnschrift Light" w:hAnsi="Bahnschrift Light"/>
+          <w:strike/>
+          <w:sz w:val="28"/>
+          <w:szCs w:val="28"/>
+          <w:lang w:val="el-GR"/>
+        </w:rPr>
+        <w:tab/>
+      </w:r>
+      <w:r>
+        <w:rPr>
+          <w:rFonts w:ascii="Bahnschrift Light" w:hAnsi="Bahnschrift Light"/>
+          <w:strike/>
+          <w:sz w:val="28"/>
+          <w:szCs w:val="28"/>
+          <w:lang w:val="el-GR"/>
+        </w:rPr>
+        <w:tab/>
+      </w:r>
+      <w:r>
+        <w:rPr>
+          <w:rFonts w:ascii="Bahnschrift Light" w:hAnsi="Bahnschrift Light"/>
+          <w:strike/>
+          <w:sz w:val="28"/>
+          <w:szCs w:val="28"/>
+          <w:lang w:val="el-GR"/>
+        </w:rPr>
+        <w:tab/>
+      </w:r>
+      <w:r>
+        <w:rPr>
+          <w:rFonts w:ascii="Bahnschrift Light" w:hAnsi="Bahnschrift Light"/>
+          <w:strike/>
+          <w:sz w:val="28"/>
+          <w:szCs w:val="28"/>
+          <w:lang w:val="el-GR"/>
+        </w:rPr>
+        <w:tab/>
+        <w:t xml:space="preserve">τις επιλογές </w:t>
+      </w:r>
+      <w:r>
+        <w:rPr>
+          <w:rFonts w:ascii="Segoe UI Symbol" w:hAnsi="Segoe UI Symbol" w:cs="Segoe UI Symbol"/>
+          <w:strike/>
+          <w:sz w:val="28"/>
+          <w:szCs w:val="28"/>
+          <w:lang w:val="el-GR"/>
+        </w:rPr>
+        <w:t>✓</w:t>
+      </w:r>
+      <w:r>
+        <w:rPr>
+          <w:rFonts w:ascii="Bahnschrift Light" w:hAnsi="Bahnschrift Light"/>
+          <w:strike/>
+          <w:sz w:val="28"/>
+          <w:szCs w:val="28"/>
+          <w:lang w:val="el-GR"/>
+        </w:rPr>
+        <w:t xml:space="preserve"> και </w:t>
+      </w:r>
+      <w:r>
+        <w:rPr>
+          <w:rFonts w:ascii="Segoe UI Symbol" w:hAnsi="Segoe UI Symbol" w:cs="Segoe UI Symbol"/>
+          <w:strike/>
+          <w:sz w:val="28"/>
+          <w:szCs w:val="28"/>
+          <w:lang w:val="el-GR"/>
+        </w:rPr>
+        <w:t>✕</w:t>
+      </w:r>
+      <w:r>
+        <w:rPr>
+          <w:rFonts w:ascii="Bahnschrift Light" w:hAnsi="Bahnschrift Light"/>
+          <w:strike/>
+          <w:sz w:val="28"/>
+          <w:szCs w:val="28"/>
+          <w:lang w:val="el-GR"/>
+        </w:rPr>
+        <w:t>.</w:t>
+      </w:r>
+    </w:p>
+    <w:p>
+      <w:pPr>
+        <w:numPr>
+          <w:ilvl w:val="0"/>
+          <w:numId w:val="32"/>
+        </w:numPr>
+        <w:jc w:val="both"/>
+        <w:rPr>
+          <w:rFonts w:ascii="Bahnschrift Light" w:hAnsi="Bahnschrift Light"/>
+          <w:strike/>
+          <w:sz w:val="28"/>
+          <w:szCs w:val="28"/>
+          <w:lang w:val="el-GR"/>
+        </w:rPr>
+      </w:pPr>
+      <w:r>
+        <w:rPr>
+          <w:rFonts w:ascii="Bahnschrift Light" w:hAnsi="Bahnschrift Light"/>
+          <w:strike/>
+          <w:sz w:val="28"/>
+          <w:szCs w:val="28"/>
+          <w:lang w:val="el-GR"/>
+        </w:rPr>
+        <w:t>Η περίπτωση χρήσης επιστρέφει στο βήμα 8 της βασικής ροής.</w:t>
+      </w:r>
+    </w:p>
+    <w:p>
+      <w:pPr>
+        <w:jc w:val="both"/>
+        <w:rPr>
+          <w:rFonts w:ascii="Bahnschrift Light" w:hAnsi="Bahnschrift Light"/>
+          <w:sz w:val="28"/>
+          <w:szCs w:val="28"/>
+          <w:u w:val="single"/>
+          <w:lang w:val="el-GR"/>
+        </w:rPr>
+      </w:pPr>
+    </w:p>
+    <w:p>
+      <w:pPr>
+        <w:jc w:val="both"/>
+        <w:rPr>
+          <w:rFonts w:ascii="Bahnschrift Light" w:hAnsi="Bahnschrift Light"/>
+          <w:sz w:val="28"/>
+          <w:szCs w:val="28"/>
+          <w:u w:val="single"/>
+          <w:lang w:val="el-GR"/>
+        </w:rPr>
+      </w:pPr>
+    </w:p>
+    <w:p>
+      <w:pPr>
+        <w:jc w:val="both"/>
+        <w:rPr>
+          <w:rFonts w:ascii="Bahnschrift Light" w:hAnsi="Bahnschrift Light"/>
+          <w:sz w:val="28"/>
+          <w:szCs w:val="28"/>
+          <w:highlight w:val="yellow"/>
+          <w:u w:val="single"/>
+          <w:lang w:val="el-GR"/>
+        </w:rPr>
+      </w:pPr>
+      <w:r>
+        <w:rPr>
+          <w:rFonts w:ascii="Bahnschrift Light" w:hAnsi="Bahnschrift Light"/>
+          <w:sz w:val="28"/>
+          <w:szCs w:val="28"/>
+          <w:highlight w:val="yellow"/>
+          <w:u w:val="single"/>
+          <w:lang w:val="el-GR"/>
+        </w:rPr>
+        <w:lastRenderedPageBreak/>
         <w:t>Εναλλακτική Ροή 4:</w:t>
       </w:r>
     </w:p>
@@ -3643,17 +7003,63 @@
           <w:rFonts w:ascii="Bahnschrift Light" w:hAnsi="Bahnschrift Light"/>
           <w:sz w:val="28"/>
           <w:szCs w:val="28"/>
-          <w:lang w:val="el-GR"/>
-        </w:rPr>
-      </w:pPr>
-      <w:r>
-        <w:rPr>
-          <w:rFonts w:ascii="Bahnschrift Light" w:hAnsi="Bahnschrift Light"/>
-          <w:sz w:val="28"/>
-          <w:szCs w:val="28"/>
-          <w:lang w:val="el-GR"/>
-        </w:rPr>
-        <w:t>Ο χρήστης διαλέγει την επιλογή “Delete”, στην οθόνη “Calendar”.</w:t>
+          <w:highlight w:val="yellow"/>
+          <w:lang w:val="el-GR"/>
+        </w:rPr>
+      </w:pPr>
+      <w:r>
+        <w:rPr>
+          <w:rFonts w:ascii="Bahnschrift Light" w:hAnsi="Bahnschrift Light"/>
+          <w:sz w:val="28"/>
+          <w:szCs w:val="28"/>
+          <w:highlight w:val="yellow"/>
+          <w:lang w:val="el-GR"/>
+        </w:rPr>
+        <w:t>Ο χρήστης διαλέγει την επιλογή “</w:t>
+      </w:r>
+      <w:proofErr w:type="spellStart"/>
+      <w:r>
+        <w:rPr>
+          <w:rFonts w:ascii="Bahnschrift Light" w:hAnsi="Bahnschrift Light"/>
+          <w:sz w:val="28"/>
+          <w:szCs w:val="28"/>
+          <w:highlight w:val="yellow"/>
+          <w:lang w:val="el-GR"/>
+        </w:rPr>
+        <w:t>Delete</w:t>
+      </w:r>
+      <w:proofErr w:type="spellEnd"/>
+      <w:r>
+        <w:rPr>
+          <w:rFonts w:ascii="Bahnschrift Light" w:hAnsi="Bahnschrift Light"/>
+          <w:sz w:val="28"/>
+          <w:szCs w:val="28"/>
+          <w:highlight w:val="yellow"/>
+          <w:lang w:val="el-GR"/>
+        </w:rPr>
+        <w:t>”, στην οθόνη “</w:t>
+      </w:r>
+      <w:proofErr w:type="spellStart"/>
+      <w:r>
+        <w:rPr>
+          <w:rFonts w:ascii="Bahnschrift Light" w:hAnsi="Bahnschrift Light"/>
+          <w:sz w:val="28"/>
+          <w:szCs w:val="28"/>
+          <w:highlight w:val="yellow"/>
+          <w:lang w:val="el-GR"/>
+        </w:rPr>
+        <w:t>Calendar</w:t>
+      </w:r>
+      <w:proofErr w:type="spellEnd"/>
+      <w:r>
+        <w:rPr>
+          <w:rFonts w:ascii="Bahnschrift Light" w:hAnsi="Bahnschrift Light"/>
+          <w:sz w:val="28"/>
+          <w:szCs w:val="28"/>
+          <w:highlight w:val="yellow"/>
+          <w:lang w:val="el-GR"/>
+        </w:rPr>
+        <w:t>”.</w:t>
       </w:r>
     </w:p>
     <w:p>
@@ -3668,14 +7074,16 @@
           <w:rFonts w:ascii="Bahnschrift Light" w:hAnsi="Bahnschrift Light"/>
           <w:sz w:val="28"/>
           <w:szCs w:val="28"/>
-          <w:lang w:val="el-GR"/>
-        </w:rPr>
-      </w:pPr>
-      <w:r>
-        <w:rPr>
-          <w:rFonts w:ascii="Bahnschrift Light" w:hAnsi="Bahnschrift Light"/>
-          <w:sz w:val="28"/>
-          <w:szCs w:val="28"/>
+          <w:highlight w:val="yellow"/>
+          <w:lang w:val="el-GR"/>
+        </w:rPr>
+      </w:pPr>
+      <w:r>
+        <w:rPr>
+          <w:rFonts w:ascii="Bahnschrift Light" w:hAnsi="Bahnschrift Light"/>
+          <w:sz w:val="28"/>
+          <w:szCs w:val="28"/>
+          <w:highlight w:val="yellow"/>
           <w:lang w:val="el-GR"/>
         </w:rPr>
         <w:t>Το σύστημα εμφανίζει οθόνη επιβεβαίωσης.</w:t>
@@ -3693,14 +7101,16 @@
           <w:rFonts w:ascii="Bahnschrift Light" w:hAnsi="Bahnschrift Light"/>
           <w:sz w:val="28"/>
           <w:szCs w:val="28"/>
-          <w:lang w:val="el-GR"/>
-        </w:rPr>
-      </w:pPr>
-      <w:r>
-        <w:rPr>
-          <w:rFonts w:ascii="Bahnschrift Light" w:hAnsi="Bahnschrift Light"/>
-          <w:sz w:val="28"/>
-          <w:szCs w:val="28"/>
+          <w:highlight w:val="yellow"/>
+          <w:lang w:val="el-GR"/>
+        </w:rPr>
+      </w:pPr>
+      <w:r>
+        <w:rPr>
+          <w:rFonts w:ascii="Bahnschrift Light" w:hAnsi="Bahnschrift Light"/>
+          <w:sz w:val="28"/>
+          <w:szCs w:val="28"/>
+          <w:highlight w:val="yellow"/>
           <w:lang w:val="el-GR"/>
         </w:rPr>
         <w:t>Ο χρήστης επιβεβαιώνει τη διαγραφή.</w:t>
@@ -3718,14 +7128,16 @@
           <w:rFonts w:ascii="Bahnschrift Light" w:hAnsi="Bahnschrift Light"/>
           <w:sz w:val="28"/>
           <w:szCs w:val="28"/>
-          <w:lang w:val="el-GR"/>
-        </w:rPr>
-      </w:pPr>
-      <w:r>
-        <w:rPr>
-          <w:rFonts w:ascii="Bahnschrift Light" w:hAnsi="Bahnschrift Light"/>
-          <w:sz w:val="28"/>
-          <w:szCs w:val="28"/>
+          <w:highlight w:val="yellow"/>
+          <w:lang w:val="el-GR"/>
+        </w:rPr>
+      </w:pPr>
+      <w:r>
+        <w:rPr>
+          <w:rFonts w:ascii="Bahnschrift Light" w:hAnsi="Bahnschrift Light"/>
+          <w:sz w:val="28"/>
+          <w:szCs w:val="28"/>
+          <w:highlight w:val="yellow"/>
           <w:lang w:val="el-GR"/>
         </w:rPr>
         <w:t>Το σύστημα διαγράφει το συμβάν από το ημερολόγιο.</w:t>
@@ -3743,14 +7155,16 @@
           <w:rFonts w:ascii="Bahnschrift Light" w:hAnsi="Bahnschrift Light"/>
           <w:sz w:val="28"/>
           <w:szCs w:val="28"/>
-          <w:lang w:val="el-GR"/>
-        </w:rPr>
-      </w:pPr>
-      <w:r>
-        <w:rPr>
-          <w:rFonts w:ascii="Bahnschrift Light" w:hAnsi="Bahnschrift Light"/>
-          <w:sz w:val="28"/>
-          <w:szCs w:val="28"/>
+          <w:highlight w:val="yellow"/>
+          <w:lang w:val="el-GR"/>
+        </w:rPr>
+      </w:pPr>
+      <w:r>
+        <w:rPr>
+          <w:rFonts w:ascii="Bahnschrift Light" w:hAnsi="Bahnschrift Light"/>
+          <w:sz w:val="28"/>
+          <w:szCs w:val="28"/>
+          <w:highlight w:val="yellow"/>
           <w:lang w:val="el-GR"/>
         </w:rPr>
         <w:t>Η περίπτωση χρήσης επιστρέφει στο βήμα 7 της βασικής ροής.</w:t>
@@ -3773,6 +7187,7 @@
           <w:rFonts w:ascii="Bahnschrift Light" w:hAnsi="Bahnschrift Light"/>
           <w:sz w:val="28"/>
           <w:szCs w:val="28"/>
+          <w:highlight w:val="yellow"/>
           <w:u w:val="single"/>
           <w:lang w:val="el-GR"/>
         </w:rPr>
@@ -3791,14 +7206,16 @@
           <w:rFonts w:ascii="Bahnschrift Light" w:hAnsi="Bahnschrift Light"/>
           <w:sz w:val="28"/>
           <w:szCs w:val="28"/>
-          <w:lang w:val="el-GR"/>
-        </w:rPr>
-      </w:pPr>
-      <w:r>
-        <w:rPr>
-          <w:rFonts w:ascii="Bahnschrift Light" w:hAnsi="Bahnschrift Light"/>
-          <w:sz w:val="28"/>
-          <w:szCs w:val="28"/>
+          <w:highlight w:val="yellow"/>
+          <w:lang w:val="el-GR"/>
+        </w:rPr>
+      </w:pPr>
+      <w:r>
+        <w:rPr>
+          <w:rFonts w:ascii="Bahnschrift Light" w:hAnsi="Bahnschrift Light"/>
+          <w:sz w:val="28"/>
+          <w:szCs w:val="28"/>
+          <w:highlight w:val="yellow"/>
           <w:lang w:val="el-GR"/>
         </w:rPr>
         <w:t>Ο χρήστης δεν επιβεβαιώνει τη διαγραφή.</w:t>
@@ -3816,14 +7233,16 @@
           <w:rFonts w:ascii="Bahnschrift Light" w:hAnsi="Bahnschrift Light"/>
           <w:sz w:val="28"/>
           <w:szCs w:val="28"/>
-          <w:lang w:val="el-GR"/>
-        </w:rPr>
-      </w:pPr>
-      <w:r>
-        <w:rPr>
-          <w:rFonts w:ascii="Bahnschrift Light" w:hAnsi="Bahnschrift Light"/>
-          <w:sz w:val="28"/>
-          <w:szCs w:val="28"/>
+          <w:highlight w:val="yellow"/>
+          <w:lang w:val="el-GR"/>
+        </w:rPr>
+      </w:pPr>
+      <w:r>
+        <w:rPr>
+          <w:rFonts w:ascii="Bahnschrift Light" w:hAnsi="Bahnschrift Light"/>
+          <w:sz w:val="28"/>
+          <w:szCs w:val="28"/>
+          <w:highlight w:val="yellow"/>
           <w:lang w:val="el-GR"/>
         </w:rPr>
         <w:t>Η περίπτωση χρήσης επιστρέφει στο βήμα 2 της βασικής ροής.</w:t>
@@ -3889,9 +7308,32 @@
           <w:rFonts w:ascii="Bahnschrift Light" w:hAnsi="Bahnschrift Light"/>
           <w:sz w:val="28"/>
           <w:szCs w:val="28"/>
-          <w:lang w:val="el-GR"/>
-        </w:rPr>
-        <w:t>στην οθόνη “Event”</w:t>
+          <w:highlight w:val="yellow"/>
+          <w:lang w:val="el-GR"/>
+        </w:rPr>
+        <w:t>στην οθόνη “</w:t>
+      </w:r>
+      <w:proofErr w:type="spellStart"/>
+      <w:r>
+        <w:rPr>
+          <w:rFonts w:ascii="Bahnschrift Light" w:hAnsi="Bahnschrift Light"/>
+          <w:sz w:val="28"/>
+          <w:szCs w:val="28"/>
+          <w:highlight w:val="yellow"/>
+          <w:lang w:val="el-GR"/>
+        </w:rPr>
+        <w:t>Event</w:t>
+      </w:r>
+      <w:proofErr w:type="spellEnd"/>
+      <w:r>
+        <w:rPr>
+          <w:rFonts w:ascii="Bahnschrift Light" w:hAnsi="Bahnschrift Light"/>
+          <w:sz w:val="28"/>
+          <w:szCs w:val="28"/>
+          <w:highlight w:val="yellow"/>
+          <w:lang w:val="el-GR"/>
+        </w:rPr>
+        <w:t>”</w:t>
       </w:r>
       <w:r>
         <w:rPr>
@@ -3961,16 +7403,17 @@
           <w:szCs w:val="28"/>
           <w:lang w:val="el-GR"/>
         </w:rPr>
-        <w:t xml:space="preserve">Το σύστημα εμφανίζει </w:t>
-      </w:r>
-      <w:r>
-        <w:rPr>
-          <w:rFonts w:ascii="Bahnschrift Light" w:hAnsi="Bahnschrift Light"/>
-          <w:sz w:val="28"/>
-          <w:szCs w:val="28"/>
-          <w:lang w:val="el-GR"/>
-        </w:rPr>
-        <w:t>μήνυμα σφάλματος</w:t>
+        <w:t xml:space="preserve">Το σύστημα </w:t>
+      </w:r>
+      <w:r>
+        <w:rPr>
+          <w:rFonts w:ascii="Bahnschrift Light" w:hAnsi="Bahnschrift Light"/>
+          <w:sz w:val="28"/>
+          <w:szCs w:val="28"/>
+          <w:highlight w:val="yellow"/>
+          <w:lang w:val="el-GR"/>
+        </w:rPr>
+        <w:t>εμφανίζει μήνυμα σφάλματος</w:t>
       </w:r>
       <w:r>
         <w:rPr>
@@ -4003,7 +7446,6 @@
           <w:szCs w:val="28"/>
           <w:lang w:val="el-GR"/>
         </w:rPr>
-        <w:lastRenderedPageBreak/>
         <w:t xml:space="preserve">Η περίπτωση χρήσης επιστρέφει στο βήμα </w:t>
       </w:r>
       <w:r>
@@ -4011,9 +7453,10 @@
           <w:rFonts w:ascii="Bahnschrift Light" w:hAnsi="Bahnschrift Light"/>
           <w:sz w:val="28"/>
           <w:szCs w:val="28"/>
-          <w:lang w:val="el-GR"/>
-        </w:rPr>
-        <w:t>4</w:t>
+          <w:highlight w:val="yellow"/>
+          <w:lang w:val="el-GR"/>
+        </w:rPr>
+        <w:t>5</w:t>
       </w:r>
       <w:r>
         <w:rPr>
@@ -4050,7 +7493,83 @@
         </w:rPr>
       </w:pPr>
     </w:p>
-    <w:p/>
+    <w:p>
+      <w:pPr>
+        <w:rPr>
+          <w:lang w:val="el-GR"/>
+        </w:rPr>
+      </w:pPr>
+    </w:p>
+    <w:p>
+      <w:pPr>
+        <w:rPr>
+          <w:lang w:val="el-GR"/>
+        </w:rPr>
+      </w:pPr>
+    </w:p>
+    <w:p>
+      <w:pPr>
+        <w:rPr>
+          <w:lang w:val="el-GR"/>
+        </w:rPr>
+      </w:pPr>
+    </w:p>
+    <w:p>
+      <w:pPr>
+        <w:rPr>
+          <w:lang w:val="el-GR"/>
+        </w:rPr>
+      </w:pPr>
+    </w:p>
+    <w:p>
+      <w:pPr>
+        <w:rPr>
+          <w:lang w:val="el-GR"/>
+        </w:rPr>
+      </w:pPr>
+    </w:p>
+    <w:p>
+      <w:pPr>
+        <w:rPr>
+          <w:lang w:val="el-GR"/>
+        </w:rPr>
+      </w:pPr>
+    </w:p>
+    <w:p>
+      <w:pPr>
+        <w:rPr>
+          <w:lang w:val="el-GR"/>
+        </w:rPr>
+      </w:pPr>
+    </w:p>
+    <w:p>
+      <w:pPr>
+        <w:rPr>
+          <w:lang w:val="el-GR"/>
+        </w:rPr>
+      </w:pPr>
+    </w:p>
+    <w:p>
+      <w:pPr>
+        <w:rPr>
+          <w:lang w:val="el-GR"/>
+        </w:rPr>
+      </w:pPr>
+    </w:p>
+    <w:p>
+      <w:pPr>
+        <w:rPr>
+          <w:lang w:val="el-GR"/>
+        </w:rPr>
+      </w:pPr>
+    </w:p>
+    <w:p>
+      <w:pPr>
+        <w:rPr>
+          <w:lang w:val="el-GR"/>
+        </w:rPr>
+      </w:pPr>
+    </w:p>
     <w:sectPr>
       <w:pgSz w:w="12240" w:h="15840"/>
       <w:pgMar w:top="1440" w:right="1440" w:bottom="1440" w:left="1440" w:header="720" w:footer="720" w:gutter="0"/>
@@ -4242,6 +7761,95 @@
     </w:lvl>
   </w:abstractNum>
   <w:abstractNum w:abstractNumId="2" w15:restartNumberingAfterBreak="0">
+    <w:nsid w:val="10CB6305"/>
+    <w:multiLevelType w:val="hybridMultilevel"/>
+    <w:tmpl w:val="1FDA6228"/>
+    <w:lvl w:ilvl="0" w:tplc="1D188B18">
+      <w:start w:val="3"/>
+      <w:numFmt w:val="decimal"/>
+      <w:lvlText w:val="2.α.%1."/>
+      <w:lvlJc w:val="left"/>
+      <w:pPr>
+        <w:ind w:left="360" w:hanging="360"/>
+      </w:pPr>
+      <w:rPr>
+        <w:rFonts w:hint="default"/>
+      </w:rPr>
+    </w:lvl>
+    <w:lvl w:ilvl="1" w:tplc="04090019" w:tentative="1">
+      <w:start w:val="1"/>
+      <w:numFmt w:val="lowerLetter"/>
+      <w:lvlText w:val="%2."/>
+      <w:lvlJc w:val="left"/>
+      <w:pPr>
+        <w:ind w:left="1440" w:hanging="360"/>
+      </w:pPr>
+    </w:lvl>
+    <w:lvl w:ilvl="2" w:tplc="0409001B" w:tentative="1">
+      <w:start w:val="1"/>
+      <w:numFmt w:val="lowerRoman"/>
+      <w:lvlText w:val="%3."/>
+      <w:lvlJc w:val="right"/>
+      <w:pPr>
+        <w:ind w:left="2160" w:hanging="180"/>
+      </w:pPr>
+    </w:lvl>
+    <w:lvl w:ilvl="3" w:tplc="0409000F" w:tentative="1">
+      <w:start w:val="1"/>
+      <w:numFmt w:val="decimal"/>
+      <w:lvlText w:val="%4."/>
+      <w:lvlJc w:val="left"/>
+      <w:pPr>
+        <w:ind w:left="2880" w:hanging="360"/>
+      </w:pPr>
+    </w:lvl>
+    <w:lvl w:ilvl="4" w:tplc="04090019" w:tentative="1">
+      <w:start w:val="1"/>
+      <w:numFmt w:val="lowerLetter"/>
+      <w:lvlText w:val="%5."/>
+      <w:lvlJc w:val="left"/>
+      <w:pPr>
+        <w:ind w:left="3600" w:hanging="360"/>
+      </w:pPr>
+    </w:lvl>
+    <w:lvl w:ilvl="5" w:tplc="0409001B" w:tentative="1">
+      <w:start w:val="1"/>
+      <w:numFmt w:val="lowerRoman"/>
+      <w:lvlText w:val="%6."/>
+      <w:lvlJc w:val="right"/>
+      <w:pPr>
+        <w:ind w:left="4320" w:hanging="180"/>
+      </w:pPr>
+    </w:lvl>
+    <w:lvl w:ilvl="6" w:tplc="0409000F" w:tentative="1">
+      <w:start w:val="1"/>
+      <w:numFmt w:val="decimal"/>
+      <w:lvlText w:val="%7."/>
+      <w:lvlJc w:val="left"/>
+      <w:pPr>
+        <w:ind w:left="5040" w:hanging="360"/>
+      </w:pPr>
+    </w:lvl>
+    <w:lvl w:ilvl="7" w:tplc="04090019" w:tentative="1">
+      <w:start w:val="1"/>
+      <w:numFmt w:val="lowerLetter"/>
+      <w:lvlText w:val="%8."/>
+      <w:lvlJc w:val="left"/>
+      <w:pPr>
+        <w:ind w:left="5760" w:hanging="360"/>
+      </w:pPr>
+    </w:lvl>
+    <w:lvl w:ilvl="8" w:tplc="0409001B" w:tentative="1">
+      <w:start w:val="1"/>
+      <w:numFmt w:val="lowerRoman"/>
+      <w:lvlText w:val="%9."/>
+      <w:lvlJc w:val="right"/>
+      <w:pPr>
+        <w:ind w:left="6480" w:hanging="180"/>
+      </w:pPr>
+    </w:lvl>
+  </w:abstractNum>
+  <w:abstractNum w:abstractNumId="3" w15:restartNumberingAfterBreak="0">
     <w:nsid w:val="10E3054A"/>
     <w:multiLevelType w:val="hybridMultilevel"/>
     <w:tmpl w:val="1BBEB1BC"/>
@@ -4354,7 +7962,96 @@
       </w:rPr>
     </w:lvl>
   </w:abstractNum>
-  <w:abstractNum w:abstractNumId="3" w15:restartNumberingAfterBreak="0">
+  <w:abstractNum w:abstractNumId="4" w15:restartNumberingAfterBreak="0">
+    <w:nsid w:val="11F10626"/>
+    <w:multiLevelType w:val="hybridMultilevel"/>
+    <w:tmpl w:val="48E03948"/>
+    <w:lvl w:ilvl="0" w:tplc="A7EC809E">
+      <w:start w:val="1"/>
+      <w:numFmt w:val="decimal"/>
+      <w:lvlText w:val="3.γ.%1."/>
+      <w:lvlJc w:val="left"/>
+      <w:pPr>
+        <w:ind w:left="360" w:hanging="360"/>
+      </w:pPr>
+      <w:rPr>
+        <w:rFonts w:hint="default"/>
+      </w:rPr>
+    </w:lvl>
+    <w:lvl w:ilvl="1" w:tplc="04090019">
+      <w:start w:val="1"/>
+      <w:numFmt w:val="lowerLetter"/>
+      <w:lvlText w:val="%2."/>
+      <w:lvlJc w:val="left"/>
+      <w:pPr>
+        <w:ind w:left="1080" w:hanging="360"/>
+      </w:pPr>
+    </w:lvl>
+    <w:lvl w:ilvl="2" w:tplc="0409001B">
+      <w:start w:val="1"/>
+      <w:numFmt w:val="lowerRoman"/>
+      <w:lvlText w:val="%3."/>
+      <w:lvlJc w:val="right"/>
+      <w:pPr>
+        <w:ind w:left="1800" w:hanging="180"/>
+      </w:pPr>
+    </w:lvl>
+    <w:lvl w:ilvl="3" w:tplc="0409000F">
+      <w:start w:val="1"/>
+      <w:numFmt w:val="decimal"/>
+      <w:lvlText w:val="%4."/>
+      <w:lvlJc w:val="left"/>
+      <w:pPr>
+        <w:ind w:left="2520" w:hanging="360"/>
+      </w:pPr>
+    </w:lvl>
+    <w:lvl w:ilvl="4" w:tplc="04090019">
+      <w:start w:val="1"/>
+      <w:numFmt w:val="lowerLetter"/>
+      <w:lvlText w:val="%5."/>
+      <w:lvlJc w:val="left"/>
+      <w:pPr>
+        <w:ind w:left="3240" w:hanging="360"/>
+      </w:pPr>
+    </w:lvl>
+    <w:lvl w:ilvl="5" w:tplc="0409001B">
+      <w:start w:val="1"/>
+      <w:numFmt w:val="lowerRoman"/>
+      <w:lvlText w:val="%6."/>
+      <w:lvlJc w:val="right"/>
+      <w:pPr>
+        <w:ind w:left="3960" w:hanging="180"/>
+      </w:pPr>
+    </w:lvl>
+    <w:lvl w:ilvl="6" w:tplc="0409000F">
+      <w:start w:val="1"/>
+      <w:numFmt w:val="decimal"/>
+      <w:lvlText w:val="%7."/>
+      <w:lvlJc w:val="left"/>
+      <w:pPr>
+        <w:ind w:left="4680" w:hanging="360"/>
+      </w:pPr>
+    </w:lvl>
+    <w:lvl w:ilvl="7" w:tplc="04090019">
+      <w:start w:val="1"/>
+      <w:numFmt w:val="lowerLetter"/>
+      <w:lvlText w:val="%8."/>
+      <w:lvlJc w:val="left"/>
+      <w:pPr>
+        <w:ind w:left="5400" w:hanging="360"/>
+      </w:pPr>
+    </w:lvl>
+    <w:lvl w:ilvl="8" w:tplc="0409001B">
+      <w:start w:val="1"/>
+      <w:numFmt w:val="lowerRoman"/>
+      <w:lvlText w:val="%9."/>
+      <w:lvlJc w:val="right"/>
+      <w:pPr>
+        <w:ind w:left="6120" w:hanging="180"/>
+      </w:pPr>
+    </w:lvl>
+  </w:abstractNum>
+  <w:abstractNum w:abstractNumId="5" w15:restartNumberingAfterBreak="0">
     <w:nsid w:val="1A0200D1"/>
     <w:multiLevelType w:val="hybridMultilevel"/>
     <w:tmpl w:val="89E6BB88"/>
@@ -4443,7 +8140,7 @@
       </w:pPr>
     </w:lvl>
   </w:abstractNum>
-  <w:abstractNum w:abstractNumId="4" w15:restartNumberingAfterBreak="0">
+  <w:abstractNum w:abstractNumId="6" w15:restartNumberingAfterBreak="0">
     <w:nsid w:val="1FA10AB8"/>
     <w:multiLevelType w:val="hybridMultilevel"/>
     <w:tmpl w:val="A5FAFA78"/>
@@ -4532,7 +8229,7 @@
       </w:pPr>
     </w:lvl>
   </w:abstractNum>
-  <w:abstractNum w:abstractNumId="5" w15:restartNumberingAfterBreak="0">
+  <w:abstractNum w:abstractNumId="7" w15:restartNumberingAfterBreak="0">
     <w:nsid w:val="209C412B"/>
     <w:multiLevelType w:val="hybridMultilevel"/>
     <w:tmpl w:val="E494C5FE"/>
@@ -4621,7 +8318,7 @@
       </w:pPr>
     </w:lvl>
   </w:abstractNum>
-  <w:abstractNum w:abstractNumId="6" w15:restartNumberingAfterBreak="0">
+  <w:abstractNum w:abstractNumId="8" w15:restartNumberingAfterBreak="0">
     <w:nsid w:val="28FB6BAD"/>
     <w:multiLevelType w:val="hybridMultilevel"/>
     <w:tmpl w:val="C9148202"/>
@@ -4710,7 +8407,93 @@
       </w:pPr>
     </w:lvl>
   </w:abstractNum>
-  <w:abstractNum w:abstractNumId="7" w15:restartNumberingAfterBreak="0">
+  <w:abstractNum w:abstractNumId="9" w15:restartNumberingAfterBreak="0">
+    <w:nsid w:val="2D014298"/>
+    <w:multiLevelType w:val="hybridMultilevel"/>
+    <w:tmpl w:val="6AE2CC1E"/>
+    <w:lvl w:ilvl="0" w:tplc="8D2A2716">
+      <w:start w:val="1"/>
+      <w:numFmt w:val="decimal"/>
+      <w:lvlText w:val="4.γ.%1."/>
+      <w:lvlJc w:val="left"/>
+      <w:pPr>
+        <w:ind w:left="360" w:hanging="360"/>
+      </w:pPr>
+    </w:lvl>
+    <w:lvl w:ilvl="1" w:tplc="04090019">
+      <w:start w:val="1"/>
+      <w:numFmt w:val="lowerLetter"/>
+      <w:lvlText w:val="%2."/>
+      <w:lvlJc w:val="left"/>
+      <w:pPr>
+        <w:ind w:left="1080" w:hanging="360"/>
+      </w:pPr>
+    </w:lvl>
+    <w:lvl w:ilvl="2" w:tplc="0409001B">
+      <w:start w:val="1"/>
+      <w:numFmt w:val="lowerRoman"/>
+      <w:lvlText w:val="%3."/>
+      <w:lvlJc w:val="right"/>
+      <w:pPr>
+        <w:ind w:left="1800" w:hanging="180"/>
+      </w:pPr>
+    </w:lvl>
+    <w:lvl w:ilvl="3" w:tplc="0409000F">
+      <w:start w:val="1"/>
+      <w:numFmt w:val="decimal"/>
+      <w:lvlText w:val="%4."/>
+      <w:lvlJc w:val="left"/>
+      <w:pPr>
+        <w:ind w:left="2520" w:hanging="360"/>
+      </w:pPr>
+    </w:lvl>
+    <w:lvl w:ilvl="4" w:tplc="04090019">
+      <w:start w:val="1"/>
+      <w:numFmt w:val="lowerLetter"/>
+      <w:lvlText w:val="%5."/>
+      <w:lvlJc w:val="left"/>
+      <w:pPr>
+        <w:ind w:left="3240" w:hanging="360"/>
+      </w:pPr>
+    </w:lvl>
+    <w:lvl w:ilvl="5" w:tplc="0409001B">
+      <w:start w:val="1"/>
+      <w:numFmt w:val="lowerRoman"/>
+      <w:lvlText w:val="%6."/>
+      <w:lvlJc w:val="right"/>
+      <w:pPr>
+        <w:ind w:left="3960" w:hanging="180"/>
+      </w:pPr>
+    </w:lvl>
+    <w:lvl w:ilvl="6" w:tplc="0409000F">
+      <w:start w:val="1"/>
+      <w:numFmt w:val="decimal"/>
+      <w:lvlText w:val="%7."/>
+      <w:lvlJc w:val="left"/>
+      <w:pPr>
+        <w:ind w:left="4680" w:hanging="360"/>
+      </w:pPr>
+    </w:lvl>
+    <w:lvl w:ilvl="7" w:tplc="04090019">
+      <w:start w:val="1"/>
+      <w:numFmt w:val="lowerLetter"/>
+      <w:lvlText w:val="%8."/>
+      <w:lvlJc w:val="left"/>
+      <w:pPr>
+        <w:ind w:left="5400" w:hanging="360"/>
+      </w:pPr>
+    </w:lvl>
+    <w:lvl w:ilvl="8" w:tplc="0409001B">
+      <w:start w:val="1"/>
+      <w:numFmt w:val="lowerRoman"/>
+      <w:lvlText w:val="%9."/>
+      <w:lvlJc w:val="right"/>
+      <w:pPr>
+        <w:ind w:left="6120" w:hanging="180"/>
+      </w:pPr>
+    </w:lvl>
+  </w:abstractNum>
+  <w:abstractNum w:abstractNumId="10" w15:restartNumberingAfterBreak="0">
     <w:nsid w:val="2DE67D16"/>
     <w:multiLevelType w:val="hybridMultilevel"/>
     <w:tmpl w:val="108C3ACC"/>
@@ -4796,7 +8579,7 @@
       </w:pPr>
     </w:lvl>
   </w:abstractNum>
-  <w:abstractNum w:abstractNumId="8" w15:restartNumberingAfterBreak="0">
+  <w:abstractNum w:abstractNumId="11" w15:restartNumberingAfterBreak="0">
     <w:nsid w:val="3088118E"/>
     <w:multiLevelType w:val="hybridMultilevel"/>
     <w:tmpl w:val="3D626788"/>
@@ -4885,7 +8668,7 @@
       </w:pPr>
     </w:lvl>
   </w:abstractNum>
-  <w:abstractNum w:abstractNumId="9" w15:restartNumberingAfterBreak="0">
+  <w:abstractNum w:abstractNumId="12" w15:restartNumberingAfterBreak="0">
     <w:nsid w:val="30FB4032"/>
     <w:multiLevelType w:val="hybridMultilevel"/>
     <w:tmpl w:val="149C0C8E"/>
@@ -4974,7 +8757,7 @@
       </w:pPr>
     </w:lvl>
   </w:abstractNum>
-  <w:abstractNum w:abstractNumId="10" w15:restartNumberingAfterBreak="0">
+  <w:abstractNum w:abstractNumId="13" w15:restartNumberingAfterBreak="0">
     <w:nsid w:val="3BF13CE5"/>
     <w:multiLevelType w:val="hybridMultilevel"/>
     <w:tmpl w:val="C7521B24"/>
@@ -5063,7 +8846,7 @@
       </w:pPr>
     </w:lvl>
   </w:abstractNum>
-  <w:abstractNum w:abstractNumId="11" w15:restartNumberingAfterBreak="0">
+  <w:abstractNum w:abstractNumId="14" w15:restartNumberingAfterBreak="0">
     <w:nsid w:val="43D222D9"/>
     <w:multiLevelType w:val="hybridMultilevel"/>
     <w:tmpl w:val="75E8D9AE"/>
@@ -5152,7 +8935,271 @@
       </w:pPr>
     </w:lvl>
   </w:abstractNum>
-  <w:abstractNum w:abstractNumId="12" w15:restartNumberingAfterBreak="0">
+  <w:abstractNum w:abstractNumId="15" w15:restartNumberingAfterBreak="0">
+    <w:nsid w:val="470E16DF"/>
+    <w:multiLevelType w:val="hybridMultilevel"/>
+    <w:tmpl w:val="4A3C30FC"/>
+    <w:lvl w:ilvl="0" w:tplc="222C4F04">
+      <w:start w:val="1"/>
+      <w:numFmt w:val="decimal"/>
+      <w:lvlText w:val="2.δ.%1."/>
+      <w:lvlJc w:val="left"/>
+      <w:pPr>
+        <w:ind w:left="360" w:hanging="360"/>
+      </w:pPr>
+    </w:lvl>
+    <w:lvl w:ilvl="1" w:tplc="04090019">
+      <w:start w:val="1"/>
+      <w:numFmt w:val="lowerLetter"/>
+      <w:lvlText w:val="%2."/>
+      <w:lvlJc w:val="left"/>
+      <w:pPr>
+        <w:ind w:left="1080" w:hanging="360"/>
+      </w:pPr>
+    </w:lvl>
+    <w:lvl w:ilvl="2" w:tplc="0409001B">
+      <w:start w:val="1"/>
+      <w:numFmt w:val="lowerRoman"/>
+      <w:lvlText w:val="%3."/>
+      <w:lvlJc w:val="right"/>
+      <w:pPr>
+        <w:ind w:left="1800" w:hanging="180"/>
+      </w:pPr>
+    </w:lvl>
+    <w:lvl w:ilvl="3" w:tplc="0409000F">
+      <w:start w:val="1"/>
+      <w:numFmt w:val="decimal"/>
+      <w:lvlText w:val="%4."/>
+      <w:lvlJc w:val="left"/>
+      <w:pPr>
+        <w:ind w:left="2520" w:hanging="360"/>
+      </w:pPr>
+    </w:lvl>
+    <w:lvl w:ilvl="4" w:tplc="04090019">
+      <w:start w:val="1"/>
+      <w:numFmt w:val="lowerLetter"/>
+      <w:lvlText w:val="%5."/>
+      <w:lvlJc w:val="left"/>
+      <w:pPr>
+        <w:ind w:left="3240" w:hanging="360"/>
+      </w:pPr>
+    </w:lvl>
+    <w:lvl w:ilvl="5" w:tplc="0409001B">
+      <w:start w:val="1"/>
+      <w:numFmt w:val="lowerRoman"/>
+      <w:lvlText w:val="%6."/>
+      <w:lvlJc w:val="right"/>
+      <w:pPr>
+        <w:ind w:left="3960" w:hanging="180"/>
+      </w:pPr>
+    </w:lvl>
+    <w:lvl w:ilvl="6" w:tplc="0409000F">
+      <w:start w:val="1"/>
+      <w:numFmt w:val="decimal"/>
+      <w:lvlText w:val="%7."/>
+      <w:lvlJc w:val="left"/>
+      <w:pPr>
+        <w:ind w:left="4680" w:hanging="360"/>
+      </w:pPr>
+    </w:lvl>
+    <w:lvl w:ilvl="7" w:tplc="04090019">
+      <w:start w:val="1"/>
+      <w:numFmt w:val="lowerLetter"/>
+      <w:lvlText w:val="%8."/>
+      <w:lvlJc w:val="left"/>
+      <w:pPr>
+        <w:ind w:left="5400" w:hanging="360"/>
+      </w:pPr>
+    </w:lvl>
+    <w:lvl w:ilvl="8" w:tplc="0409001B">
+      <w:start w:val="1"/>
+      <w:numFmt w:val="lowerRoman"/>
+      <w:lvlText w:val="%9."/>
+      <w:lvlJc w:val="right"/>
+      <w:pPr>
+        <w:ind w:left="6120" w:hanging="180"/>
+      </w:pPr>
+    </w:lvl>
+  </w:abstractNum>
+  <w:abstractNum w:abstractNumId="16" w15:restartNumberingAfterBreak="0">
+    <w:nsid w:val="489A76D1"/>
+    <w:multiLevelType w:val="hybridMultilevel"/>
+    <w:tmpl w:val="ED14E196"/>
+    <w:lvl w:ilvl="0" w:tplc="DF4AD10E">
+      <w:start w:val="1"/>
+      <w:numFmt w:val="decimal"/>
+      <w:lvlText w:val="2.β.%1."/>
+      <w:lvlJc w:val="left"/>
+      <w:pPr>
+        <w:ind w:left="360" w:hanging="360"/>
+      </w:pPr>
+      <w:rPr>
+        <w:rFonts w:hint="default"/>
+      </w:rPr>
+    </w:lvl>
+    <w:lvl w:ilvl="1" w:tplc="FFFFFFFF" w:tentative="1">
+      <w:start w:val="1"/>
+      <w:numFmt w:val="lowerLetter"/>
+      <w:lvlText w:val="%2."/>
+      <w:lvlJc w:val="left"/>
+      <w:pPr>
+        <w:ind w:left="1440" w:hanging="360"/>
+      </w:pPr>
+    </w:lvl>
+    <w:lvl w:ilvl="2" w:tplc="FFFFFFFF" w:tentative="1">
+      <w:start w:val="1"/>
+      <w:numFmt w:val="lowerRoman"/>
+      <w:lvlText w:val="%3."/>
+      <w:lvlJc w:val="right"/>
+      <w:pPr>
+        <w:ind w:left="2160" w:hanging="180"/>
+      </w:pPr>
+    </w:lvl>
+    <w:lvl w:ilvl="3" w:tplc="FFFFFFFF" w:tentative="1">
+      <w:start w:val="1"/>
+      <w:numFmt w:val="decimal"/>
+      <w:lvlText w:val="%4."/>
+      <w:lvlJc w:val="left"/>
+      <w:pPr>
+        <w:ind w:left="2880" w:hanging="360"/>
+      </w:pPr>
+    </w:lvl>
+    <w:lvl w:ilvl="4" w:tplc="FFFFFFFF" w:tentative="1">
+      <w:start w:val="1"/>
+      <w:numFmt w:val="lowerLetter"/>
+      <w:lvlText w:val="%5."/>
+      <w:lvlJc w:val="left"/>
+      <w:pPr>
+        <w:ind w:left="3600" w:hanging="360"/>
+      </w:pPr>
+    </w:lvl>
+    <w:lvl w:ilvl="5" w:tplc="FFFFFFFF" w:tentative="1">
+      <w:start w:val="1"/>
+      <w:numFmt w:val="lowerRoman"/>
+      <w:lvlText w:val="%6."/>
+      <w:lvlJc w:val="right"/>
+      <w:pPr>
+        <w:ind w:left="4320" w:hanging="180"/>
+      </w:pPr>
+    </w:lvl>
+    <w:lvl w:ilvl="6" w:tplc="FFFFFFFF" w:tentative="1">
+      <w:start w:val="1"/>
+      <w:numFmt w:val="decimal"/>
+      <w:lvlText w:val="%7."/>
+      <w:lvlJc w:val="left"/>
+      <w:pPr>
+        <w:ind w:left="5040" w:hanging="360"/>
+      </w:pPr>
+    </w:lvl>
+    <w:lvl w:ilvl="7" w:tplc="FFFFFFFF" w:tentative="1">
+      <w:start w:val="1"/>
+      <w:numFmt w:val="lowerLetter"/>
+      <w:lvlText w:val="%8."/>
+      <w:lvlJc w:val="left"/>
+      <w:pPr>
+        <w:ind w:left="5760" w:hanging="360"/>
+      </w:pPr>
+    </w:lvl>
+    <w:lvl w:ilvl="8" w:tplc="FFFFFFFF" w:tentative="1">
+      <w:start w:val="1"/>
+      <w:numFmt w:val="lowerRoman"/>
+      <w:lvlText w:val="%9."/>
+      <w:lvlJc w:val="right"/>
+      <w:pPr>
+        <w:ind w:left="6480" w:hanging="180"/>
+      </w:pPr>
+    </w:lvl>
+  </w:abstractNum>
+  <w:abstractNum w:abstractNumId="17" w15:restartNumberingAfterBreak="0">
+    <w:nsid w:val="49D667D1"/>
+    <w:multiLevelType w:val="hybridMultilevel"/>
+    <w:tmpl w:val="174619EA"/>
+    <w:lvl w:ilvl="0" w:tplc="22C436A4">
+      <w:start w:val="4"/>
+      <w:numFmt w:val="decimal"/>
+      <w:lvlText w:val="3.β.%1."/>
+      <w:lvlJc w:val="left"/>
+      <w:pPr>
+        <w:ind w:left="360" w:hanging="360"/>
+      </w:pPr>
+      <w:rPr>
+        <w:rFonts w:hint="default"/>
+      </w:rPr>
+    </w:lvl>
+    <w:lvl w:ilvl="1" w:tplc="04090019" w:tentative="1">
+      <w:start w:val="1"/>
+      <w:numFmt w:val="lowerLetter"/>
+      <w:lvlText w:val="%2."/>
+      <w:lvlJc w:val="left"/>
+      <w:pPr>
+        <w:ind w:left="1440" w:hanging="360"/>
+      </w:pPr>
+    </w:lvl>
+    <w:lvl w:ilvl="2" w:tplc="0409001B" w:tentative="1">
+      <w:start w:val="1"/>
+      <w:numFmt w:val="lowerRoman"/>
+      <w:lvlText w:val="%3."/>
+      <w:lvlJc w:val="right"/>
+      <w:pPr>
+        <w:ind w:left="2160" w:hanging="180"/>
+      </w:pPr>
+    </w:lvl>
+    <w:lvl w:ilvl="3" w:tplc="0409000F" w:tentative="1">
+      <w:start w:val="1"/>
+      <w:numFmt w:val="decimal"/>
+      <w:lvlText w:val="%4."/>
+      <w:lvlJc w:val="left"/>
+      <w:pPr>
+        <w:ind w:left="2880" w:hanging="360"/>
+      </w:pPr>
+    </w:lvl>
+    <w:lvl w:ilvl="4" w:tplc="04090019" w:tentative="1">
+      <w:start w:val="1"/>
+      <w:numFmt w:val="lowerLetter"/>
+      <w:lvlText w:val="%5."/>
+      <w:lvlJc w:val="left"/>
+      <w:pPr>
+        <w:ind w:left="3600" w:hanging="360"/>
+      </w:pPr>
+    </w:lvl>
+    <w:lvl w:ilvl="5" w:tplc="0409001B" w:tentative="1">
+      <w:start w:val="1"/>
+      <w:numFmt w:val="lowerRoman"/>
+      <w:lvlText w:val="%6."/>
+      <w:lvlJc w:val="right"/>
+      <w:pPr>
+        <w:ind w:left="4320" w:hanging="180"/>
+      </w:pPr>
+    </w:lvl>
+    <w:lvl w:ilvl="6" w:tplc="0409000F" w:tentative="1">
+      <w:start w:val="1"/>
+      <w:numFmt w:val="decimal"/>
+      <w:lvlText w:val="%7."/>
+      <w:lvlJc w:val="left"/>
+      <w:pPr>
+        <w:ind w:left="5040" w:hanging="360"/>
+      </w:pPr>
+    </w:lvl>
+    <w:lvl w:ilvl="7" w:tplc="04090019" w:tentative="1">
+      <w:start w:val="1"/>
+      <w:numFmt w:val="lowerLetter"/>
+      <w:lvlText w:val="%8."/>
+      <w:lvlJc w:val="left"/>
+      <w:pPr>
+        <w:ind w:left="5760" w:hanging="360"/>
+      </w:pPr>
+    </w:lvl>
+    <w:lvl w:ilvl="8" w:tplc="0409001B" w:tentative="1">
+      <w:start w:val="1"/>
+      <w:numFmt w:val="lowerRoman"/>
+      <w:lvlText w:val="%9."/>
+      <w:lvlJc w:val="right"/>
+      <w:pPr>
+        <w:ind w:left="6480" w:hanging="180"/>
+      </w:pPr>
+    </w:lvl>
+  </w:abstractNum>
+  <w:abstractNum w:abstractNumId="18" w15:restartNumberingAfterBreak="0">
     <w:nsid w:val="4DD7032A"/>
     <w:multiLevelType w:val="hybridMultilevel"/>
     <w:tmpl w:val="ABBCC6FE"/>
@@ -5241,7 +9288,7 @@
       </w:pPr>
     </w:lvl>
   </w:abstractNum>
-  <w:abstractNum w:abstractNumId="13" w15:restartNumberingAfterBreak="0">
+  <w:abstractNum w:abstractNumId="19" w15:restartNumberingAfterBreak="0">
     <w:nsid w:val="54C260C8"/>
     <w:multiLevelType w:val="hybridMultilevel"/>
     <w:tmpl w:val="5476CC44"/>
@@ -5330,7 +9377,7 @@
       </w:pPr>
     </w:lvl>
   </w:abstractNum>
-  <w:abstractNum w:abstractNumId="14" w15:restartNumberingAfterBreak="0">
+  <w:abstractNum w:abstractNumId="20" w15:restartNumberingAfterBreak="0">
     <w:nsid w:val="5C5C0542"/>
     <w:multiLevelType w:val="hybridMultilevel"/>
     <w:tmpl w:val="AC4AFD22"/>
@@ -5419,7 +9466,7 @@
       </w:pPr>
     </w:lvl>
   </w:abstractNum>
-  <w:abstractNum w:abstractNumId="15" w15:restartNumberingAfterBreak="0">
+  <w:abstractNum w:abstractNumId="21" w15:restartNumberingAfterBreak="0">
     <w:nsid w:val="5D763E1D"/>
     <w:multiLevelType w:val="hybridMultilevel"/>
     <w:tmpl w:val="C1DA6FA4"/>
@@ -5508,7 +9555,7 @@
       </w:pPr>
     </w:lvl>
   </w:abstractNum>
-  <w:abstractNum w:abstractNumId="16" w15:restartNumberingAfterBreak="0">
+  <w:abstractNum w:abstractNumId="22" w15:restartNumberingAfterBreak="0">
     <w:nsid w:val="5E7B71B3"/>
     <w:multiLevelType w:val="hybridMultilevel"/>
     <w:tmpl w:val="5F5A780A"/>
@@ -5597,7 +9644,96 @@
       </w:pPr>
     </w:lvl>
   </w:abstractNum>
-  <w:abstractNum w:abstractNumId="17" w15:restartNumberingAfterBreak="0">
+  <w:abstractNum w:abstractNumId="23" w15:restartNumberingAfterBreak="0">
+    <w:nsid w:val="5EF23D69"/>
+    <w:multiLevelType w:val="hybridMultilevel"/>
+    <w:tmpl w:val="5DE0CB1A"/>
+    <w:lvl w:ilvl="0" w:tplc="D3B69F5A">
+      <w:start w:val="2"/>
+      <w:numFmt w:val="decimal"/>
+      <w:lvlText w:val="2.β.%1."/>
+      <w:lvlJc w:val="left"/>
+      <w:pPr>
+        <w:ind w:left="360" w:hanging="360"/>
+      </w:pPr>
+      <w:rPr>
+        <w:rFonts w:hint="default"/>
+      </w:rPr>
+    </w:lvl>
+    <w:lvl w:ilvl="1" w:tplc="FFFFFFFF">
+      <w:start w:val="1"/>
+      <w:numFmt w:val="lowerLetter"/>
+      <w:lvlText w:val="%2."/>
+      <w:lvlJc w:val="left"/>
+      <w:pPr>
+        <w:ind w:left="1080" w:hanging="360"/>
+      </w:pPr>
+    </w:lvl>
+    <w:lvl w:ilvl="2" w:tplc="FFFFFFFF">
+      <w:start w:val="1"/>
+      <w:numFmt w:val="lowerRoman"/>
+      <w:lvlText w:val="%3."/>
+      <w:lvlJc w:val="right"/>
+      <w:pPr>
+        <w:ind w:left="1800" w:hanging="180"/>
+      </w:pPr>
+    </w:lvl>
+    <w:lvl w:ilvl="3" w:tplc="FFFFFFFF">
+      <w:start w:val="1"/>
+      <w:numFmt w:val="decimal"/>
+      <w:lvlText w:val="%4."/>
+      <w:lvlJc w:val="left"/>
+      <w:pPr>
+        <w:ind w:left="2520" w:hanging="360"/>
+      </w:pPr>
+    </w:lvl>
+    <w:lvl w:ilvl="4" w:tplc="FFFFFFFF">
+      <w:start w:val="1"/>
+      <w:numFmt w:val="lowerLetter"/>
+      <w:lvlText w:val="%5."/>
+      <w:lvlJc w:val="left"/>
+      <w:pPr>
+        <w:ind w:left="3240" w:hanging="360"/>
+      </w:pPr>
+    </w:lvl>
+    <w:lvl w:ilvl="5" w:tplc="FFFFFFFF">
+      <w:start w:val="1"/>
+      <w:numFmt w:val="lowerRoman"/>
+      <w:lvlText w:val="%6."/>
+      <w:lvlJc w:val="right"/>
+      <w:pPr>
+        <w:ind w:left="3960" w:hanging="180"/>
+      </w:pPr>
+    </w:lvl>
+    <w:lvl w:ilvl="6" w:tplc="FFFFFFFF">
+      <w:start w:val="1"/>
+      <w:numFmt w:val="decimal"/>
+      <w:lvlText w:val="%7."/>
+      <w:lvlJc w:val="left"/>
+      <w:pPr>
+        <w:ind w:left="4680" w:hanging="360"/>
+      </w:pPr>
+    </w:lvl>
+    <w:lvl w:ilvl="7" w:tplc="FFFFFFFF">
+      <w:start w:val="1"/>
+      <w:numFmt w:val="lowerLetter"/>
+      <w:lvlText w:val="%8."/>
+      <w:lvlJc w:val="left"/>
+      <w:pPr>
+        <w:ind w:left="5400" w:hanging="360"/>
+      </w:pPr>
+    </w:lvl>
+    <w:lvl w:ilvl="8" w:tplc="FFFFFFFF">
+      <w:start w:val="1"/>
+      <w:numFmt w:val="lowerRoman"/>
+      <w:lvlText w:val="%9."/>
+      <w:lvlJc w:val="right"/>
+      <w:pPr>
+        <w:ind w:left="6120" w:hanging="180"/>
+      </w:pPr>
+    </w:lvl>
+  </w:abstractNum>
+  <w:abstractNum w:abstractNumId="24" w15:restartNumberingAfterBreak="0">
     <w:nsid w:val="5F324A08"/>
     <w:multiLevelType w:val="hybridMultilevel"/>
     <w:tmpl w:val="BBA07024"/>
@@ -5686,7 +9822,7 @@
       </w:pPr>
     </w:lvl>
   </w:abstractNum>
-  <w:abstractNum w:abstractNumId="18" w15:restartNumberingAfterBreak="0">
+  <w:abstractNum w:abstractNumId="25" w15:restartNumberingAfterBreak="0">
     <w:nsid w:val="60992A5B"/>
     <w:multiLevelType w:val="hybridMultilevel"/>
     <w:tmpl w:val="C962722C"/>
@@ -5775,7 +9911,185 @@
       </w:pPr>
     </w:lvl>
   </w:abstractNum>
-  <w:abstractNum w:abstractNumId="19" w15:restartNumberingAfterBreak="0">
+  <w:abstractNum w:abstractNumId="26" w15:restartNumberingAfterBreak="0">
+    <w:nsid w:val="62C86A70"/>
+    <w:multiLevelType w:val="hybridMultilevel"/>
+    <w:tmpl w:val="21E470B4"/>
+    <w:lvl w:ilvl="0" w:tplc="9EBE44DA">
+      <w:start w:val="4"/>
+      <w:numFmt w:val="decimal"/>
+      <w:lvlText w:val="3.β.%1."/>
+      <w:lvlJc w:val="left"/>
+      <w:pPr>
+        <w:ind w:left="360" w:hanging="360"/>
+      </w:pPr>
+      <w:rPr>
+        <w:rFonts w:hint="default"/>
+      </w:rPr>
+    </w:lvl>
+    <w:lvl w:ilvl="1" w:tplc="04090019" w:tentative="1">
+      <w:start w:val="1"/>
+      <w:numFmt w:val="lowerLetter"/>
+      <w:lvlText w:val="%2."/>
+      <w:lvlJc w:val="left"/>
+      <w:pPr>
+        <w:ind w:left="1440" w:hanging="360"/>
+      </w:pPr>
+    </w:lvl>
+    <w:lvl w:ilvl="2" w:tplc="0409001B" w:tentative="1">
+      <w:start w:val="1"/>
+      <w:numFmt w:val="lowerRoman"/>
+      <w:lvlText w:val="%3."/>
+      <w:lvlJc w:val="right"/>
+      <w:pPr>
+        <w:ind w:left="2160" w:hanging="180"/>
+      </w:pPr>
+    </w:lvl>
+    <w:lvl w:ilvl="3" w:tplc="0409000F" w:tentative="1">
+      <w:start w:val="1"/>
+      <w:numFmt w:val="decimal"/>
+      <w:lvlText w:val="%4."/>
+      <w:lvlJc w:val="left"/>
+      <w:pPr>
+        <w:ind w:left="2880" w:hanging="360"/>
+      </w:pPr>
+    </w:lvl>
+    <w:lvl w:ilvl="4" w:tplc="04090019" w:tentative="1">
+      <w:start w:val="1"/>
+      <w:numFmt w:val="lowerLetter"/>
+      <w:lvlText w:val="%5."/>
+      <w:lvlJc w:val="left"/>
+      <w:pPr>
+        <w:ind w:left="3600" w:hanging="360"/>
+      </w:pPr>
+    </w:lvl>
+    <w:lvl w:ilvl="5" w:tplc="0409001B" w:tentative="1">
+      <w:start w:val="1"/>
+      <w:numFmt w:val="lowerRoman"/>
+      <w:lvlText w:val="%6."/>
+      <w:lvlJc w:val="right"/>
+      <w:pPr>
+        <w:ind w:left="4320" w:hanging="180"/>
+      </w:pPr>
+    </w:lvl>
+    <w:lvl w:ilvl="6" w:tplc="0409000F" w:tentative="1">
+      <w:start w:val="1"/>
+      <w:numFmt w:val="decimal"/>
+      <w:lvlText w:val="%7."/>
+      <w:lvlJc w:val="left"/>
+      <w:pPr>
+        <w:ind w:left="5040" w:hanging="360"/>
+      </w:pPr>
+    </w:lvl>
+    <w:lvl w:ilvl="7" w:tplc="04090019" w:tentative="1">
+      <w:start w:val="1"/>
+      <w:numFmt w:val="lowerLetter"/>
+      <w:lvlText w:val="%8."/>
+      <w:lvlJc w:val="left"/>
+      <w:pPr>
+        <w:ind w:left="5760" w:hanging="360"/>
+      </w:pPr>
+    </w:lvl>
+    <w:lvl w:ilvl="8" w:tplc="0409001B" w:tentative="1">
+      <w:start w:val="1"/>
+      <w:numFmt w:val="lowerRoman"/>
+      <w:lvlText w:val="%9."/>
+      <w:lvlJc w:val="right"/>
+      <w:pPr>
+        <w:ind w:left="6480" w:hanging="180"/>
+      </w:pPr>
+    </w:lvl>
+  </w:abstractNum>
+  <w:abstractNum w:abstractNumId="27" w15:restartNumberingAfterBreak="0">
+    <w:nsid w:val="63D22AF2"/>
+    <w:multiLevelType w:val="hybridMultilevel"/>
+    <w:tmpl w:val="BB343584"/>
+    <w:lvl w:ilvl="0" w:tplc="6CBE38B6">
+      <w:start w:val="1"/>
+      <w:numFmt w:val="decimal"/>
+      <w:lvlText w:val="3.β.%1."/>
+      <w:lvlJc w:val="left"/>
+      <w:pPr>
+        <w:ind w:left="360" w:hanging="360"/>
+      </w:pPr>
+      <w:rPr>
+        <w:rFonts w:hint="default"/>
+      </w:rPr>
+    </w:lvl>
+    <w:lvl w:ilvl="1" w:tplc="FFFFFFFF">
+      <w:start w:val="1"/>
+      <w:numFmt w:val="lowerLetter"/>
+      <w:lvlText w:val="%2."/>
+      <w:lvlJc w:val="left"/>
+      <w:pPr>
+        <w:ind w:left="1080" w:hanging="360"/>
+      </w:pPr>
+    </w:lvl>
+    <w:lvl w:ilvl="2" w:tplc="FFFFFFFF">
+      <w:start w:val="1"/>
+      <w:numFmt w:val="lowerRoman"/>
+      <w:lvlText w:val="%3."/>
+      <w:lvlJc w:val="right"/>
+      <w:pPr>
+        <w:ind w:left="1800" w:hanging="180"/>
+      </w:pPr>
+    </w:lvl>
+    <w:lvl w:ilvl="3" w:tplc="FFFFFFFF">
+      <w:start w:val="1"/>
+      <w:numFmt w:val="decimal"/>
+      <w:lvlText w:val="%4."/>
+      <w:lvlJc w:val="left"/>
+      <w:pPr>
+        <w:ind w:left="2520" w:hanging="360"/>
+      </w:pPr>
+    </w:lvl>
+    <w:lvl w:ilvl="4" w:tplc="FFFFFFFF">
+      <w:start w:val="1"/>
+      <w:numFmt w:val="lowerLetter"/>
+      <w:lvlText w:val="%5."/>
+      <w:lvlJc w:val="left"/>
+      <w:pPr>
+        <w:ind w:left="3240" w:hanging="360"/>
+      </w:pPr>
+    </w:lvl>
+    <w:lvl w:ilvl="5" w:tplc="FFFFFFFF">
+      <w:start w:val="1"/>
+      <w:numFmt w:val="lowerRoman"/>
+      <w:lvlText w:val="%6."/>
+      <w:lvlJc w:val="right"/>
+      <w:pPr>
+        <w:ind w:left="3960" w:hanging="180"/>
+      </w:pPr>
+    </w:lvl>
+    <w:lvl w:ilvl="6" w:tplc="FFFFFFFF">
+      <w:start w:val="1"/>
+      <w:numFmt w:val="decimal"/>
+      <w:lvlText w:val="%7."/>
+      <w:lvlJc w:val="left"/>
+      <w:pPr>
+        <w:ind w:left="4680" w:hanging="360"/>
+      </w:pPr>
+    </w:lvl>
+    <w:lvl w:ilvl="7" w:tplc="FFFFFFFF">
+      <w:start w:val="1"/>
+      <w:numFmt w:val="lowerLetter"/>
+      <w:lvlText w:val="%8."/>
+      <w:lvlJc w:val="left"/>
+      <w:pPr>
+        <w:ind w:left="5400" w:hanging="360"/>
+      </w:pPr>
+    </w:lvl>
+    <w:lvl w:ilvl="8" w:tplc="FFFFFFFF">
+      <w:start w:val="1"/>
+      <w:numFmt w:val="lowerRoman"/>
+      <w:lvlText w:val="%9."/>
+      <w:lvlJc w:val="right"/>
+      <w:pPr>
+        <w:ind w:left="6120" w:hanging="180"/>
+      </w:pPr>
+    </w:lvl>
+  </w:abstractNum>
+  <w:abstractNum w:abstractNumId="28" w15:restartNumberingAfterBreak="0">
     <w:nsid w:val="666611B7"/>
     <w:multiLevelType w:val="hybridMultilevel"/>
     <w:tmpl w:val="29089A2E"/>
@@ -5864,7 +10178,182 @@
       </w:pPr>
     </w:lvl>
   </w:abstractNum>
-  <w:abstractNum w:abstractNumId="20" w15:restartNumberingAfterBreak="0">
+  <w:abstractNum w:abstractNumId="29" w15:restartNumberingAfterBreak="0">
+    <w:nsid w:val="67E050CB"/>
+    <w:multiLevelType w:val="hybridMultilevel"/>
+    <w:tmpl w:val="9D8EDD24"/>
+    <w:lvl w:ilvl="0" w:tplc="227066D6">
+      <w:start w:val="1"/>
+      <w:numFmt w:val="decimal"/>
+      <w:lvlText w:val="(2.γ.3.)α.%1."/>
+      <w:lvlJc w:val="left"/>
+      <w:pPr>
+        <w:ind w:left="360" w:hanging="360"/>
+      </w:pPr>
+    </w:lvl>
+    <w:lvl w:ilvl="1" w:tplc="04090019">
+      <w:start w:val="1"/>
+      <w:numFmt w:val="lowerLetter"/>
+      <w:lvlText w:val="%2."/>
+      <w:lvlJc w:val="left"/>
+      <w:pPr>
+        <w:ind w:left="1080" w:hanging="360"/>
+      </w:pPr>
+    </w:lvl>
+    <w:lvl w:ilvl="2" w:tplc="0409001B">
+      <w:start w:val="1"/>
+      <w:numFmt w:val="lowerRoman"/>
+      <w:lvlText w:val="%3."/>
+      <w:lvlJc w:val="right"/>
+      <w:pPr>
+        <w:ind w:left="1800" w:hanging="180"/>
+      </w:pPr>
+    </w:lvl>
+    <w:lvl w:ilvl="3" w:tplc="0409000F">
+      <w:start w:val="1"/>
+      <w:numFmt w:val="decimal"/>
+      <w:lvlText w:val="%4."/>
+      <w:lvlJc w:val="left"/>
+      <w:pPr>
+        <w:ind w:left="2520" w:hanging="360"/>
+      </w:pPr>
+    </w:lvl>
+    <w:lvl w:ilvl="4" w:tplc="04090019">
+      <w:start w:val="1"/>
+      <w:numFmt w:val="lowerLetter"/>
+      <w:lvlText w:val="%5."/>
+      <w:lvlJc w:val="left"/>
+      <w:pPr>
+        <w:ind w:left="3240" w:hanging="360"/>
+      </w:pPr>
+    </w:lvl>
+    <w:lvl w:ilvl="5" w:tplc="0409001B">
+      <w:start w:val="1"/>
+      <w:numFmt w:val="lowerRoman"/>
+      <w:lvlText w:val="%6."/>
+      <w:lvlJc w:val="right"/>
+      <w:pPr>
+        <w:ind w:left="3960" w:hanging="180"/>
+      </w:pPr>
+    </w:lvl>
+    <w:lvl w:ilvl="6" w:tplc="0409000F">
+      <w:start w:val="1"/>
+      <w:numFmt w:val="decimal"/>
+      <w:lvlText w:val="%7."/>
+      <w:lvlJc w:val="left"/>
+      <w:pPr>
+        <w:ind w:left="4680" w:hanging="360"/>
+      </w:pPr>
+    </w:lvl>
+    <w:lvl w:ilvl="7" w:tplc="04090019">
+      <w:start w:val="1"/>
+      <w:numFmt w:val="lowerLetter"/>
+      <w:lvlText w:val="%8."/>
+      <w:lvlJc w:val="left"/>
+      <w:pPr>
+        <w:ind w:left="5400" w:hanging="360"/>
+      </w:pPr>
+    </w:lvl>
+    <w:lvl w:ilvl="8" w:tplc="0409001B">
+      <w:start w:val="1"/>
+      <w:numFmt w:val="lowerRoman"/>
+      <w:lvlText w:val="%9."/>
+      <w:lvlJc w:val="right"/>
+      <w:pPr>
+        <w:ind w:left="6120" w:hanging="180"/>
+      </w:pPr>
+    </w:lvl>
+  </w:abstractNum>
+  <w:abstractNum w:abstractNumId="30" w15:restartNumberingAfterBreak="0">
+    <w:nsid w:val="6AA20B9D"/>
+    <w:multiLevelType w:val="hybridMultilevel"/>
+    <w:tmpl w:val="61380172"/>
+    <w:lvl w:ilvl="0" w:tplc="4E3822E0">
+      <w:start w:val="1"/>
+      <w:numFmt w:val="decimal"/>
+      <w:lvlText w:val="3.στ.%1."/>
+      <w:lvlJc w:val="left"/>
+      <w:pPr>
+        <w:ind w:left="360" w:hanging="360"/>
+      </w:pPr>
+      <w:rPr>
+        <w:rFonts w:hint="default"/>
+      </w:rPr>
+    </w:lvl>
+    <w:lvl w:ilvl="1" w:tplc="FFFFFFFF">
+      <w:start w:val="1"/>
+      <w:numFmt w:val="lowerLetter"/>
+      <w:lvlText w:val="%2."/>
+      <w:lvlJc w:val="left"/>
+      <w:pPr>
+        <w:ind w:left="1080" w:hanging="360"/>
+      </w:pPr>
+    </w:lvl>
+    <w:lvl w:ilvl="2" w:tplc="FFFFFFFF">
+      <w:start w:val="1"/>
+      <w:numFmt w:val="lowerRoman"/>
+      <w:lvlText w:val="%3."/>
+      <w:lvlJc w:val="right"/>
+      <w:pPr>
+        <w:ind w:left="1800" w:hanging="180"/>
+      </w:pPr>
+    </w:lvl>
+    <w:lvl w:ilvl="3" w:tplc="FFFFFFFF">
+      <w:start w:val="1"/>
+      <w:numFmt w:val="decimal"/>
+      <w:lvlText w:val="%4."/>
+      <w:lvlJc w:val="left"/>
+      <w:pPr>
+        <w:ind w:left="2520" w:hanging="360"/>
+      </w:pPr>
+    </w:lvl>
+    <w:lvl w:ilvl="4" w:tplc="FFFFFFFF">
+      <w:start w:val="1"/>
+      <w:numFmt w:val="lowerLetter"/>
+      <w:lvlText w:val="%5."/>
+      <w:lvlJc w:val="left"/>
+      <w:pPr>
+        <w:ind w:left="3240" w:hanging="360"/>
+      </w:pPr>
+    </w:lvl>
+    <w:lvl w:ilvl="5" w:tplc="FFFFFFFF">
+      <w:start w:val="1"/>
+      <w:numFmt w:val="lowerRoman"/>
+      <w:lvlText w:val="%6."/>
+      <w:lvlJc w:val="right"/>
+      <w:pPr>
+        <w:ind w:left="3960" w:hanging="180"/>
+      </w:pPr>
+    </w:lvl>
+    <w:lvl w:ilvl="6" w:tplc="FFFFFFFF">
+      <w:start w:val="1"/>
+      <w:numFmt w:val="decimal"/>
+      <w:lvlText w:val="%7."/>
+      <w:lvlJc w:val="left"/>
+      <w:pPr>
+        <w:ind w:left="4680" w:hanging="360"/>
+      </w:pPr>
+    </w:lvl>
+    <w:lvl w:ilvl="7" w:tplc="FFFFFFFF">
+      <w:start w:val="1"/>
+      <w:numFmt w:val="lowerLetter"/>
+      <w:lvlText w:val="%8."/>
+      <w:lvlJc w:val="left"/>
+      <w:pPr>
+        <w:ind w:left="5400" w:hanging="360"/>
+      </w:pPr>
+    </w:lvl>
+    <w:lvl w:ilvl="8" w:tplc="FFFFFFFF">
+      <w:start w:val="1"/>
+      <w:numFmt w:val="lowerRoman"/>
+      <w:lvlText w:val="%9."/>
+      <w:lvlJc w:val="right"/>
+      <w:pPr>
+        <w:ind w:left="6120" w:hanging="180"/>
+      </w:pPr>
+    </w:lvl>
+  </w:abstractNum>
+  <w:abstractNum w:abstractNumId="31" w15:restartNumberingAfterBreak="0">
     <w:nsid w:val="6DC90BC4"/>
     <w:multiLevelType w:val="hybridMultilevel"/>
     <w:tmpl w:val="101C499A"/>
@@ -5953,7 +10442,7 @@
       </w:pPr>
     </w:lvl>
   </w:abstractNum>
-  <w:abstractNum w:abstractNumId="21" w15:restartNumberingAfterBreak="0">
+  <w:abstractNum w:abstractNumId="32" w15:restartNumberingAfterBreak="0">
     <w:nsid w:val="6F155085"/>
     <w:multiLevelType w:val="hybridMultilevel"/>
     <w:tmpl w:val="87F4408A"/>
@@ -6039,7 +10528,93 @@
       </w:pPr>
     </w:lvl>
   </w:abstractNum>
-  <w:abstractNum w:abstractNumId="22" w15:restartNumberingAfterBreak="0">
+  <w:abstractNum w:abstractNumId="33" w15:restartNumberingAfterBreak="0">
+    <w:nsid w:val="73FA1D0B"/>
+    <w:multiLevelType w:val="hybridMultilevel"/>
+    <w:tmpl w:val="EE42F116"/>
+    <w:lvl w:ilvl="0" w:tplc="DF16FCC4">
+      <w:start w:val="1"/>
+      <w:numFmt w:val="decimal"/>
+      <w:lvlText w:val="(4.γ.3).α.%1."/>
+      <w:lvlJc w:val="left"/>
+      <w:pPr>
+        <w:ind w:left="360" w:hanging="360"/>
+      </w:pPr>
+    </w:lvl>
+    <w:lvl w:ilvl="1" w:tplc="04090019">
+      <w:start w:val="1"/>
+      <w:numFmt w:val="lowerLetter"/>
+      <w:lvlText w:val="%2."/>
+      <w:lvlJc w:val="left"/>
+      <w:pPr>
+        <w:ind w:left="1080" w:hanging="360"/>
+      </w:pPr>
+    </w:lvl>
+    <w:lvl w:ilvl="2" w:tplc="0409001B">
+      <w:start w:val="1"/>
+      <w:numFmt w:val="lowerRoman"/>
+      <w:lvlText w:val="%3."/>
+      <w:lvlJc w:val="right"/>
+      <w:pPr>
+        <w:ind w:left="1800" w:hanging="180"/>
+      </w:pPr>
+    </w:lvl>
+    <w:lvl w:ilvl="3" w:tplc="0409000F">
+      <w:start w:val="1"/>
+      <w:numFmt w:val="decimal"/>
+      <w:lvlText w:val="%4."/>
+      <w:lvlJc w:val="left"/>
+      <w:pPr>
+        <w:ind w:left="2520" w:hanging="360"/>
+      </w:pPr>
+    </w:lvl>
+    <w:lvl w:ilvl="4" w:tplc="04090019">
+      <w:start w:val="1"/>
+      <w:numFmt w:val="lowerLetter"/>
+      <w:lvlText w:val="%5."/>
+      <w:lvlJc w:val="left"/>
+      <w:pPr>
+        <w:ind w:left="3240" w:hanging="360"/>
+      </w:pPr>
+    </w:lvl>
+    <w:lvl w:ilvl="5" w:tplc="0409001B">
+      <w:start w:val="1"/>
+      <w:numFmt w:val="lowerRoman"/>
+      <w:lvlText w:val="%6."/>
+      <w:lvlJc w:val="right"/>
+      <w:pPr>
+        <w:ind w:left="3960" w:hanging="180"/>
+      </w:pPr>
+    </w:lvl>
+    <w:lvl w:ilvl="6" w:tplc="0409000F">
+      <w:start w:val="1"/>
+      <w:numFmt w:val="decimal"/>
+      <w:lvlText w:val="%7."/>
+      <w:lvlJc w:val="left"/>
+      <w:pPr>
+        <w:ind w:left="4680" w:hanging="360"/>
+      </w:pPr>
+    </w:lvl>
+    <w:lvl w:ilvl="7" w:tplc="04090019">
+      <w:start w:val="1"/>
+      <w:numFmt w:val="lowerLetter"/>
+      <w:lvlText w:val="%8."/>
+      <w:lvlJc w:val="left"/>
+      <w:pPr>
+        <w:ind w:left="5400" w:hanging="360"/>
+      </w:pPr>
+    </w:lvl>
+    <w:lvl w:ilvl="8" w:tplc="0409001B">
+      <w:start w:val="1"/>
+      <w:numFmt w:val="lowerRoman"/>
+      <w:lvlText w:val="%9."/>
+      <w:lvlJc w:val="right"/>
+      <w:pPr>
+        <w:ind w:left="6120" w:hanging="180"/>
+      </w:pPr>
+    </w:lvl>
+  </w:abstractNum>
+  <w:abstractNum w:abstractNumId="34" w15:restartNumberingAfterBreak="0">
     <w:nsid w:val="78262B3A"/>
     <w:multiLevelType w:val="hybridMultilevel"/>
     <w:tmpl w:val="087CD3EC"/>
@@ -6128,7 +10703,7 @@
       </w:pPr>
     </w:lvl>
   </w:abstractNum>
-  <w:abstractNum w:abstractNumId="23" w15:restartNumberingAfterBreak="0">
+  <w:abstractNum w:abstractNumId="35" w15:restartNumberingAfterBreak="0">
     <w:nsid w:val="7BD74B85"/>
     <w:multiLevelType w:val="hybridMultilevel"/>
     <w:tmpl w:val="108C3ACC"/>
@@ -6214,7 +10789,179 @@
       </w:pPr>
     </w:lvl>
   </w:abstractNum>
-  <w:abstractNum w:abstractNumId="24" w15:restartNumberingAfterBreak="0">
+  <w:abstractNum w:abstractNumId="36" w15:restartNumberingAfterBreak="0">
+    <w:nsid w:val="7CE539C2"/>
+    <w:multiLevelType w:val="hybridMultilevel"/>
+    <w:tmpl w:val="28C69830"/>
+    <w:lvl w:ilvl="0" w:tplc="8CF8956A">
+      <w:start w:val="1"/>
+      <w:numFmt w:val="decimal"/>
+      <w:lvlText w:val="4.α.%1."/>
+      <w:lvlJc w:val="left"/>
+      <w:pPr>
+        <w:ind w:left="360" w:hanging="360"/>
+      </w:pPr>
+    </w:lvl>
+    <w:lvl w:ilvl="1" w:tplc="04090019">
+      <w:start w:val="1"/>
+      <w:numFmt w:val="lowerLetter"/>
+      <w:lvlText w:val="%2."/>
+      <w:lvlJc w:val="left"/>
+      <w:pPr>
+        <w:ind w:left="1080" w:hanging="360"/>
+      </w:pPr>
+    </w:lvl>
+    <w:lvl w:ilvl="2" w:tplc="0409001B">
+      <w:start w:val="1"/>
+      <w:numFmt w:val="lowerRoman"/>
+      <w:lvlText w:val="%3."/>
+      <w:lvlJc w:val="right"/>
+      <w:pPr>
+        <w:ind w:left="1800" w:hanging="180"/>
+      </w:pPr>
+    </w:lvl>
+    <w:lvl w:ilvl="3" w:tplc="0409000F">
+      <w:start w:val="1"/>
+      <w:numFmt w:val="decimal"/>
+      <w:lvlText w:val="%4."/>
+      <w:lvlJc w:val="left"/>
+      <w:pPr>
+        <w:ind w:left="2520" w:hanging="360"/>
+      </w:pPr>
+    </w:lvl>
+    <w:lvl w:ilvl="4" w:tplc="04090019">
+      <w:start w:val="1"/>
+      <w:numFmt w:val="lowerLetter"/>
+      <w:lvlText w:val="%5."/>
+      <w:lvlJc w:val="left"/>
+      <w:pPr>
+        <w:ind w:left="3240" w:hanging="360"/>
+      </w:pPr>
+    </w:lvl>
+    <w:lvl w:ilvl="5" w:tplc="0409001B">
+      <w:start w:val="1"/>
+      <w:numFmt w:val="lowerRoman"/>
+      <w:lvlText w:val="%6."/>
+      <w:lvlJc w:val="right"/>
+      <w:pPr>
+        <w:ind w:left="3960" w:hanging="180"/>
+      </w:pPr>
+    </w:lvl>
+    <w:lvl w:ilvl="6" w:tplc="0409000F">
+      <w:start w:val="1"/>
+      <w:numFmt w:val="decimal"/>
+      <w:lvlText w:val="%7."/>
+      <w:lvlJc w:val="left"/>
+      <w:pPr>
+        <w:ind w:left="4680" w:hanging="360"/>
+      </w:pPr>
+    </w:lvl>
+    <w:lvl w:ilvl="7" w:tplc="04090019">
+      <w:start w:val="1"/>
+      <w:numFmt w:val="lowerLetter"/>
+      <w:lvlText w:val="%8."/>
+      <w:lvlJc w:val="left"/>
+      <w:pPr>
+        <w:ind w:left="5400" w:hanging="360"/>
+      </w:pPr>
+    </w:lvl>
+    <w:lvl w:ilvl="8" w:tplc="0409001B">
+      <w:start w:val="1"/>
+      <w:numFmt w:val="lowerRoman"/>
+      <w:lvlText w:val="%9."/>
+      <w:lvlJc w:val="right"/>
+      <w:pPr>
+        <w:ind w:left="6120" w:hanging="180"/>
+      </w:pPr>
+    </w:lvl>
+  </w:abstractNum>
+  <w:abstractNum w:abstractNumId="37" w15:restartNumberingAfterBreak="0">
+    <w:nsid w:val="7F302B4B"/>
+    <w:multiLevelType w:val="hybridMultilevel"/>
+    <w:tmpl w:val="3B2C8BE8"/>
+    <w:lvl w:ilvl="0" w:tplc="6CD0D0CE">
+      <w:start w:val="1"/>
+      <w:numFmt w:val="decimal"/>
+      <w:lvlText w:val="(2.β.2.)α.%1."/>
+      <w:lvlJc w:val="left"/>
+      <w:pPr>
+        <w:ind w:left="360" w:hanging="360"/>
+      </w:pPr>
+    </w:lvl>
+    <w:lvl w:ilvl="1" w:tplc="04090019">
+      <w:start w:val="1"/>
+      <w:numFmt w:val="lowerLetter"/>
+      <w:lvlText w:val="%2."/>
+      <w:lvlJc w:val="left"/>
+      <w:pPr>
+        <w:ind w:left="1080" w:hanging="360"/>
+      </w:pPr>
+    </w:lvl>
+    <w:lvl w:ilvl="2" w:tplc="0409001B">
+      <w:start w:val="1"/>
+      <w:numFmt w:val="lowerRoman"/>
+      <w:lvlText w:val="%3."/>
+      <w:lvlJc w:val="right"/>
+      <w:pPr>
+        <w:ind w:left="1800" w:hanging="180"/>
+      </w:pPr>
+    </w:lvl>
+    <w:lvl w:ilvl="3" w:tplc="0409000F">
+      <w:start w:val="1"/>
+      <w:numFmt w:val="decimal"/>
+      <w:lvlText w:val="%4."/>
+      <w:lvlJc w:val="left"/>
+      <w:pPr>
+        <w:ind w:left="2520" w:hanging="360"/>
+      </w:pPr>
+    </w:lvl>
+    <w:lvl w:ilvl="4" w:tplc="04090019">
+      <w:start w:val="1"/>
+      <w:numFmt w:val="lowerLetter"/>
+      <w:lvlText w:val="%5."/>
+      <w:lvlJc w:val="left"/>
+      <w:pPr>
+        <w:ind w:left="3240" w:hanging="360"/>
+      </w:pPr>
+    </w:lvl>
+    <w:lvl w:ilvl="5" w:tplc="0409001B">
+      <w:start w:val="1"/>
+      <w:numFmt w:val="lowerRoman"/>
+      <w:lvlText w:val="%6."/>
+      <w:lvlJc w:val="right"/>
+      <w:pPr>
+        <w:ind w:left="3960" w:hanging="180"/>
+      </w:pPr>
+    </w:lvl>
+    <w:lvl w:ilvl="6" w:tplc="0409000F">
+      <w:start w:val="1"/>
+      <w:numFmt w:val="decimal"/>
+      <w:lvlText w:val="%7."/>
+      <w:lvlJc w:val="left"/>
+      <w:pPr>
+        <w:ind w:left="4680" w:hanging="360"/>
+      </w:pPr>
+    </w:lvl>
+    <w:lvl w:ilvl="7" w:tplc="04090019">
+      <w:start w:val="1"/>
+      <w:numFmt w:val="lowerLetter"/>
+      <w:lvlText w:val="%8."/>
+      <w:lvlJc w:val="left"/>
+      <w:pPr>
+        <w:ind w:left="5400" w:hanging="360"/>
+      </w:pPr>
+    </w:lvl>
+    <w:lvl w:ilvl="8" w:tplc="0409001B">
+      <w:start w:val="1"/>
+      <w:numFmt w:val="lowerRoman"/>
+      <w:lvlText w:val="%9."/>
+      <w:lvlJc w:val="right"/>
+      <w:pPr>
+        <w:ind w:left="6120" w:hanging="180"/>
+      </w:pPr>
+    </w:lvl>
+  </w:abstractNum>
+  <w:abstractNum w:abstractNumId="38" w15:restartNumberingAfterBreak="0">
     <w:nsid w:val="7F5A6F14"/>
     <w:multiLevelType w:val="hybridMultilevel"/>
     <w:tmpl w:val="662C076C"/>
@@ -6300,8 +11047,97 @@
       </w:pPr>
     </w:lvl>
   </w:abstractNum>
+  <w:abstractNum w:abstractNumId="39" w15:restartNumberingAfterBreak="0">
+    <w:nsid w:val="7FE12968"/>
+    <w:multiLevelType w:val="hybridMultilevel"/>
+    <w:tmpl w:val="6F3E36A6"/>
+    <w:lvl w:ilvl="0" w:tplc="6518CCB0">
+      <w:start w:val="5"/>
+      <w:numFmt w:val="decimal"/>
+      <w:lvlText w:val="3.β.%1."/>
+      <w:lvlJc w:val="left"/>
+      <w:pPr>
+        <w:ind w:left="360" w:hanging="360"/>
+      </w:pPr>
+      <w:rPr>
+        <w:rFonts w:hint="default"/>
+      </w:rPr>
+    </w:lvl>
+    <w:lvl w:ilvl="1" w:tplc="04090019" w:tentative="1">
+      <w:start w:val="1"/>
+      <w:numFmt w:val="lowerLetter"/>
+      <w:lvlText w:val="%2."/>
+      <w:lvlJc w:val="left"/>
+      <w:pPr>
+        <w:ind w:left="1440" w:hanging="360"/>
+      </w:pPr>
+    </w:lvl>
+    <w:lvl w:ilvl="2" w:tplc="0409001B" w:tentative="1">
+      <w:start w:val="1"/>
+      <w:numFmt w:val="lowerRoman"/>
+      <w:lvlText w:val="%3."/>
+      <w:lvlJc w:val="right"/>
+      <w:pPr>
+        <w:ind w:left="2160" w:hanging="180"/>
+      </w:pPr>
+    </w:lvl>
+    <w:lvl w:ilvl="3" w:tplc="0409000F" w:tentative="1">
+      <w:start w:val="1"/>
+      <w:numFmt w:val="decimal"/>
+      <w:lvlText w:val="%4."/>
+      <w:lvlJc w:val="left"/>
+      <w:pPr>
+        <w:ind w:left="2880" w:hanging="360"/>
+      </w:pPr>
+    </w:lvl>
+    <w:lvl w:ilvl="4" w:tplc="04090019" w:tentative="1">
+      <w:start w:val="1"/>
+      <w:numFmt w:val="lowerLetter"/>
+      <w:lvlText w:val="%5."/>
+      <w:lvlJc w:val="left"/>
+      <w:pPr>
+        <w:ind w:left="3600" w:hanging="360"/>
+      </w:pPr>
+    </w:lvl>
+    <w:lvl w:ilvl="5" w:tplc="0409001B" w:tentative="1">
+      <w:start w:val="1"/>
+      <w:numFmt w:val="lowerRoman"/>
+      <w:lvlText w:val="%6."/>
+      <w:lvlJc w:val="right"/>
+      <w:pPr>
+        <w:ind w:left="4320" w:hanging="180"/>
+      </w:pPr>
+    </w:lvl>
+    <w:lvl w:ilvl="6" w:tplc="0409000F" w:tentative="1">
+      <w:start w:val="1"/>
+      <w:numFmt w:val="decimal"/>
+      <w:lvlText w:val="%7."/>
+      <w:lvlJc w:val="left"/>
+      <w:pPr>
+        <w:ind w:left="5040" w:hanging="360"/>
+      </w:pPr>
+    </w:lvl>
+    <w:lvl w:ilvl="7" w:tplc="04090019" w:tentative="1">
+      <w:start w:val="1"/>
+      <w:numFmt w:val="lowerLetter"/>
+      <w:lvlText w:val="%8."/>
+      <w:lvlJc w:val="left"/>
+      <w:pPr>
+        <w:ind w:left="5760" w:hanging="360"/>
+      </w:pPr>
+    </w:lvl>
+    <w:lvl w:ilvl="8" w:tplc="0409001B" w:tentative="1">
+      <w:start w:val="1"/>
+      <w:numFmt w:val="lowerRoman"/>
+      <w:lvlText w:val="%9."/>
+      <w:lvlJc w:val="right"/>
+      <w:pPr>
+        <w:ind w:left="6480" w:hanging="180"/>
+      </w:pPr>
+    </w:lvl>
+  </w:abstractNum>
   <w:num w:numId="1" w16cid:durableId="252670114">
-    <w:abstractNumId w:val="7"/>
+    <w:abstractNumId w:val="10"/>
     <w:lvlOverride w:ilvl="0">
       <w:startOverride w:val="1"/>
     </w:lvlOverride>
@@ -6331,16 +11167,16 @@
     </w:lvlOverride>
   </w:num>
   <w:num w:numId="2" w16cid:durableId="1798378143">
-    <w:abstractNumId w:val="14"/>
+    <w:abstractNumId w:val="20"/>
   </w:num>
   <w:num w:numId="3" w16cid:durableId="669217318">
-    <w:abstractNumId w:val="3"/>
+    <w:abstractNumId w:val="5"/>
   </w:num>
   <w:num w:numId="4" w16cid:durableId="2017415675">
-    <w:abstractNumId w:val="10"/>
+    <w:abstractNumId w:val="13"/>
   </w:num>
   <w:num w:numId="5" w16cid:durableId="1523976640">
-    <w:abstractNumId w:val="23"/>
+    <w:abstractNumId w:val="35"/>
     <w:lvlOverride w:ilvl="0">
       <w:startOverride w:val="1"/>
     </w:lvlOverride>
@@ -6370,7 +11206,7 @@
     </w:lvlOverride>
   </w:num>
   <w:num w:numId="6" w16cid:durableId="618298387">
-    <w:abstractNumId w:val="24"/>
+    <w:abstractNumId w:val="38"/>
     <w:lvlOverride w:ilvl="0">
       <w:startOverride w:val="1"/>
     </w:lvlOverride>
@@ -6400,7 +11236,7 @@
     </w:lvlOverride>
   </w:num>
   <w:num w:numId="7" w16cid:durableId="1315259115">
-    <w:abstractNumId w:val="21"/>
+    <w:abstractNumId w:val="32"/>
     <w:lvlOverride w:ilvl="0">
       <w:startOverride w:val="1"/>
     </w:lvlOverride>
@@ -6430,58 +11266,265 @@
     </w:lvlOverride>
   </w:num>
   <w:num w:numId="8" w16cid:durableId="924992875">
-    <w:abstractNumId w:val="5"/>
+    <w:abstractNumId w:val="7"/>
   </w:num>
   <w:num w:numId="9" w16cid:durableId="1993558037">
-    <w:abstractNumId w:val="4"/>
+    <w:abstractNumId w:val="6"/>
   </w:num>
   <w:num w:numId="10" w16cid:durableId="2071341947">
-    <w:abstractNumId w:val="17"/>
+    <w:abstractNumId w:val="24"/>
   </w:num>
   <w:num w:numId="11" w16cid:durableId="1360818775">
-    <w:abstractNumId w:val="12"/>
+    <w:abstractNumId w:val="18"/>
   </w:num>
   <w:num w:numId="12" w16cid:durableId="264508070">
+    <w:abstractNumId w:val="11"/>
+  </w:num>
+  <w:num w:numId="13" w16cid:durableId="552959931">
+    <w:abstractNumId w:val="14"/>
+  </w:num>
+  <w:num w:numId="14" w16cid:durableId="760443791">
     <w:abstractNumId w:val="8"/>
   </w:num>
-  <w:num w:numId="13" w16cid:durableId="552959931">
-    <w:abstractNumId w:val="11"/>
-  </w:num>
-  <w:num w:numId="14" w16cid:durableId="760443791">
-    <w:abstractNumId w:val="6"/>
-  </w:num>
   <w:num w:numId="15" w16cid:durableId="281544323">
-    <w:abstractNumId w:val="20"/>
+    <w:abstractNumId w:val="31"/>
   </w:num>
   <w:num w:numId="16" w16cid:durableId="1295015785">
     <w:abstractNumId w:val="1"/>
   </w:num>
   <w:num w:numId="17" w16cid:durableId="1635871979">
-    <w:abstractNumId w:val="9"/>
+    <w:abstractNumId w:val="12"/>
   </w:num>
   <w:num w:numId="18" w16cid:durableId="1740443831">
-    <w:abstractNumId w:val="15"/>
+    <w:abstractNumId w:val="21"/>
   </w:num>
   <w:num w:numId="19" w16cid:durableId="1894078045">
-    <w:abstractNumId w:val="19"/>
+    <w:abstractNumId w:val="28"/>
   </w:num>
   <w:num w:numId="20" w16cid:durableId="146359123">
     <w:abstractNumId w:val="0"/>
   </w:num>
   <w:num w:numId="21" w16cid:durableId="986203830">
+    <w:abstractNumId w:val="34"/>
+  </w:num>
+  <w:num w:numId="22" w16cid:durableId="685407512">
+    <w:abstractNumId w:val="19"/>
+  </w:num>
+  <w:num w:numId="23" w16cid:durableId="1285848931">
     <w:abstractNumId w:val="22"/>
   </w:num>
-  <w:num w:numId="22" w16cid:durableId="685407512">
-    <w:abstractNumId w:val="13"/>
+  <w:num w:numId="24" w16cid:durableId="531498796">
+    <w:abstractNumId w:val="25"/>
   </w:num>
-  <w:num w:numId="23" w16cid:durableId="1285848931">
+  <w:num w:numId="25" w16cid:durableId="1822457380">
+    <w:abstractNumId w:val="3"/>
+  </w:num>
+  <w:num w:numId="26" w16cid:durableId="36971202">
+    <w:abstractNumId w:val="37"/>
+    <w:lvlOverride w:ilvl="0">
+      <w:startOverride w:val="1"/>
+    </w:lvlOverride>
+    <w:lvlOverride w:ilvl="1">
+      <w:startOverride w:val="1"/>
+    </w:lvlOverride>
+    <w:lvlOverride w:ilvl="2">
+      <w:startOverride w:val="1"/>
+    </w:lvlOverride>
+    <w:lvlOverride w:ilvl="3">
+      <w:startOverride w:val="1"/>
+    </w:lvlOverride>
+    <w:lvlOverride w:ilvl="4">
+      <w:startOverride w:val="1"/>
+    </w:lvlOverride>
+    <w:lvlOverride w:ilvl="5">
+      <w:startOverride w:val="1"/>
+    </w:lvlOverride>
+    <w:lvlOverride w:ilvl="6">
+      <w:startOverride w:val="1"/>
+    </w:lvlOverride>
+    <w:lvlOverride w:ilvl="7">
+      <w:startOverride w:val="1"/>
+    </w:lvlOverride>
+    <w:lvlOverride w:ilvl="8">
+      <w:startOverride w:val="1"/>
+    </w:lvlOverride>
+  </w:num>
+  <w:num w:numId="27" w16cid:durableId="636759988">
+    <w:abstractNumId w:val="4"/>
+  </w:num>
+  <w:num w:numId="28" w16cid:durableId="1657228000">
+    <w:abstractNumId w:val="29"/>
+    <w:lvlOverride w:ilvl="0">
+      <w:startOverride w:val="1"/>
+    </w:lvlOverride>
+    <w:lvlOverride w:ilvl="1">
+      <w:startOverride w:val="1"/>
+    </w:lvlOverride>
+    <w:lvlOverride w:ilvl="2">
+      <w:startOverride w:val="1"/>
+    </w:lvlOverride>
+    <w:lvlOverride w:ilvl="3">
+      <w:startOverride w:val="1"/>
+    </w:lvlOverride>
+    <w:lvlOverride w:ilvl="4">
+      <w:startOverride w:val="1"/>
+    </w:lvlOverride>
+    <w:lvlOverride w:ilvl="5">
+      <w:startOverride w:val="1"/>
+    </w:lvlOverride>
+    <w:lvlOverride w:ilvl="6">
+      <w:startOverride w:val="1"/>
+    </w:lvlOverride>
+    <w:lvlOverride w:ilvl="7">
+      <w:startOverride w:val="1"/>
+    </w:lvlOverride>
+    <w:lvlOverride w:ilvl="8">
+      <w:startOverride w:val="1"/>
+    </w:lvlOverride>
+  </w:num>
+  <w:num w:numId="29" w16cid:durableId="445583891">
+    <w:abstractNumId w:val="15"/>
+    <w:lvlOverride w:ilvl="0">
+      <w:startOverride w:val="1"/>
+    </w:lvlOverride>
+    <w:lvlOverride w:ilvl="1">
+      <w:startOverride w:val="1"/>
+    </w:lvlOverride>
+    <w:lvlOverride w:ilvl="2">
+      <w:startOverride w:val="1"/>
+    </w:lvlOverride>
+    <w:lvlOverride w:ilvl="3">
+      <w:startOverride w:val="1"/>
+    </w:lvlOverride>
+    <w:lvlOverride w:ilvl="4">
+      <w:startOverride w:val="1"/>
+    </w:lvlOverride>
+    <w:lvlOverride w:ilvl="5">
+      <w:startOverride w:val="1"/>
+    </w:lvlOverride>
+    <w:lvlOverride w:ilvl="6">
+      <w:startOverride w:val="1"/>
+    </w:lvlOverride>
+    <w:lvlOverride w:ilvl="7">
+      <w:startOverride w:val="1"/>
+    </w:lvlOverride>
+    <w:lvlOverride w:ilvl="8">
+      <w:startOverride w:val="1"/>
+    </w:lvlOverride>
+  </w:num>
+  <w:num w:numId="30" w16cid:durableId="124662538">
+    <w:abstractNumId w:val="36"/>
+    <w:lvlOverride w:ilvl="0">
+      <w:startOverride w:val="1"/>
+    </w:lvlOverride>
+    <w:lvlOverride w:ilvl="1">
+      <w:startOverride w:val="1"/>
+    </w:lvlOverride>
+    <w:lvlOverride w:ilvl="2">
+      <w:startOverride w:val="1"/>
+    </w:lvlOverride>
+    <w:lvlOverride w:ilvl="3">
+      <w:startOverride w:val="1"/>
+    </w:lvlOverride>
+    <w:lvlOverride w:ilvl="4">
+      <w:startOverride w:val="1"/>
+    </w:lvlOverride>
+    <w:lvlOverride w:ilvl="5">
+      <w:startOverride w:val="1"/>
+    </w:lvlOverride>
+    <w:lvlOverride w:ilvl="6">
+      <w:startOverride w:val="1"/>
+    </w:lvlOverride>
+    <w:lvlOverride w:ilvl="7">
+      <w:startOverride w:val="1"/>
+    </w:lvlOverride>
+    <w:lvlOverride w:ilvl="8">
+      <w:startOverride w:val="1"/>
+    </w:lvlOverride>
+  </w:num>
+  <w:num w:numId="31" w16cid:durableId="1546143369">
+    <w:abstractNumId w:val="9"/>
+    <w:lvlOverride w:ilvl="0">
+      <w:startOverride w:val="1"/>
+    </w:lvlOverride>
+    <w:lvlOverride w:ilvl="1">
+      <w:startOverride w:val="1"/>
+    </w:lvlOverride>
+    <w:lvlOverride w:ilvl="2">
+      <w:startOverride w:val="1"/>
+    </w:lvlOverride>
+    <w:lvlOverride w:ilvl="3">
+      <w:startOverride w:val="1"/>
+    </w:lvlOverride>
+    <w:lvlOverride w:ilvl="4">
+      <w:startOverride w:val="1"/>
+    </w:lvlOverride>
+    <w:lvlOverride w:ilvl="5">
+      <w:startOverride w:val="1"/>
+    </w:lvlOverride>
+    <w:lvlOverride w:ilvl="6">
+      <w:startOverride w:val="1"/>
+    </w:lvlOverride>
+    <w:lvlOverride w:ilvl="7">
+      <w:startOverride w:val="1"/>
+    </w:lvlOverride>
+    <w:lvlOverride w:ilvl="8">
+      <w:startOverride w:val="1"/>
+    </w:lvlOverride>
+  </w:num>
+  <w:num w:numId="32" w16cid:durableId="1653366281">
+    <w:abstractNumId w:val="33"/>
+    <w:lvlOverride w:ilvl="0">
+      <w:startOverride w:val="1"/>
+    </w:lvlOverride>
+    <w:lvlOverride w:ilvl="1">
+      <w:startOverride w:val="1"/>
+    </w:lvlOverride>
+    <w:lvlOverride w:ilvl="2">
+      <w:startOverride w:val="1"/>
+    </w:lvlOverride>
+    <w:lvlOverride w:ilvl="3">
+      <w:startOverride w:val="1"/>
+    </w:lvlOverride>
+    <w:lvlOverride w:ilvl="4">
+      <w:startOverride w:val="1"/>
+    </w:lvlOverride>
+    <w:lvlOverride w:ilvl="5">
+      <w:startOverride w:val="1"/>
+    </w:lvlOverride>
+    <w:lvlOverride w:ilvl="6">
+      <w:startOverride w:val="1"/>
+    </w:lvlOverride>
+    <w:lvlOverride w:ilvl="7">
+      <w:startOverride w:val="1"/>
+    </w:lvlOverride>
+    <w:lvlOverride w:ilvl="8">
+      <w:startOverride w:val="1"/>
+    </w:lvlOverride>
+  </w:num>
+  <w:num w:numId="33" w16cid:durableId="1455557939">
+    <w:abstractNumId w:val="2"/>
+  </w:num>
+  <w:num w:numId="34" w16cid:durableId="1949041706">
     <w:abstractNumId w:val="16"/>
   </w:num>
-  <w:num w:numId="24" w16cid:durableId="531498796">
-    <w:abstractNumId w:val="18"/>
+  <w:num w:numId="35" w16cid:durableId="1457792100">
+    <w:abstractNumId w:val="17"/>
   </w:num>
-  <w:num w:numId="25" w16cid:durableId="1822457380">
-    <w:abstractNumId w:val="2"/>
+  <w:num w:numId="36" w16cid:durableId="2123723453">
+    <w:abstractNumId w:val="39"/>
+  </w:num>
+  <w:num w:numId="37" w16cid:durableId="1153523741">
+    <w:abstractNumId w:val="27"/>
+  </w:num>
+  <w:num w:numId="38" w16cid:durableId="526874305">
+    <w:abstractNumId w:val="23"/>
+  </w:num>
+  <w:num w:numId="39" w16cid:durableId="2034720850">
+    <w:abstractNumId w:val="26"/>
+  </w:num>
+  <w:num w:numId="40" w16cid:durableId="616181617">
+    <w:abstractNumId w:val="30"/>
   </w:num>
 </w:numbering>
 </file>
